--- a/app/report/templates/analysis_report_template.docx
+++ b/app/report/templates/analysis_report_template.docx
@@ -7,120 +7,1276 @@
         <w:pStyle w:val="Heading1"/>
       </w:pPr>
       <w:r>
-        <w:t>多边形障碍物分析报告</w:t>
+        <w:t>{{ projectName }}标准符合性分析结果</w:t>
       </w:r>
     </w:p>
     <w:p>
       <w:r>
-        <w:t>分析任务编号: {{ analysisTaskId }}</w:t>
+        <w:t>本系统依据的标准为{{ standardsUsed }}。</w:t>
       </w:r>
     </w:p>
     <w:p>
       <w:r>
-        <w:t>导入任务编号: {{ importTaskId }}</w:t>
+        <w:t>就新建障碍物对{{ airportName }}设备（{{ stationNames }}）的场地保护标准的符合性情况进行分析。</w:t>
       </w:r>
     </w:p>
     <w:p>
       <w:r>
-        <w:t>生成时间: {{ generatedAt }}</w:t>
+        <w:t>注：报告判断原则：</w:t>
       </w:r>
     </w:p>
     <w:p>
       <w:r>
-        <w:t>障碍物数量: {{ obstacleCount }}</w:t>
+        <w:t>1、本报告第二段所列举的台站均参与了系统分析，其中障碍物位于电磁环境保护区域内的才出具是否满足的结论，否则不出具结论；</w:t>
       </w:r>
     </w:p>
     <w:p>
       <w:r>
-        <w:t>结论摘要: {{ summary }}</w:t>
+        <w:t>2、航向信标台建筑物限制区只分析障碍物是否超出区域限高，不区分位于飞行区内外，建议根据分析结论判断是否开展计算机仿真工作；</w:t>
+      </w:r>
+    </w:p>
+    <w:p>
+      <w:r>
+        <w:t>3、针对标准中未规定场地保护区最大范围的台站，默认按20海里进行分析，可在系统中进行更改；</w:t>
+      </w:r>
+    </w:p>
+    <w:p>
+      <w:r>
+        <w:t>详情见用户手册附件。</w:t>
       </w:r>
     </w:p>
     <w:p>
       <w:pPr>
-        <w:pStyle w:val="Heading2"/>
+        <w:pStyle w:val="Heading1"/>
       </w:pPr>
       <w:r>
-        <w:t>选中目标</w:t>
-      </w:r>
-    </w:p>
-    <w:p>
-      <w:r>
-        <w:t>{% for t in selectedTargets %}</w:t>
-      </w:r>
-    </w:p>
-    <w:p>
-      <w:r>
-        <w:t>· {{ t.name }} ({{ t.category }})</w:t>
-      </w:r>
-    </w:p>
-    <w:p>
-      <w:r>
-        <w:t>{% else %}无</w:t>
-      </w:r>
-    </w:p>
-    <w:p>
-      <w:r>
-        <w:t>{% endfor %}</w:t>
+        <w:t>一、最终分析结论：</w:t>
       </w:r>
     </w:p>
     <w:p>
       <w:pPr>
-        <w:pStyle w:val="Heading2"/>
+        <w:pStyle w:val="Heading1"/>
       </w:pPr>
       <w:r>
-        <w:t>规则结果与标准依据</w:t>
+        <w:t>1、位于机场电磁环境保护区的情况:{{ electromagneticZoneResult }}</w:t>
       </w:r>
     </w:p>
     <w:p>
+      <w:pPr>
+        <w:pStyle w:val="Heading1"/>
+      </w:pPr>
       <w:r>
-        <w:t>{% for r in ruleResults %}</w:t>
+        <w:t>2、台站标准符合性情况:{{ summary }}</w:t>
       </w:r>
     </w:p>
     <w:p>
+      <w:pPr>
+        <w:pStyle w:val="Heading1"/>
+      </w:pPr>
       <w:r>
-        <w:t>台站/障碍物/规则: {{ r.stationName }} / {{ r.obstacleName }} / {{ r.ruleName }}</w:t>
+        <w:t>二、标准分析详情：</w:t>
       </w:r>
     </w:p>
     <w:p>
+      <w:pPr>
+        <w:pStyle w:val="Heading1"/>
+      </w:pPr>
       <w:r>
-        <w:t>是否满足: {{ "满足" if r.isCompliant else "不满足" }}</w:t>
+        <w:t>1、建设项目的台站限制高度要求如下：</w:t>
       </w:r>
     </w:p>
+    <w:tbl>
+      <w:tblPr>
+        <w:tblStyle w:val="TableGrid"/>
+        <w:tblW w:type="auto" w:w="0"/>
+        <w:jc w:val="center"/>
+        <w:tblLook w:firstColumn="1" w:firstRow="1" w:lastColumn="0" w:lastRow="0" w:noHBand="0" w:noVBand="1" w:val="04A0"/>
+      </w:tblPr>
+      <w:tblGrid>
+        <w:gridCol w:w="785"/>
+        <w:gridCol w:w="785"/>
+        <w:gridCol w:w="785"/>
+        <w:gridCol w:w="785"/>
+        <w:gridCol w:w="785"/>
+        <w:gridCol w:w="785"/>
+        <w:gridCol w:w="785"/>
+        <w:gridCol w:w="785"/>
+        <w:gridCol w:w="785"/>
+        <w:gridCol w:w="785"/>
+        <w:gridCol w:w="785"/>
+      </w:tblGrid>
+      <w:tr>
+        <w:tc>
+          <w:tcPr>
+            <w:tcW w:type="dxa" w:w="785"/>
+          </w:tcPr>
+          <w:p>
+            <w:r>
+              <w:rPr>
+                <w:b/>
+                <w:sz w:val="18"/>
+              </w:rPr>
+              <w:t>障碍物名称</w:t>
+            </w:r>
+          </w:p>
+        </w:tc>
+        <w:tc>
+          <w:tcPr>
+            <w:tcW w:type="dxa" w:w="785"/>
+          </w:tcPr>
+          <w:p>
+            <w:r>
+              <w:rPr>
+                <w:b/>
+                <w:sz w:val="18"/>
+              </w:rPr>
+              <w:t>障碍物类型</w:t>
+            </w:r>
+          </w:p>
+        </w:tc>
+        <w:tc>
+          <w:tcPr>
+            <w:tcW w:type="dxa" w:w="785"/>
+          </w:tcPr>
+          <w:p>
+            <w:r>
+              <w:rPr>
+                <w:b/>
+                <w:sz w:val="18"/>
+              </w:rPr>
+              <w:t>影响台站</w:t>
+            </w:r>
+          </w:p>
+        </w:tc>
+        <w:tc>
+          <w:tcPr>
+            <w:tcW w:type="dxa" w:w="785"/>
+          </w:tcPr>
+          <w:p>
+            <w:r>
+              <w:rPr>
+                <w:b/>
+                <w:sz w:val="18"/>
+              </w:rPr>
+              <w:t>相对台站位置</w:t>
+            </w:r>
+          </w:p>
+        </w:tc>
+        <w:tc>
+          <w:tcPr>
+            <w:tcW w:type="dxa" w:w="785"/>
+          </w:tcPr>
+          <w:p>
+            <w:r>
+              <w:rPr>
+                <w:b/>
+                <w:sz w:val="18"/>
+              </w:rPr>
+              <w:t>标准名称</w:t>
+            </w:r>
+          </w:p>
+        </w:tc>
+        <w:tc>
+          <w:tcPr>
+            <w:tcW w:type="dxa" w:w="785"/>
+          </w:tcPr>
+          <w:p>
+            <w:r>
+              <w:rPr>
+                <w:b/>
+                <w:sz w:val="18"/>
+              </w:rPr>
+              <w:t>标准条款规定</w:t>
+            </w:r>
+          </w:p>
+        </w:tc>
+        <w:tc>
+          <w:tcPr>
+            <w:tcW w:type="dxa" w:w="785"/>
+          </w:tcPr>
+          <w:p>
+            <w:r>
+              <w:rPr>
+                <w:b/>
+                <w:sz w:val="18"/>
+              </w:rPr>
+              <w:t>分析详情</w:t>
+            </w:r>
+          </w:p>
+        </w:tc>
+        <w:tc>
+          <w:tcPr>
+            <w:tcW w:type="dxa" w:w="785"/>
+          </w:tcPr>
+          <w:p>
+            <w:r>
+              <w:rPr>
+                <w:b/>
+                <w:sz w:val="18"/>
+              </w:rPr>
+              <w:t>限高（米）</w:t>
+            </w:r>
+          </w:p>
+        </w:tc>
+        <w:tc>
+          <w:tcPr>
+            <w:tcW w:type="dxa" w:w="785"/>
+          </w:tcPr>
+          <w:p>
+            <w:r>
+              <w:rPr>
+                <w:b/>
+                <w:sz w:val="18"/>
+              </w:rPr>
+              <w:t>是否满足标准限高</w:t>
+            </w:r>
+          </w:p>
+        </w:tc>
+        <w:tc>
+          <w:tcPr>
+            <w:tcW w:type="dxa" w:w="785"/>
+          </w:tcPr>
+          <w:p>
+            <w:r>
+              <w:rPr>
+                <w:b/>
+                <w:sz w:val="18"/>
+              </w:rPr>
+              <w:t>超高（米）</w:t>
+            </w:r>
+          </w:p>
+        </w:tc>
+        <w:tc>
+          <w:tcPr>
+            <w:tcW w:type="dxa" w:w="785"/>
+          </w:tcPr>
+          <w:p>
+            <w:r>
+              <w:rPr>
+                <w:b/>
+                <w:sz w:val="18"/>
+              </w:rPr>
+              <w:t>最终超高（米）</w:t>
+            </w:r>
+          </w:p>
+        </w:tc>
+      </w:tr>
+      <w:tr>
+        <w:tc>
+          <w:tcPr>
+            <w:tcW w:type="dxa" w:w="785"/>
+          </w:tcPr>
+          <w:p>
+            <w:r>
+              <w:rPr>
+                <w:sz w:val="18"/>
+              </w:rPr>
+              <w:t>{%tr for row in nonCompliantRows %}</w:t>
+            </w:r>
+          </w:p>
+        </w:tc>
+        <w:tc>
+          <w:tcPr>
+            <w:tcW w:type="dxa" w:w="785"/>
+          </w:tcPr>
+          <w:p>
+            <w:r>
+              <w:rPr>
+                <w:sz w:val="18"/>
+              </w:rPr>
+            </w:r>
+          </w:p>
+        </w:tc>
+        <w:tc>
+          <w:tcPr>
+            <w:tcW w:type="dxa" w:w="785"/>
+          </w:tcPr>
+          <w:p>
+            <w:r>
+              <w:rPr>
+                <w:sz w:val="18"/>
+              </w:rPr>
+            </w:r>
+          </w:p>
+        </w:tc>
+        <w:tc>
+          <w:tcPr>
+            <w:tcW w:type="dxa" w:w="785"/>
+          </w:tcPr>
+          <w:p>
+            <w:r>
+              <w:rPr>
+                <w:sz w:val="18"/>
+              </w:rPr>
+            </w:r>
+          </w:p>
+        </w:tc>
+        <w:tc>
+          <w:tcPr>
+            <w:tcW w:type="dxa" w:w="785"/>
+          </w:tcPr>
+          <w:p>
+            <w:r>
+              <w:rPr>
+                <w:sz w:val="18"/>
+              </w:rPr>
+            </w:r>
+          </w:p>
+        </w:tc>
+        <w:tc>
+          <w:tcPr>
+            <w:tcW w:type="dxa" w:w="785"/>
+          </w:tcPr>
+          <w:p>
+            <w:r>
+              <w:rPr>
+                <w:sz w:val="18"/>
+              </w:rPr>
+            </w:r>
+          </w:p>
+        </w:tc>
+        <w:tc>
+          <w:tcPr>
+            <w:tcW w:type="dxa" w:w="785"/>
+          </w:tcPr>
+          <w:p>
+            <w:r>
+              <w:rPr>
+                <w:sz w:val="18"/>
+              </w:rPr>
+            </w:r>
+          </w:p>
+        </w:tc>
+        <w:tc>
+          <w:tcPr>
+            <w:tcW w:type="dxa" w:w="785"/>
+          </w:tcPr>
+          <w:p>
+            <w:r>
+              <w:rPr>
+                <w:sz w:val="18"/>
+              </w:rPr>
+            </w:r>
+          </w:p>
+        </w:tc>
+        <w:tc>
+          <w:tcPr>
+            <w:tcW w:type="dxa" w:w="785"/>
+          </w:tcPr>
+          <w:p>
+            <w:r>
+              <w:rPr>
+                <w:sz w:val="18"/>
+              </w:rPr>
+            </w:r>
+          </w:p>
+        </w:tc>
+        <w:tc>
+          <w:tcPr>
+            <w:tcW w:type="dxa" w:w="785"/>
+          </w:tcPr>
+          <w:p>
+            <w:r>
+              <w:rPr>
+                <w:sz w:val="18"/>
+              </w:rPr>
+            </w:r>
+          </w:p>
+        </w:tc>
+        <w:tc>
+          <w:tcPr>
+            <w:tcW w:type="dxa" w:w="785"/>
+          </w:tcPr>
+          <w:p>
+            <w:r>
+              <w:rPr>
+                <w:sz w:val="18"/>
+              </w:rPr>
+            </w:r>
+          </w:p>
+        </w:tc>
+      </w:tr>
+      <w:tr>
+        <w:tc>
+          <w:tcPr>
+            <w:tcW w:type="dxa" w:w="785"/>
+          </w:tcPr>
+          <w:p>
+            <w:r>
+              <w:rPr>
+                <w:sz w:val="18"/>
+              </w:rPr>
+              <w:t>{{ row.obstacleName }}</w:t>
+            </w:r>
+          </w:p>
+        </w:tc>
+        <w:tc>
+          <w:tcPr>
+            <w:tcW w:type="dxa" w:w="785"/>
+          </w:tcPr>
+          <w:p>
+            <w:r>
+              <w:rPr>
+                <w:sz w:val="18"/>
+              </w:rPr>
+              <w:t>{{ row.obstacleType }}</w:t>
+            </w:r>
+          </w:p>
+        </w:tc>
+        <w:tc>
+          <w:tcPr>
+            <w:tcW w:type="dxa" w:w="785"/>
+          </w:tcPr>
+          <w:p>
+            <w:r>
+              <w:rPr>
+                <w:sz w:val="18"/>
+              </w:rPr>
+              <w:t>{{ row.stationName }}</w:t>
+            </w:r>
+          </w:p>
+        </w:tc>
+        <w:tc>
+          <w:tcPr>
+            <w:tcW w:type="dxa" w:w="785"/>
+          </w:tcPr>
+          <w:p>
+            <w:r>
+              <w:rPr>
+                <w:sz w:val="18"/>
+              </w:rPr>
+              <w:t>{{ row.relativePosition }}</w:t>
+            </w:r>
+          </w:p>
+        </w:tc>
+        <w:tc>
+          <w:tcPr>
+            <w:tcW w:type="dxa" w:w="785"/>
+          </w:tcPr>
+          <w:p>
+            <w:r>
+              <w:rPr>
+                <w:sz w:val="18"/>
+              </w:rPr>
+              <w:t>{{ row.standardName }}</w:t>
+            </w:r>
+          </w:p>
+        </w:tc>
+        <w:tc>
+          <w:tcPr>
+            <w:tcW w:type="dxa" w:w="785"/>
+          </w:tcPr>
+          <w:p>
+            <w:r>
+              <w:rPr>
+                <w:sz w:val="18"/>
+              </w:rPr>
+              <w:t>{{ row.standardClause }}</w:t>
+            </w:r>
+          </w:p>
+        </w:tc>
+        <w:tc>
+          <w:tcPr>
+            <w:tcW w:type="dxa" w:w="785"/>
+          </w:tcPr>
+          <w:p>
+            <w:r>
+              <w:rPr>
+                <w:sz w:val="18"/>
+              </w:rPr>
+              <w:t>{{ row.analysisDetail }}</w:t>
+            </w:r>
+          </w:p>
+        </w:tc>
+        <w:tc>
+          <w:tcPr>
+            <w:tcW w:type="dxa" w:w="785"/>
+          </w:tcPr>
+          <w:p>
+            <w:r>
+              <w:rPr>
+                <w:sz w:val="18"/>
+              </w:rPr>
+              <w:t>{{ row.heightLimit }}</w:t>
+            </w:r>
+          </w:p>
+        </w:tc>
+        <w:tc>
+          <w:tcPr>
+            <w:tcW w:type="dxa" w:w="785"/>
+          </w:tcPr>
+          <w:p>
+            <w:r>
+              <w:rPr>
+                <w:sz w:val="18"/>
+              </w:rPr>
+              <w:t>{{ row.isCompliant }}</w:t>
+            </w:r>
+          </w:p>
+        </w:tc>
+        <w:tc>
+          <w:tcPr>
+            <w:tcW w:type="dxa" w:w="785"/>
+          </w:tcPr>
+          <w:p>
+            <w:r>
+              <w:rPr>
+                <w:sz w:val="18"/>
+              </w:rPr>
+              <w:t>{{ row.overHeight }}</w:t>
+            </w:r>
+          </w:p>
+        </w:tc>
+        <w:tc>
+          <w:tcPr>
+            <w:tcW w:type="dxa" w:w="785"/>
+          </w:tcPr>
+          <w:p>
+            <w:r>
+              <w:rPr>
+                <w:sz w:val="18"/>
+              </w:rPr>
+              <w:t>{{ row.finalOverHeight }}</w:t>
+            </w:r>
+          </w:p>
+        </w:tc>
+      </w:tr>
+      <w:tr>
+        <w:tc>
+          <w:tcPr>
+            <w:tcW w:type="dxa" w:w="785"/>
+          </w:tcPr>
+          <w:p>
+            <w:r>
+              <w:rPr>
+                <w:sz w:val="18"/>
+              </w:rPr>
+              <w:t>{%tr endfor %}</w:t>
+            </w:r>
+          </w:p>
+        </w:tc>
+        <w:tc>
+          <w:tcPr>
+            <w:tcW w:type="dxa" w:w="785"/>
+          </w:tcPr>
+          <w:p>
+            <w:r>
+              <w:rPr>
+                <w:sz w:val="18"/>
+              </w:rPr>
+            </w:r>
+          </w:p>
+        </w:tc>
+        <w:tc>
+          <w:tcPr>
+            <w:tcW w:type="dxa" w:w="785"/>
+          </w:tcPr>
+          <w:p>
+            <w:r>
+              <w:rPr>
+                <w:sz w:val="18"/>
+              </w:rPr>
+            </w:r>
+          </w:p>
+        </w:tc>
+        <w:tc>
+          <w:tcPr>
+            <w:tcW w:type="dxa" w:w="785"/>
+          </w:tcPr>
+          <w:p>
+            <w:r>
+              <w:rPr>
+                <w:sz w:val="18"/>
+              </w:rPr>
+            </w:r>
+          </w:p>
+        </w:tc>
+        <w:tc>
+          <w:tcPr>
+            <w:tcW w:type="dxa" w:w="785"/>
+          </w:tcPr>
+          <w:p>
+            <w:r>
+              <w:rPr>
+                <w:sz w:val="18"/>
+              </w:rPr>
+            </w:r>
+          </w:p>
+        </w:tc>
+        <w:tc>
+          <w:tcPr>
+            <w:tcW w:type="dxa" w:w="785"/>
+          </w:tcPr>
+          <w:p>
+            <w:r>
+              <w:rPr>
+                <w:sz w:val="18"/>
+              </w:rPr>
+            </w:r>
+          </w:p>
+        </w:tc>
+        <w:tc>
+          <w:tcPr>
+            <w:tcW w:type="dxa" w:w="785"/>
+          </w:tcPr>
+          <w:p>
+            <w:r>
+              <w:rPr>
+                <w:sz w:val="18"/>
+              </w:rPr>
+            </w:r>
+          </w:p>
+        </w:tc>
+        <w:tc>
+          <w:tcPr>
+            <w:tcW w:type="dxa" w:w="785"/>
+          </w:tcPr>
+          <w:p>
+            <w:r>
+              <w:rPr>
+                <w:sz w:val="18"/>
+              </w:rPr>
+            </w:r>
+          </w:p>
+        </w:tc>
+        <w:tc>
+          <w:tcPr>
+            <w:tcW w:type="dxa" w:w="785"/>
+          </w:tcPr>
+          <w:p>
+            <w:r>
+              <w:rPr>
+                <w:sz w:val="18"/>
+              </w:rPr>
+            </w:r>
+          </w:p>
+        </w:tc>
+        <w:tc>
+          <w:tcPr>
+            <w:tcW w:type="dxa" w:w="785"/>
+          </w:tcPr>
+          <w:p>
+            <w:r>
+              <w:rPr>
+                <w:sz w:val="18"/>
+              </w:rPr>
+            </w:r>
+          </w:p>
+        </w:tc>
+        <w:tc>
+          <w:tcPr>
+            <w:tcW w:type="dxa" w:w="785"/>
+          </w:tcPr>
+          <w:p>
+            <w:r>
+              <w:rPr>
+                <w:sz w:val="18"/>
+              </w:rPr>
+            </w:r>
+          </w:p>
+        </w:tc>
+      </w:tr>
+    </w:tbl>
     <w:p>
+      <w:pPr>
+        <w:pStyle w:val="Heading1"/>
+      </w:pPr>
       <w:r>
-        <w:t>判定说明: {{ r.message }}</w:t>
+        <w:t>2、建设项目满足以下台站的标准要求,分析结果如下表所示：</w:t>
       </w:r>
     </w:p>
-    <w:p>
-      <w:r>
-        <w:t>{% if r.details %}详细说明: {{ r.details }}{% endif %}</w:t>
-      </w:r>
-    </w:p>
-    <w:p>
-      <w:r>
-        <w:t>{% if r.metrics %}指标: {% if r.metrics.actualDistance is not none %}实际距离: {{ r.metrics.actualDistance }}{% endif %}{% if r.metrics.overDistance is not none %} / 超出距离: {{ r.metrics.overDistance }}{% endif %}{% if r.metrics.allowedHeight is not none %} / 允许高度: {{ r.metrics.allowedHeight }}{% endif %}{% endif %}</w:t>
-      </w:r>
-    </w:p>
-    <w:p>
-      <w:r>
-        <w:t>国标条文: {% for s in r.standards.gb %}{{ s.code }}: {{ s.text }} ({{ '满足' if s.isCompliant else '不满足' }}){% else %}无{% endfor %}</w:t>
-      </w:r>
-    </w:p>
-    <w:p>
-      <w:r>
-        <w:t>行标条文: {% for s in r.standards.mh %}{{ s.code }}: {{ s.text }} ({{ '满足' if s.isCompliant else '不满足' }}){% else %}无{% endfor %}</w:t>
-      </w:r>
-    </w:p>
-    <w:p>
-      <w:r>
-        <w:t>{% else %}无</w:t>
-      </w:r>
-    </w:p>
-    <w:p>
-      <w:r>
-        <w:t>{% endfor %}</w:t>
-      </w:r>
-    </w:p>
+    <w:tbl>
+      <w:tblPr>
+        <w:tblStyle w:val="TableGrid"/>
+        <w:tblW w:type="auto" w:w="0"/>
+        <w:jc w:val="center"/>
+        <w:tblLook w:firstColumn="1" w:firstRow="1" w:lastColumn="0" w:lastRow="0" w:noHBand="0" w:noVBand="1" w:val="04A0"/>
+      </w:tblPr>
+      <w:tblGrid>
+        <w:gridCol w:w="785"/>
+        <w:gridCol w:w="785"/>
+        <w:gridCol w:w="785"/>
+        <w:gridCol w:w="785"/>
+        <w:gridCol w:w="785"/>
+        <w:gridCol w:w="785"/>
+        <w:gridCol w:w="785"/>
+        <w:gridCol w:w="785"/>
+        <w:gridCol w:w="785"/>
+        <w:gridCol w:w="785"/>
+        <w:gridCol w:w="785"/>
+      </w:tblGrid>
+      <w:tr>
+        <w:tc>
+          <w:tcPr>
+            <w:tcW w:type="dxa" w:w="785"/>
+          </w:tcPr>
+          <w:p>
+            <w:r>
+              <w:rPr>
+                <w:b/>
+                <w:sz w:val="18"/>
+              </w:rPr>
+              <w:t>障碍物名称</w:t>
+            </w:r>
+          </w:p>
+        </w:tc>
+        <w:tc>
+          <w:tcPr>
+            <w:tcW w:type="dxa" w:w="785"/>
+          </w:tcPr>
+          <w:p>
+            <w:r>
+              <w:rPr>
+                <w:b/>
+                <w:sz w:val="18"/>
+              </w:rPr>
+              <w:t>障碍物类型</w:t>
+            </w:r>
+          </w:p>
+        </w:tc>
+        <w:tc>
+          <w:tcPr>
+            <w:tcW w:type="dxa" w:w="785"/>
+          </w:tcPr>
+          <w:p>
+            <w:r>
+              <w:rPr>
+                <w:b/>
+                <w:sz w:val="18"/>
+              </w:rPr>
+              <w:t>影响台站</w:t>
+            </w:r>
+          </w:p>
+        </w:tc>
+        <w:tc>
+          <w:tcPr>
+            <w:tcW w:type="dxa" w:w="785"/>
+          </w:tcPr>
+          <w:p>
+            <w:r>
+              <w:rPr>
+                <w:b/>
+                <w:sz w:val="18"/>
+              </w:rPr>
+              <w:t>相对台站位置</w:t>
+            </w:r>
+          </w:p>
+        </w:tc>
+        <w:tc>
+          <w:tcPr>
+            <w:tcW w:type="dxa" w:w="785"/>
+          </w:tcPr>
+          <w:p>
+            <w:r>
+              <w:rPr>
+                <w:b/>
+                <w:sz w:val="18"/>
+              </w:rPr>
+              <w:t>标准名称</w:t>
+            </w:r>
+          </w:p>
+        </w:tc>
+        <w:tc>
+          <w:tcPr>
+            <w:tcW w:type="dxa" w:w="785"/>
+          </w:tcPr>
+          <w:p>
+            <w:r>
+              <w:rPr>
+                <w:b/>
+                <w:sz w:val="18"/>
+              </w:rPr>
+              <w:t>标准条款规定</w:t>
+            </w:r>
+          </w:p>
+        </w:tc>
+        <w:tc>
+          <w:tcPr>
+            <w:tcW w:type="dxa" w:w="785"/>
+          </w:tcPr>
+          <w:p>
+            <w:r>
+              <w:rPr>
+                <w:b/>
+                <w:sz w:val="18"/>
+              </w:rPr>
+              <w:t>分析详情</w:t>
+            </w:r>
+          </w:p>
+        </w:tc>
+        <w:tc>
+          <w:tcPr>
+            <w:tcW w:type="dxa" w:w="785"/>
+          </w:tcPr>
+          <w:p>
+            <w:r>
+              <w:rPr>
+                <w:b/>
+                <w:sz w:val="18"/>
+              </w:rPr>
+              <w:t>限高（米）</w:t>
+            </w:r>
+          </w:p>
+        </w:tc>
+        <w:tc>
+          <w:tcPr>
+            <w:tcW w:type="dxa" w:w="785"/>
+          </w:tcPr>
+          <w:p>
+            <w:r>
+              <w:rPr>
+                <w:b/>
+                <w:sz w:val="18"/>
+              </w:rPr>
+              <w:t>是否满足标准限高</w:t>
+            </w:r>
+          </w:p>
+        </w:tc>
+        <w:tc>
+          <w:tcPr>
+            <w:tcW w:type="dxa" w:w="785"/>
+          </w:tcPr>
+          <w:p>
+            <w:r>
+              <w:rPr>
+                <w:b/>
+                <w:sz w:val="18"/>
+              </w:rPr>
+              <w:t>超高（米）</w:t>
+            </w:r>
+          </w:p>
+        </w:tc>
+        <w:tc>
+          <w:tcPr>
+            <w:tcW w:type="dxa" w:w="785"/>
+          </w:tcPr>
+          <w:p>
+            <w:r>
+              <w:rPr>
+                <w:b/>
+                <w:sz w:val="18"/>
+              </w:rPr>
+              <w:t>最终超高（米）</w:t>
+            </w:r>
+          </w:p>
+        </w:tc>
+      </w:tr>
+      <w:tr>
+        <w:tc>
+          <w:tcPr>
+            <w:tcW w:type="dxa" w:w="785"/>
+          </w:tcPr>
+          <w:p>
+            <w:r>
+              <w:rPr>
+                <w:sz w:val="18"/>
+              </w:rPr>
+              <w:t>{%tr for row in compliantRows %}</w:t>
+            </w:r>
+          </w:p>
+        </w:tc>
+        <w:tc>
+          <w:tcPr>
+            <w:tcW w:type="dxa" w:w="785"/>
+          </w:tcPr>
+          <w:p>
+            <w:r>
+              <w:rPr>
+                <w:sz w:val="18"/>
+              </w:rPr>
+            </w:r>
+          </w:p>
+        </w:tc>
+        <w:tc>
+          <w:tcPr>
+            <w:tcW w:type="dxa" w:w="785"/>
+          </w:tcPr>
+          <w:p>
+            <w:r>
+              <w:rPr>
+                <w:sz w:val="18"/>
+              </w:rPr>
+            </w:r>
+          </w:p>
+        </w:tc>
+        <w:tc>
+          <w:tcPr>
+            <w:tcW w:type="dxa" w:w="785"/>
+          </w:tcPr>
+          <w:p>
+            <w:r>
+              <w:rPr>
+                <w:sz w:val="18"/>
+              </w:rPr>
+            </w:r>
+          </w:p>
+        </w:tc>
+        <w:tc>
+          <w:tcPr>
+            <w:tcW w:type="dxa" w:w="785"/>
+          </w:tcPr>
+          <w:p>
+            <w:r>
+              <w:rPr>
+                <w:sz w:val="18"/>
+              </w:rPr>
+            </w:r>
+          </w:p>
+        </w:tc>
+        <w:tc>
+          <w:tcPr>
+            <w:tcW w:type="dxa" w:w="785"/>
+          </w:tcPr>
+          <w:p>
+            <w:r>
+              <w:rPr>
+                <w:sz w:val="18"/>
+              </w:rPr>
+            </w:r>
+          </w:p>
+        </w:tc>
+        <w:tc>
+          <w:tcPr>
+            <w:tcW w:type="dxa" w:w="785"/>
+          </w:tcPr>
+          <w:p>
+            <w:r>
+              <w:rPr>
+                <w:sz w:val="18"/>
+              </w:rPr>
+            </w:r>
+          </w:p>
+        </w:tc>
+        <w:tc>
+          <w:tcPr>
+            <w:tcW w:type="dxa" w:w="785"/>
+          </w:tcPr>
+          <w:p>
+            <w:r>
+              <w:rPr>
+                <w:sz w:val="18"/>
+              </w:rPr>
+            </w:r>
+          </w:p>
+        </w:tc>
+        <w:tc>
+          <w:tcPr>
+            <w:tcW w:type="dxa" w:w="785"/>
+          </w:tcPr>
+          <w:p>
+            <w:r>
+              <w:rPr>
+                <w:sz w:val="18"/>
+              </w:rPr>
+            </w:r>
+          </w:p>
+        </w:tc>
+        <w:tc>
+          <w:tcPr>
+            <w:tcW w:type="dxa" w:w="785"/>
+          </w:tcPr>
+          <w:p>
+            <w:r>
+              <w:rPr>
+                <w:sz w:val="18"/>
+              </w:rPr>
+            </w:r>
+          </w:p>
+        </w:tc>
+        <w:tc>
+          <w:tcPr>
+            <w:tcW w:type="dxa" w:w="785"/>
+          </w:tcPr>
+          <w:p>
+            <w:r>
+              <w:rPr>
+                <w:sz w:val="18"/>
+              </w:rPr>
+            </w:r>
+          </w:p>
+        </w:tc>
+      </w:tr>
+      <w:tr>
+        <w:tc>
+          <w:tcPr>
+            <w:tcW w:type="dxa" w:w="785"/>
+          </w:tcPr>
+          <w:p>
+            <w:r>
+              <w:rPr>
+                <w:sz w:val="18"/>
+              </w:rPr>
+              <w:t>{{ row.obstacleName }}</w:t>
+            </w:r>
+          </w:p>
+        </w:tc>
+        <w:tc>
+          <w:tcPr>
+            <w:tcW w:type="dxa" w:w="785"/>
+          </w:tcPr>
+          <w:p>
+            <w:r>
+              <w:rPr>
+                <w:sz w:val="18"/>
+              </w:rPr>
+              <w:t>{{ row.obstacleType }}</w:t>
+            </w:r>
+          </w:p>
+        </w:tc>
+        <w:tc>
+          <w:tcPr>
+            <w:tcW w:type="dxa" w:w="785"/>
+          </w:tcPr>
+          <w:p>
+            <w:r>
+              <w:rPr>
+                <w:sz w:val="18"/>
+              </w:rPr>
+              <w:t>{{ row.stationName }}</w:t>
+            </w:r>
+          </w:p>
+        </w:tc>
+        <w:tc>
+          <w:tcPr>
+            <w:tcW w:type="dxa" w:w="785"/>
+          </w:tcPr>
+          <w:p>
+            <w:r>
+              <w:rPr>
+                <w:sz w:val="18"/>
+              </w:rPr>
+              <w:t>{{ row.relativePosition }}</w:t>
+            </w:r>
+          </w:p>
+        </w:tc>
+        <w:tc>
+          <w:tcPr>
+            <w:tcW w:type="dxa" w:w="785"/>
+          </w:tcPr>
+          <w:p>
+            <w:r>
+              <w:rPr>
+                <w:sz w:val="18"/>
+              </w:rPr>
+              <w:t>{{ row.standardName }}</w:t>
+            </w:r>
+          </w:p>
+        </w:tc>
+        <w:tc>
+          <w:tcPr>
+            <w:tcW w:type="dxa" w:w="785"/>
+          </w:tcPr>
+          <w:p>
+            <w:r>
+              <w:rPr>
+                <w:sz w:val="18"/>
+              </w:rPr>
+              <w:t>{{ row.standardClause }}</w:t>
+            </w:r>
+          </w:p>
+        </w:tc>
+        <w:tc>
+          <w:tcPr>
+            <w:tcW w:type="dxa" w:w="785"/>
+          </w:tcPr>
+          <w:p>
+            <w:r>
+              <w:rPr>
+                <w:sz w:val="18"/>
+              </w:rPr>
+              <w:t>{{ row.analysisDetail }}</w:t>
+            </w:r>
+          </w:p>
+        </w:tc>
+        <w:tc>
+          <w:tcPr>
+            <w:tcW w:type="dxa" w:w="785"/>
+          </w:tcPr>
+          <w:p>
+            <w:r>
+              <w:rPr>
+                <w:sz w:val="18"/>
+              </w:rPr>
+              <w:t>{{ row.heightLimit }}</w:t>
+            </w:r>
+          </w:p>
+        </w:tc>
+        <w:tc>
+          <w:tcPr>
+            <w:tcW w:type="dxa" w:w="785"/>
+          </w:tcPr>
+          <w:p>
+            <w:r>
+              <w:rPr>
+                <w:sz w:val="18"/>
+              </w:rPr>
+              <w:t>{{ row.isCompliant }}</w:t>
+            </w:r>
+          </w:p>
+        </w:tc>
+        <w:tc>
+          <w:tcPr>
+            <w:tcW w:type="dxa" w:w="785"/>
+          </w:tcPr>
+          <w:p>
+            <w:r>
+              <w:rPr>
+                <w:sz w:val="18"/>
+              </w:rPr>
+              <w:t>{{ row.overHeight }}</w:t>
+            </w:r>
+          </w:p>
+        </w:tc>
+        <w:tc>
+          <w:tcPr>
+            <w:tcW w:type="dxa" w:w="785"/>
+          </w:tcPr>
+          <w:p>
+            <w:r>
+              <w:rPr>
+                <w:sz w:val="18"/>
+              </w:rPr>
+              <w:t>{{ row.finalOverHeight }}</w:t>
+            </w:r>
+          </w:p>
+        </w:tc>
+      </w:tr>
+      <w:tr>
+        <w:tc>
+          <w:tcPr>
+            <w:tcW w:type="dxa" w:w="785"/>
+          </w:tcPr>
+          <w:p>
+            <w:r>
+              <w:rPr>
+                <w:sz w:val="18"/>
+              </w:rPr>
+              <w:t>{%tr endfor %}</w:t>
+            </w:r>
+          </w:p>
+        </w:tc>
+        <w:tc>
+          <w:tcPr>
+            <w:tcW w:type="dxa" w:w="785"/>
+          </w:tcPr>
+          <w:p>
+            <w:r>
+              <w:rPr>
+                <w:sz w:val="18"/>
+              </w:rPr>
+            </w:r>
+          </w:p>
+        </w:tc>
+        <w:tc>
+          <w:tcPr>
+            <w:tcW w:type="dxa" w:w="785"/>
+          </w:tcPr>
+          <w:p>
+            <w:r>
+              <w:rPr>
+                <w:sz w:val="18"/>
+              </w:rPr>
+            </w:r>
+          </w:p>
+        </w:tc>
+        <w:tc>
+          <w:tcPr>
+            <w:tcW w:type="dxa" w:w="785"/>
+          </w:tcPr>
+          <w:p>
+            <w:r>
+              <w:rPr>
+                <w:sz w:val="18"/>
+              </w:rPr>
+            </w:r>
+          </w:p>
+        </w:tc>
+        <w:tc>
+          <w:tcPr>
+            <w:tcW w:type="dxa" w:w="785"/>
+          </w:tcPr>
+          <w:p>
+            <w:r>
+              <w:rPr>
+                <w:sz w:val="18"/>
+              </w:rPr>
+            </w:r>
+          </w:p>
+        </w:tc>
+        <w:tc>
+          <w:tcPr>
+            <w:tcW w:type="dxa" w:w="785"/>
+          </w:tcPr>
+          <w:p>
+            <w:r>
+              <w:rPr>
+                <w:sz w:val="18"/>
+              </w:rPr>
+            </w:r>
+          </w:p>
+        </w:tc>
+        <w:tc>
+          <w:tcPr>
+            <w:tcW w:type="dxa" w:w="785"/>
+          </w:tcPr>
+          <w:p>
+            <w:r>
+              <w:rPr>
+                <w:sz w:val="18"/>
+              </w:rPr>
+            </w:r>
+          </w:p>
+        </w:tc>
+        <w:tc>
+          <w:tcPr>
+            <w:tcW w:type="dxa" w:w="785"/>
+          </w:tcPr>
+          <w:p>
+            <w:r>
+              <w:rPr>
+                <w:sz w:val="18"/>
+              </w:rPr>
+            </w:r>
+          </w:p>
+        </w:tc>
+        <w:tc>
+          <w:tcPr>
+            <w:tcW w:type="dxa" w:w="785"/>
+          </w:tcPr>
+          <w:p>
+            <w:r>
+              <w:rPr>
+                <w:sz w:val="18"/>
+              </w:rPr>
+            </w:r>
+          </w:p>
+        </w:tc>
+        <w:tc>
+          <w:tcPr>
+            <w:tcW w:type="dxa" w:w="785"/>
+          </w:tcPr>
+          <w:p>
+            <w:r>
+              <w:rPr>
+                <w:sz w:val="18"/>
+              </w:rPr>
+            </w:r>
+          </w:p>
+        </w:tc>
+        <w:tc>
+          <w:tcPr>
+            <w:tcW w:type="dxa" w:w="785"/>
+          </w:tcPr>
+          <w:p>
+            <w:r>
+              <w:rPr>
+                <w:sz w:val="18"/>
+              </w:rPr>
+            </w:r>
+          </w:p>
+        </w:tc>
+      </w:tr>
+    </w:tbl>
     <w:sectPr>
       <w:pgSz w:w="12240" w:h="15840"/>
       <w:pgMar w:top="1440" w:right="1800" w:bottom="1440" w:left="1800" w:header="720" w:footer="720" w:gutter="0"/>
@@ -494,6 +1650,10 @@
     <w:name w:val="Normal"/>
     <w:qFormat/>
     <w:rsid w:val="00FC693F"/>
+    <w:rPr>
+      <w:rFonts w:ascii="微软雅黑" w:hAnsi="微软雅黑"/>
+      <w:sz w:val="21"/>
+    </w:rPr>
   </w:style>
   <w:style w:type="paragraph" w:styleId="Header">
     <w:name w:val="header"/>

--- a/app/report/templates/analysis_report_template.docx
+++ b/app/report/templates/analysis_report_template.docx
@@ -88,22 +88,22 @@
     <w:tbl>
       <w:tblPr>
         <w:tblStyle w:val="TableGrid"/>
-        <w:tblW w:type="auto" w:w="0"/>
+        <w:tblW w:type="dxa" w:w="12960"/>
         <w:jc w:val="center"/>
         <w:tblLook w:firstColumn="1" w:firstRow="1" w:lastColumn="0" w:lastRow="0" w:noHBand="0" w:noVBand="1" w:val="04A0"/>
       </w:tblPr>
       <w:tblGrid>
-        <w:gridCol w:w="785"/>
-        <w:gridCol w:w="785"/>
-        <w:gridCol w:w="785"/>
-        <w:gridCol w:w="785"/>
-        <w:gridCol w:w="785"/>
-        <w:gridCol w:w="785"/>
-        <w:gridCol w:w="785"/>
-        <w:gridCol w:w="785"/>
-        <w:gridCol w:w="785"/>
-        <w:gridCol w:w="785"/>
-        <w:gridCol w:w="785"/>
+        <w:gridCol w:w="1200"/>
+        <w:gridCol w:w="900"/>
+        <w:gridCol w:w="1000"/>
+        <w:gridCol w:w="1300"/>
+        <w:gridCol w:w="1300"/>
+        <w:gridCol w:w="1700"/>
+        <w:gridCol w:w="1400"/>
+        <w:gridCol w:w="700"/>
+        <w:gridCol w:w="1000"/>
+        <w:gridCol w:w="700"/>
+        <w:gridCol w:w="660"/>
       </w:tblGrid>
       <w:tr>
         <w:tc>
@@ -688,22 +688,22 @@
     <w:tbl>
       <w:tblPr>
         <w:tblStyle w:val="TableGrid"/>
-        <w:tblW w:type="auto" w:w="0"/>
+        <w:tblW w:type="dxa" w:w="12960"/>
         <w:jc w:val="center"/>
         <w:tblLook w:firstColumn="1" w:firstRow="1" w:lastColumn="0" w:lastRow="0" w:noHBand="0" w:noVBand="1" w:val="04A0"/>
       </w:tblPr>
       <w:tblGrid>
-        <w:gridCol w:w="785"/>
-        <w:gridCol w:w="785"/>
-        <w:gridCol w:w="785"/>
-        <w:gridCol w:w="785"/>
-        <w:gridCol w:w="785"/>
-        <w:gridCol w:w="785"/>
-        <w:gridCol w:w="785"/>
-        <w:gridCol w:w="785"/>
-        <w:gridCol w:w="785"/>
-        <w:gridCol w:w="785"/>
-        <w:gridCol w:w="785"/>
+        <w:gridCol w:w="1200"/>
+        <w:gridCol w:w="900"/>
+        <w:gridCol w:w="1000"/>
+        <w:gridCol w:w="1300"/>
+        <w:gridCol w:w="1300"/>
+        <w:gridCol w:w="1700"/>
+        <w:gridCol w:w="1400"/>
+        <w:gridCol w:w="700"/>
+        <w:gridCol w:w="1000"/>
+        <w:gridCol w:w="700"/>
+        <w:gridCol w:w="660"/>
       </w:tblGrid>
       <w:tr>
         <w:tc>
@@ -1278,7 +1278,7 @@
       </w:tr>
     </w:tbl>
     <w:sectPr>
-      <w:pgSz w:w="12240" w:h="15840"/>
+      <w:pgSz w:w="15840" w:h="12240" w:orient="landscape"/>
       <w:pgMar w:top="1440" w:right="1800" w:bottom="1440" w:left="1800" w:header="720" w:footer="720" w:gutter="0"/>
       <w:cols w:space="720"/>
       <w:docGrid w:linePitch="360"/>

--- a/app/report/templates/analysis_report_template.docx
+++ b/app/report/templates/analysis_report_template.docx
@@ -5,142 +5,232 @@
     <w:p>
       <w:pPr>
         <w:pStyle w:val="1"/>
+        <w:rPr>
+          <w:rFonts w:ascii="黑体" w:eastAsia="黑体"/>
+          <w:b w:val="0"/>
+          <w:sz w:val="36"/>
+        </w:rPr>
       </w:pPr>
+      <w:bookmarkStart w:id="0" w:name="_Hlk229421139"/>
+      <w:proofErr w:type="gramStart"/>
       <w:r>
-        <w:t>{{ projectName }}</w:t>
+        <w:rPr>
+          <w:rFonts w:ascii="黑体" w:eastAsia="黑体"/>
+          <w:b w:val="0"/>
+          <w:sz w:val="36"/>
+        </w:rPr>
+        <w:t xml:space="preserve">{{ </w:t>
       </w:r>
+      <w:proofErr w:type="spellStart"/>
       <w:r>
+        <w:rPr>
+          <w:rFonts w:ascii="黑体" w:eastAsia="黑体"/>
+          <w:b w:val="0"/>
+          <w:sz w:val="36"/>
+        </w:rPr>
+        <w:t>projectName</w:t>
+      </w:r>
+      <w:proofErr w:type="spellEnd"/>
+      <w:proofErr w:type="gramEnd"/>
+      <w:r>
+        <w:rPr>
+          <w:rFonts w:ascii="黑体" w:eastAsia="黑体"/>
+          <w:b w:val="0"/>
+          <w:sz w:val="36"/>
+        </w:rPr>
+        <w:t xml:space="preserve"> </w:t>
+      </w:r>
+      <w:proofErr w:type="gramStart"/>
+      <w:r>
+        <w:rPr>
+          <w:rFonts w:ascii="黑体" w:eastAsia="黑体"/>
+          <w:b w:val="0"/>
+          <w:sz w:val="36"/>
+        </w:rPr>
+        <w:t>}}</w:t>
+      </w:r>
+      <w:proofErr w:type="spellStart"/>
+      <w:r>
+        <w:rPr>
+          <w:rFonts w:ascii="黑体" w:eastAsia="黑体"/>
+          <w:b w:val="0"/>
+          <w:sz w:val="36"/>
+        </w:rPr>
         <w:t>标准符合性分析结果</w:t>
       </w:r>
+      <w:proofErr w:type="spellEnd"/>
+      <w:proofErr w:type="gramEnd"/>
     </w:p>
+    <w:bookmarkEnd w:id="0"/>
     <w:p>
-      <w:pPr>
-        <w:rPr>
-          <w:rFonts w:hint="eastAsia"/>
-        </w:rPr>
-      </w:pPr>
+      <w:proofErr w:type="spellStart"/>
+      <w:proofErr w:type="gramStart"/>
       <w:r>
         <w:t>本系统依据的标准为</w:t>
       </w:r>
+      <w:proofErr w:type="spellEnd"/>
       <w:r>
-        <w:t>{{ standardsUsed }}</w:t>
+        <w:t xml:space="preserve">{{ </w:t>
       </w:r>
+      <w:proofErr w:type="spellStart"/>
+      <w:r>
+        <w:t>standardsUsed</w:t>
+      </w:r>
+      <w:proofErr w:type="spellEnd"/>
+      <w:proofErr w:type="gramEnd"/>
+      <w:r>
+        <w:t xml:space="preserve"> </w:t>
+      </w:r>
+      <w:proofErr w:type="gramStart"/>
+      <w:r>
+        <w:t>}}。</w:t>
+      </w:r>
+      <w:proofErr w:type="gramEnd"/>
+    </w:p>
+    <w:p>
+      <w:proofErr w:type="spellStart"/>
+      <w:proofErr w:type="gramStart"/>
+      <w:r>
+        <w:t>就新建障碍物对</w:t>
+      </w:r>
+      <w:proofErr w:type="spellEnd"/>
+      <w:r>
+        <w:t xml:space="preserve">{{ </w:t>
+      </w:r>
+      <w:proofErr w:type="spellStart"/>
+      <w:r>
+        <w:t>airportName</w:t>
+      </w:r>
+      <w:proofErr w:type="spellEnd"/>
+      <w:proofErr w:type="gramEnd"/>
+      <w:r>
+        <w:t xml:space="preserve"> </w:t>
+      </w:r>
+      <w:proofErr w:type="gramStart"/>
+      <w:r>
+        <w:t>}}</w:t>
+      </w:r>
+      <w:proofErr w:type="spellStart"/>
+      <w:r>
+        <w:t>设备</w:t>
+      </w:r>
+      <w:proofErr w:type="spellEnd"/>
+      <w:r>
+        <w:t xml:space="preserve">（{{ </w:t>
+      </w:r>
+      <w:proofErr w:type="spellStart"/>
+      <w:r>
+        <w:t>stationNames</w:t>
+      </w:r>
+      <w:proofErr w:type="spellEnd"/>
+      <w:proofErr w:type="gramEnd"/>
+      <w:r>
+        <w:t xml:space="preserve"> </w:t>
+      </w:r>
+      <w:proofErr w:type="gramStart"/>
+      <w:r>
+        <w:t>}}）</w:t>
+      </w:r>
+      <w:proofErr w:type="spellStart"/>
+      <w:proofErr w:type="gramEnd"/>
+      <w:r>
+        <w:t>的场地保护标准的符合性情况进行分析</w:t>
+      </w:r>
+      <w:proofErr w:type="spellEnd"/>
       <w:r>
         <w:t>。</w:t>
       </w:r>
     </w:p>
     <w:p>
       <w:pPr>
+        <w:spacing w:line="360" w:lineRule="auto"/>
         <w:rPr>
-          <w:rFonts w:hint="eastAsia"/>
+          <w:sz w:val="20"/>
+          <w:szCs w:val="20"/>
         </w:rPr>
       </w:pPr>
+      <w:proofErr w:type="spellStart"/>
       <w:r>
-        <w:t>就</w:t>
+        <w:rPr>
+          <w:sz w:val="20"/>
+          <w:szCs w:val="20"/>
+        </w:rPr>
+        <w:t>注：报告判断原则</w:t>
       </w:r>
+      <w:proofErr w:type="spellEnd"/>
       <w:r>
-        <w:t>新建障碍物</w:t>
-      </w:r>
-      <w:r>
-        <w:t>对</w:t>
-      </w:r>
-      <w:r>
-        <w:t>{{ airportName }}</w:t>
-      </w:r>
-      <w:r>
-        <w:t>设备（</w:t>
-      </w:r>
-      <w:r>
-        <w:t>{{ stationNames }}</w:t>
-      </w:r>
-      <w:r>
-        <w:t>）的场地保护标准的符合性情况进行分析。</w:t>
+        <w:rPr>
+          <w:sz w:val="20"/>
+          <w:szCs w:val="20"/>
+        </w:rPr>
+        <w:t>：</w:t>
       </w:r>
     </w:p>
     <w:p>
       <w:pPr>
+        <w:spacing w:line="360" w:lineRule="auto"/>
         <w:rPr>
-          <w:rFonts w:hint="eastAsia"/>
+          <w:sz w:val="20"/>
+          <w:szCs w:val="20"/>
         </w:rPr>
       </w:pPr>
       <w:r>
-        <w:t>注：报告判断原则：</w:t>
+        <w:rPr>
+          <w:sz w:val="20"/>
+          <w:szCs w:val="20"/>
+        </w:rPr>
+        <w:t>1、本报告第二段所列举的台站均参与了系统分析，其中障碍物位于电磁环境保护区域内的才出具是否满足的结论，否则不出具结论；</w:t>
       </w:r>
     </w:p>
     <w:p>
       <w:pPr>
+        <w:spacing w:line="360" w:lineRule="auto"/>
         <w:rPr>
-          <w:rFonts w:hint="eastAsia"/>
-        </w:rPr>
-      </w:pPr>
-      <w:r>
-        <w:t>1</w:t>
-      </w:r>
-      <w:r>
-        <w:t>、本报告第二段所列举的台站均参与了系统分析，其中障碍物位于电磁环境保护区域内的才出具是否满足的结论，否则不出具结论；</w:t>
-      </w:r>
-    </w:p>
-    <w:p>
-      <w:pPr>
-        <w:rPr>
-          <w:rFonts w:hint="eastAsia"/>
+          <w:sz w:val="20"/>
+          <w:szCs w:val="20"/>
           <w:lang w:eastAsia="zh-CN"/>
         </w:rPr>
       </w:pPr>
       <w:r>
         <w:rPr>
+          <w:sz w:val="20"/>
+          <w:szCs w:val="20"/>
           <w:lang w:eastAsia="zh-CN"/>
         </w:rPr>
-        <w:t>2</w:t>
-      </w:r>
-      <w:r>
-        <w:rPr>
-          <w:lang w:eastAsia="zh-CN"/>
-        </w:rPr>
-        <w:t>、航向信标台建筑物限制区只分析障碍物是否超出区域限高，不区分位于飞行区内外，建议根据分析结论判断是否开展计算机仿真工作；</w:t>
+        <w:t>2、航向信标台建筑物限制区只分析障碍物是否超出区域限高，不区分位于飞行区内外，建议根据分析结论判断是否开展计算机仿真工作；</w:t>
       </w:r>
     </w:p>
     <w:p>
       <w:pPr>
+        <w:spacing w:line="360" w:lineRule="auto"/>
         <w:rPr>
-          <w:rFonts w:hint="eastAsia"/>
+          <w:sz w:val="20"/>
+          <w:szCs w:val="20"/>
           <w:lang w:eastAsia="zh-CN"/>
         </w:rPr>
       </w:pPr>
       <w:r>
         <w:rPr>
+          <w:sz w:val="20"/>
+          <w:szCs w:val="20"/>
           <w:lang w:eastAsia="zh-CN"/>
         </w:rPr>
-        <w:t>3</w:t>
-      </w:r>
-      <w:r>
-        <w:rPr>
-          <w:lang w:eastAsia="zh-CN"/>
-        </w:rPr>
-        <w:t>、针对标准中未规定场地保护区最大范围的台站，默认按</w:t>
-      </w:r>
-      <w:r>
-        <w:rPr>
-          <w:lang w:eastAsia="zh-CN"/>
-        </w:rPr>
-        <w:t>20</w:t>
-      </w:r>
-      <w:r>
-        <w:rPr>
-          <w:lang w:eastAsia="zh-CN"/>
-        </w:rPr>
-        <w:t>海里进行分析，可在系统中进行更改；</w:t>
+        <w:t>3、针对标准中未规定场地保护区最大范围的台站，默认按20海里进行分析，可在系统中进行更改；</w:t>
       </w:r>
     </w:p>
     <w:p>
       <w:pPr>
+        <w:spacing w:line="360" w:lineRule="auto"/>
         <w:rPr>
-          <w:rFonts w:hint="eastAsia"/>
+          <w:sz w:val="20"/>
+          <w:szCs w:val="20"/>
           <w:lang w:eastAsia="zh-CN"/>
         </w:rPr>
       </w:pPr>
       <w:r>
         <w:rPr>
+          <w:sz w:val="20"/>
+          <w:szCs w:val="20"/>
           <w:lang w:eastAsia="zh-CN"/>
         </w:rPr>
         <w:t>详情见用户手册附件。</w:t>
@@ -148,64 +238,151 @@
     </w:p>
     <w:p>
       <w:pPr>
-        <w:pStyle w:val="1"/>
         <w:rPr>
+          <w:rFonts w:hAnsi="黑体"/>
           <w:lang w:eastAsia="zh-CN"/>
         </w:rPr>
       </w:pPr>
       <w:r>
         <w:rPr>
+          <w:rFonts w:ascii="黑体" w:eastAsia="黑体" w:hAnsi="黑体"/>
           <w:lang w:eastAsia="zh-CN"/>
         </w:rPr>
-        <w:lastRenderedPageBreak/>
         <w:t>一、最终分析结论：</w:t>
       </w:r>
     </w:p>
     <w:p>
       <w:pPr>
         <w:pStyle w:val="1"/>
+        <w:keepLines w:val="0"/>
+        <w:ind w:firstLine="561"/>
+        <w:jc w:val="left"/>
+        <w:rPr>
+          <w:rFonts w:ascii="宋体" w:eastAsia="宋体"/>
+          <w:b w:val="0"/>
+          <w:bCs w:val="0"/>
+        </w:rPr>
       </w:pPr>
       <w:r>
-        <w:t>1</w:t>
+        <w:rPr>
+          <w:rFonts w:ascii="宋体" w:eastAsia="宋体"/>
+          <w:b w:val="0"/>
+          <w:bCs w:val="0"/>
+        </w:rPr>
+        <w:lastRenderedPageBreak/>
+        <w:t>1、</w:t>
       </w:r>
+      <w:proofErr w:type="gramStart"/>
       <w:r>
-        <w:t>、位于机场电磁环境保护区的情况</w:t>
+        <w:rPr>
+          <w:rFonts w:ascii="宋体" w:eastAsia="宋体"/>
+          <w:b w:val="0"/>
+          <w:bCs w:val="0"/>
+        </w:rPr>
+        <w:t xml:space="preserve">位于机场电磁环境保护区的情况:{{ </w:t>
       </w:r>
+      <w:proofErr w:type="spellStart"/>
       <w:r>
-        <w:t>:{{ electromagneticZoneResult }}</w:t>
+        <w:rPr>
+          <w:rFonts w:ascii="宋体" w:eastAsia="宋体"/>
+          <w:b w:val="0"/>
+          <w:bCs w:val="0"/>
+        </w:rPr>
+        <w:t>electromagneticZoneResult</w:t>
+      </w:r>
+      <w:proofErr w:type="spellEnd"/>
+      <w:proofErr w:type="gramEnd"/>
+      <w:r>
+        <w:rPr>
+          <w:rFonts w:ascii="宋体" w:eastAsia="宋体"/>
+          <w:b w:val="0"/>
+          <w:bCs w:val="0"/>
+        </w:rPr>
+        <w:t xml:space="preserve"> }}</w:t>
       </w:r>
     </w:p>
     <w:p>
       <w:pPr>
         <w:pStyle w:val="1"/>
+        <w:keepLines w:val="0"/>
+        <w:ind w:firstLine="561"/>
+        <w:jc w:val="left"/>
+        <w:rPr>
+          <w:rFonts w:ascii="宋体" w:eastAsia="宋体" w:hAnsi="宋体"/>
+          <w:b w:val="0"/>
+          <w:bCs w:val="0"/>
+        </w:rPr>
       </w:pPr>
       <w:r>
-        <w:t>2</w:t>
+        <w:rPr>
+          <w:rFonts w:ascii="宋体" w:eastAsia="宋体" w:hAnsi="宋体"/>
+          <w:b w:val="0"/>
+          <w:bCs w:val="0"/>
+        </w:rPr>
+        <w:t>2、</w:t>
       </w:r>
+      <w:proofErr w:type="gramStart"/>
       <w:r>
-        <w:t>、台站标准符合性情况</w:t>
+        <w:rPr>
+          <w:rFonts w:ascii="宋体" w:eastAsia="宋体" w:hAnsi="宋体"/>
+          <w:b w:val="0"/>
+          <w:bCs w:val="0"/>
+        </w:rPr>
+        <w:t>台站标准符合性情况:{{ summary</w:t>
       </w:r>
+      <w:proofErr w:type="gramEnd"/>
       <w:r>
-        <w:t>:{{ summary }}</w:t>
+        <w:rPr>
+          <w:rFonts w:ascii="宋体" w:eastAsia="宋体" w:hAnsi="宋体"/>
+          <w:b w:val="0"/>
+          <w:bCs w:val="0"/>
+        </w:rPr>
+        <w:t xml:space="preserve"> }}</w:t>
+      </w:r>
+    </w:p>
+    <w:p>
+      <w:pPr>
+        <w:rPr>
+          <w:rFonts w:ascii="黑体" w:eastAsia="黑体" w:hAnsi="黑体"/>
+          <w:lang w:eastAsia="zh-CN"/>
+        </w:rPr>
+      </w:pPr>
+      <w:proofErr w:type="spellStart"/>
+      <w:r>
+        <w:rPr>
+          <w:rFonts w:ascii="黑体" w:eastAsia="黑体" w:hAnsi="黑体"/>
+          <w:lang w:eastAsia="zh-CN"/>
+        </w:rPr>
+        <w:t>二、标准分析详情</w:t>
+      </w:r>
+      <w:proofErr w:type="spellEnd"/>
+      <w:r>
+        <w:rPr>
+          <w:rFonts w:ascii="黑体" w:eastAsia="黑体" w:hAnsi="黑体"/>
+          <w:lang w:eastAsia="zh-CN"/>
+        </w:rPr>
+        <w:t>：</w:t>
       </w:r>
     </w:p>
     <w:p>
       <w:pPr>
         <w:pStyle w:val="1"/>
+        <w:keepLines w:val="0"/>
+        <w:ind w:firstLine="561"/>
+        <w:jc w:val="left"/>
+        <w:rPr>
+          <w:rFonts w:ascii="宋体" w:eastAsia="宋体"/>
+          <w:b w:val="0"/>
+          <w:bCs w:val="0"/>
+        </w:rPr>
       </w:pPr>
       <w:r>
-        <w:t>二、标准分析详情：</w:t>
-      </w:r>
-    </w:p>
-    <w:p>
-      <w:pPr>
-        <w:pStyle w:val="1"/>
-      </w:pPr>
-      <w:r>
-        <w:t>1</w:t>
-      </w:r>
-      <w:r>
-        <w:t>、建设项目的台站限制高度要求如下：</w:t>
+        <w:rPr>
+          <w:rFonts w:ascii="宋体" w:eastAsia="宋体"/>
+          <w:b w:val="0"/>
+          <w:bCs w:val="0"/>
+        </w:rPr>
+        <w:t>1、建设项目的台站限制高度要求如下：</w:t>
       </w:r>
     </w:p>
     <w:tbl>
@@ -216,17 +393,17 @@
         <w:tblLook w:val="04A0" w:firstRow="1" w:lastRow="0" w:firstColumn="1" w:lastColumn="0" w:noHBand="0" w:noVBand="1"/>
       </w:tblPr>
       <w:tblGrid>
-        <w:gridCol w:w="2175"/>
-        <w:gridCol w:w="2067"/>
-        <w:gridCol w:w="2039"/>
-        <w:gridCol w:w="2258"/>
-        <w:gridCol w:w="2208"/>
-        <w:gridCol w:w="2256"/>
-        <w:gridCol w:w="2101"/>
-        <w:gridCol w:w="1910"/>
-        <w:gridCol w:w="1955"/>
-        <w:gridCol w:w="1894"/>
-        <w:gridCol w:w="2295"/>
+        <w:gridCol w:w="1199"/>
+        <w:gridCol w:w="1199"/>
+        <w:gridCol w:w="1155"/>
+        <w:gridCol w:w="1378"/>
+        <w:gridCol w:w="1199"/>
+        <w:gridCol w:w="1289"/>
+        <w:gridCol w:w="1289"/>
+        <w:gridCol w:w="1155"/>
+        <w:gridCol w:w="1155"/>
+        <w:gridCol w:w="1110"/>
+        <w:gridCol w:w="1334"/>
       </w:tblGrid>
       <w:tr>
         <w:trPr>
@@ -238,17 +415,24 @@
           </w:tcPr>
           <w:p>
             <w:pPr>
-              <w:rPr>
-                <w:rFonts w:hint="eastAsia"/>
+              <w:keepNext/>
+              <w:spacing w:line="360" w:lineRule="auto"/>
+              <w:ind w:firstLine="0"/>
+              <w:jc w:val="center"/>
+              <w:rPr>
+                <w:rFonts w:hAnsi="宋体"/>
               </w:rPr>
             </w:pPr>
-            <w:r>
-              <w:rPr>
+            <w:proofErr w:type="spellStart"/>
+            <w:r>
+              <w:rPr>
+                <w:rFonts w:hAnsi="宋体"/>
                 <w:b/>
                 <w:sz w:val="18"/>
               </w:rPr>
               <w:t>障碍物名称</w:t>
             </w:r>
+            <w:proofErr w:type="spellEnd"/>
           </w:p>
         </w:tc>
         <w:tc>
@@ -257,17 +441,24 @@
           </w:tcPr>
           <w:p>
             <w:pPr>
-              <w:rPr>
-                <w:rFonts w:hint="eastAsia"/>
+              <w:keepNext/>
+              <w:spacing w:line="360" w:lineRule="auto"/>
+              <w:ind w:firstLine="0"/>
+              <w:jc w:val="center"/>
+              <w:rPr>
+                <w:rFonts w:hAnsi="宋体"/>
               </w:rPr>
             </w:pPr>
-            <w:r>
-              <w:rPr>
+            <w:proofErr w:type="spellStart"/>
+            <w:r>
+              <w:rPr>
+                <w:rFonts w:hAnsi="宋体"/>
                 <w:b/>
                 <w:sz w:val="18"/>
               </w:rPr>
               <w:t>障碍物类型</w:t>
             </w:r>
+            <w:proofErr w:type="spellEnd"/>
           </w:p>
         </w:tc>
         <w:tc>
@@ -276,17 +467,24 @@
           </w:tcPr>
           <w:p>
             <w:pPr>
-              <w:rPr>
-                <w:rFonts w:hint="eastAsia"/>
+              <w:keepNext/>
+              <w:spacing w:line="360" w:lineRule="auto"/>
+              <w:ind w:firstLine="0"/>
+              <w:jc w:val="center"/>
+              <w:rPr>
+                <w:rFonts w:hAnsi="宋体"/>
               </w:rPr>
             </w:pPr>
-            <w:r>
-              <w:rPr>
+            <w:proofErr w:type="spellStart"/>
+            <w:r>
+              <w:rPr>
+                <w:rFonts w:hAnsi="宋体"/>
                 <w:b/>
                 <w:sz w:val="18"/>
               </w:rPr>
               <w:t>影响台站</w:t>
             </w:r>
+            <w:proofErr w:type="spellEnd"/>
           </w:p>
         </w:tc>
         <w:tc>
@@ -295,17 +493,24 @@
           </w:tcPr>
           <w:p>
             <w:pPr>
-              <w:rPr>
-                <w:rFonts w:hint="eastAsia"/>
+              <w:keepNext/>
+              <w:spacing w:line="360" w:lineRule="auto"/>
+              <w:ind w:firstLine="0"/>
+              <w:jc w:val="center"/>
+              <w:rPr>
+                <w:rFonts w:hAnsi="宋体"/>
               </w:rPr>
             </w:pPr>
-            <w:r>
-              <w:rPr>
+            <w:proofErr w:type="spellStart"/>
+            <w:r>
+              <w:rPr>
+                <w:rFonts w:hAnsi="宋体"/>
                 <w:b/>
                 <w:sz w:val="18"/>
               </w:rPr>
               <w:t>相对台站位置</w:t>
             </w:r>
+            <w:proofErr w:type="spellEnd"/>
           </w:p>
         </w:tc>
         <w:tc>
@@ -314,17 +519,24 @@
           </w:tcPr>
           <w:p>
             <w:pPr>
-              <w:rPr>
-                <w:rFonts w:hint="eastAsia"/>
+              <w:keepNext/>
+              <w:spacing w:line="360" w:lineRule="auto"/>
+              <w:ind w:firstLine="0"/>
+              <w:jc w:val="center"/>
+              <w:rPr>
+                <w:rFonts w:hAnsi="宋体"/>
               </w:rPr>
             </w:pPr>
-            <w:r>
-              <w:rPr>
+            <w:proofErr w:type="spellStart"/>
+            <w:r>
+              <w:rPr>
+                <w:rFonts w:hAnsi="宋体"/>
                 <w:b/>
                 <w:sz w:val="18"/>
               </w:rPr>
               <w:t>标准名称</w:t>
             </w:r>
+            <w:proofErr w:type="spellEnd"/>
           </w:p>
         </w:tc>
         <w:tc>
@@ -333,17 +545,24 @@
           </w:tcPr>
           <w:p>
             <w:pPr>
-              <w:rPr>
-                <w:rFonts w:hint="eastAsia"/>
+              <w:keepNext/>
+              <w:spacing w:line="360" w:lineRule="auto"/>
+              <w:ind w:firstLine="0"/>
+              <w:jc w:val="center"/>
+              <w:rPr>
+                <w:rFonts w:hAnsi="宋体"/>
               </w:rPr>
             </w:pPr>
-            <w:r>
-              <w:rPr>
+            <w:proofErr w:type="spellStart"/>
+            <w:r>
+              <w:rPr>
+                <w:rFonts w:hAnsi="宋体"/>
                 <w:b/>
                 <w:sz w:val="18"/>
               </w:rPr>
               <w:t>标准条款规定</w:t>
             </w:r>
+            <w:proofErr w:type="spellEnd"/>
           </w:p>
         </w:tc>
         <w:tc>
@@ -352,17 +571,24 @@
           </w:tcPr>
           <w:p>
             <w:pPr>
-              <w:rPr>
-                <w:rFonts w:hint="eastAsia"/>
+              <w:keepNext/>
+              <w:spacing w:line="360" w:lineRule="auto"/>
+              <w:ind w:firstLine="0"/>
+              <w:jc w:val="center"/>
+              <w:rPr>
+                <w:rFonts w:hAnsi="宋体"/>
               </w:rPr>
             </w:pPr>
-            <w:r>
-              <w:rPr>
+            <w:proofErr w:type="spellStart"/>
+            <w:r>
+              <w:rPr>
+                <w:rFonts w:hAnsi="宋体"/>
                 <w:b/>
                 <w:sz w:val="18"/>
               </w:rPr>
               <w:t>分析详情</w:t>
             </w:r>
+            <w:proofErr w:type="spellEnd"/>
           </w:p>
         </w:tc>
         <w:tc>
@@ -371,16 +597,31 @@
           </w:tcPr>
           <w:p>
             <w:pPr>
-              <w:rPr>
-                <w:rFonts w:hint="eastAsia"/>
+              <w:keepNext/>
+              <w:spacing w:line="360" w:lineRule="auto"/>
+              <w:ind w:firstLine="0"/>
+              <w:jc w:val="center"/>
+              <w:rPr>
+                <w:rFonts w:hAnsi="宋体"/>
               </w:rPr>
             </w:pPr>
-            <w:r>
-              <w:rPr>
+            <w:proofErr w:type="spellStart"/>
+            <w:r>
+              <w:rPr>
+                <w:rFonts w:hAnsi="宋体"/>
                 <w:b/>
                 <w:sz w:val="18"/>
               </w:rPr>
-              <w:t>限高（米）</w:t>
+              <w:t>限高（米</w:t>
+            </w:r>
+            <w:proofErr w:type="spellEnd"/>
+            <w:r>
+              <w:rPr>
+                <w:rFonts w:hAnsi="宋体"/>
+                <w:b/>
+                <w:sz w:val="18"/>
+              </w:rPr>
+              <w:t>）</w:t>
             </w:r>
           </w:p>
         </w:tc>
@@ -390,17 +631,24 @@
           </w:tcPr>
           <w:p>
             <w:pPr>
-              <w:rPr>
-                <w:rFonts w:hint="eastAsia"/>
+              <w:keepNext/>
+              <w:spacing w:line="360" w:lineRule="auto"/>
+              <w:ind w:firstLine="0"/>
+              <w:jc w:val="center"/>
+              <w:rPr>
+                <w:rFonts w:hAnsi="宋体"/>
               </w:rPr>
             </w:pPr>
-            <w:r>
-              <w:rPr>
+            <w:proofErr w:type="spellStart"/>
+            <w:r>
+              <w:rPr>
+                <w:rFonts w:hAnsi="宋体"/>
                 <w:b/>
                 <w:sz w:val="18"/>
               </w:rPr>
               <w:t>是否满足标准限高</w:t>
             </w:r>
+            <w:proofErr w:type="spellEnd"/>
           </w:p>
         </w:tc>
         <w:tc>
@@ -409,16 +657,31 @@
           </w:tcPr>
           <w:p>
             <w:pPr>
-              <w:rPr>
-                <w:rFonts w:hint="eastAsia"/>
+              <w:keepNext/>
+              <w:spacing w:line="360" w:lineRule="auto"/>
+              <w:ind w:firstLine="0"/>
+              <w:jc w:val="center"/>
+              <w:rPr>
+                <w:rFonts w:hAnsi="宋体"/>
               </w:rPr>
             </w:pPr>
-            <w:r>
-              <w:rPr>
+            <w:proofErr w:type="spellStart"/>
+            <w:r>
+              <w:rPr>
+                <w:rFonts w:hAnsi="宋体"/>
                 <w:b/>
                 <w:sz w:val="18"/>
               </w:rPr>
-              <w:t>超高（米）</w:t>
+              <w:t>超高（米</w:t>
+            </w:r>
+            <w:proofErr w:type="spellEnd"/>
+            <w:r>
+              <w:rPr>
+                <w:rFonts w:hAnsi="宋体"/>
+                <w:b/>
+                <w:sz w:val="18"/>
+              </w:rPr>
+              <w:t>）</w:t>
             </w:r>
           </w:p>
         </w:tc>
@@ -428,16 +691,31 @@
           </w:tcPr>
           <w:p>
             <w:pPr>
-              <w:rPr>
-                <w:rFonts w:hint="eastAsia"/>
+              <w:keepNext/>
+              <w:spacing w:line="360" w:lineRule="auto"/>
+              <w:ind w:firstLine="0"/>
+              <w:jc w:val="center"/>
+              <w:rPr>
+                <w:rFonts w:hAnsi="宋体"/>
               </w:rPr>
             </w:pPr>
-            <w:r>
-              <w:rPr>
+            <w:proofErr w:type="spellStart"/>
+            <w:r>
+              <w:rPr>
+                <w:rFonts w:hAnsi="宋体"/>
                 <w:b/>
                 <w:sz w:val="18"/>
               </w:rPr>
-              <w:t>最终超高（米）</w:t>
+              <w:t>最终超高（米</w:t>
+            </w:r>
+            <w:proofErr w:type="spellEnd"/>
+            <w:r>
+              <w:rPr>
+                <w:rFonts w:hAnsi="宋体"/>
+                <w:b/>
+                <w:sz w:val="18"/>
+              </w:rPr>
+              <w:t>）</w:t>
             </w:r>
           </w:p>
         </w:tc>
@@ -452,15 +730,36 @@
           </w:tcPr>
           <w:p>
             <w:pPr>
-              <w:rPr>
-                <w:rFonts w:hint="eastAsia"/>
+              <w:spacing w:line="360" w:lineRule="auto"/>
+              <w:ind w:firstLine="0"/>
+              <w:jc w:val="center"/>
+              <w:rPr>
+                <w:sz w:val="16"/>
+                <w:szCs w:val="16"/>
               </w:rPr>
             </w:pPr>
             <w:r>
               <w:rPr>
-                <w:sz w:val="18"/>
-              </w:rPr>
-              <w:t>{%tr for row in nonCompliantRows %}</w:t>
+                <w:sz w:val="16"/>
+                <w:szCs w:val="16"/>
+              </w:rPr>
+              <w:t xml:space="preserve">{%tr for row in </w:t>
+            </w:r>
+            <w:proofErr w:type="spellStart"/>
+            <w:r>
+              <w:rPr>
+                <w:sz w:val="16"/>
+                <w:szCs w:val="16"/>
+              </w:rPr>
+              <w:t>nonCompliantRows</w:t>
+            </w:r>
+            <w:proofErr w:type="spellEnd"/>
+            <w:r>
+              <w:rPr>
+                <w:sz w:val="16"/>
+                <w:szCs w:val="16"/>
+              </w:rPr>
+              <w:t xml:space="preserve"> %}</w:t>
             </w:r>
           </w:p>
         </w:tc>
@@ -470,8 +769,12 @@
           </w:tcPr>
           <w:p>
             <w:pPr>
-              <w:rPr>
-                <w:rFonts w:hint="eastAsia"/>
+              <w:spacing w:line="360" w:lineRule="auto"/>
+              <w:ind w:firstLine="0"/>
+              <w:jc w:val="center"/>
+              <w:rPr>
+                <w:sz w:val="16"/>
+                <w:szCs w:val="16"/>
               </w:rPr>
             </w:pPr>
           </w:p>
@@ -482,8 +785,12 @@
           </w:tcPr>
           <w:p>
             <w:pPr>
-              <w:rPr>
-                <w:rFonts w:hint="eastAsia"/>
+              <w:spacing w:line="360" w:lineRule="auto"/>
+              <w:ind w:firstLine="0"/>
+              <w:jc w:val="center"/>
+              <w:rPr>
+                <w:sz w:val="16"/>
+                <w:szCs w:val="16"/>
               </w:rPr>
             </w:pPr>
           </w:p>
@@ -494,8 +801,12 @@
           </w:tcPr>
           <w:p>
             <w:pPr>
-              <w:rPr>
-                <w:rFonts w:hint="eastAsia"/>
+              <w:spacing w:line="360" w:lineRule="auto"/>
+              <w:ind w:firstLine="0"/>
+              <w:jc w:val="center"/>
+              <w:rPr>
+                <w:sz w:val="16"/>
+                <w:szCs w:val="16"/>
               </w:rPr>
             </w:pPr>
           </w:p>
@@ -506,8 +817,12 @@
           </w:tcPr>
           <w:p>
             <w:pPr>
-              <w:rPr>
-                <w:rFonts w:hint="eastAsia"/>
+              <w:spacing w:line="360" w:lineRule="auto"/>
+              <w:ind w:firstLine="0"/>
+              <w:jc w:val="center"/>
+              <w:rPr>
+                <w:sz w:val="16"/>
+                <w:szCs w:val="16"/>
               </w:rPr>
             </w:pPr>
           </w:p>
@@ -518,8 +833,12 @@
           </w:tcPr>
           <w:p>
             <w:pPr>
-              <w:rPr>
-                <w:rFonts w:hint="eastAsia"/>
+              <w:spacing w:line="360" w:lineRule="auto"/>
+              <w:ind w:firstLine="0"/>
+              <w:jc w:val="center"/>
+              <w:rPr>
+                <w:sz w:val="16"/>
+                <w:szCs w:val="16"/>
               </w:rPr>
             </w:pPr>
           </w:p>
@@ -530,8 +849,12 @@
           </w:tcPr>
           <w:p>
             <w:pPr>
-              <w:rPr>
-                <w:rFonts w:hint="eastAsia"/>
+              <w:spacing w:line="360" w:lineRule="auto"/>
+              <w:ind w:firstLine="0"/>
+              <w:jc w:val="center"/>
+              <w:rPr>
+                <w:sz w:val="16"/>
+                <w:szCs w:val="16"/>
               </w:rPr>
             </w:pPr>
           </w:p>
@@ -542,8 +865,12 @@
           </w:tcPr>
           <w:p>
             <w:pPr>
-              <w:rPr>
-                <w:rFonts w:hint="eastAsia"/>
+              <w:spacing w:line="360" w:lineRule="auto"/>
+              <w:ind w:firstLine="0"/>
+              <w:jc w:val="center"/>
+              <w:rPr>
+                <w:sz w:val="16"/>
+                <w:szCs w:val="16"/>
               </w:rPr>
             </w:pPr>
           </w:p>
@@ -554,8 +881,12 @@
           </w:tcPr>
           <w:p>
             <w:pPr>
-              <w:rPr>
-                <w:rFonts w:hint="eastAsia"/>
+              <w:spacing w:line="360" w:lineRule="auto"/>
+              <w:ind w:firstLine="0"/>
+              <w:jc w:val="center"/>
+              <w:rPr>
+                <w:sz w:val="16"/>
+                <w:szCs w:val="16"/>
               </w:rPr>
             </w:pPr>
           </w:p>
@@ -566,8 +897,12 @@
           </w:tcPr>
           <w:p>
             <w:pPr>
-              <w:rPr>
-                <w:rFonts w:hint="eastAsia"/>
+              <w:spacing w:line="360" w:lineRule="auto"/>
+              <w:ind w:firstLine="0"/>
+              <w:jc w:val="center"/>
+              <w:rPr>
+                <w:sz w:val="16"/>
+                <w:szCs w:val="16"/>
               </w:rPr>
             </w:pPr>
           </w:p>
@@ -578,8 +913,12 @@
           </w:tcPr>
           <w:p>
             <w:pPr>
-              <w:rPr>
-                <w:rFonts w:hint="eastAsia"/>
+              <w:spacing w:line="360" w:lineRule="auto"/>
+              <w:ind w:firstLine="0"/>
+              <w:jc w:val="center"/>
+              <w:rPr>
+                <w:sz w:val="16"/>
+                <w:szCs w:val="16"/>
               </w:rPr>
             </w:pPr>
           </w:p>
@@ -595,15 +934,45 @@
           </w:tcPr>
           <w:p>
             <w:pPr>
-              <w:rPr>
-                <w:rFonts w:hint="eastAsia"/>
+              <w:spacing w:line="360" w:lineRule="auto"/>
+              <w:ind w:firstLine="0"/>
+              <w:jc w:val="center"/>
+              <w:rPr>
+                <w:sz w:val="16"/>
+                <w:szCs w:val="16"/>
               </w:rPr>
             </w:pPr>
-            <w:r>
-              <w:rPr>
-                <w:sz w:val="18"/>
-              </w:rPr>
-              <w:t>{{ row.obstacleName }}</w:t>
+            <w:proofErr w:type="gramStart"/>
+            <w:r>
+              <w:rPr>
+                <w:sz w:val="16"/>
+                <w:szCs w:val="16"/>
+              </w:rPr>
+              <w:t xml:space="preserve">{{ </w:t>
+            </w:r>
+            <w:proofErr w:type="spellStart"/>
+            <w:r>
+              <w:rPr>
+                <w:sz w:val="16"/>
+                <w:szCs w:val="16"/>
+              </w:rPr>
+              <w:t>row</w:t>
+            </w:r>
+            <w:proofErr w:type="gramEnd"/>
+            <w:r>
+              <w:rPr>
+                <w:sz w:val="16"/>
+                <w:szCs w:val="16"/>
+              </w:rPr>
+              <w:t>.obstacleName</w:t>
+            </w:r>
+            <w:proofErr w:type="spellEnd"/>
+            <w:r>
+              <w:rPr>
+                <w:sz w:val="16"/>
+                <w:szCs w:val="16"/>
+              </w:rPr>
+              <w:t xml:space="preserve"> }}</w:t>
             </w:r>
           </w:p>
         </w:tc>
@@ -613,15 +982,45 @@
           </w:tcPr>
           <w:p>
             <w:pPr>
-              <w:rPr>
-                <w:rFonts w:hint="eastAsia"/>
+              <w:spacing w:line="360" w:lineRule="auto"/>
+              <w:ind w:firstLine="0"/>
+              <w:jc w:val="center"/>
+              <w:rPr>
+                <w:sz w:val="16"/>
+                <w:szCs w:val="16"/>
               </w:rPr>
             </w:pPr>
-            <w:r>
-              <w:rPr>
-                <w:sz w:val="18"/>
-              </w:rPr>
-              <w:t>{{ row.obstacleType }}</w:t>
+            <w:proofErr w:type="gramStart"/>
+            <w:r>
+              <w:rPr>
+                <w:sz w:val="16"/>
+                <w:szCs w:val="16"/>
+              </w:rPr>
+              <w:t xml:space="preserve">{{ </w:t>
+            </w:r>
+            <w:proofErr w:type="spellStart"/>
+            <w:r>
+              <w:rPr>
+                <w:sz w:val="16"/>
+                <w:szCs w:val="16"/>
+              </w:rPr>
+              <w:t>row</w:t>
+            </w:r>
+            <w:proofErr w:type="gramEnd"/>
+            <w:r>
+              <w:rPr>
+                <w:sz w:val="16"/>
+                <w:szCs w:val="16"/>
+              </w:rPr>
+              <w:t>.obstacleType</w:t>
+            </w:r>
+            <w:proofErr w:type="spellEnd"/>
+            <w:r>
+              <w:rPr>
+                <w:sz w:val="16"/>
+                <w:szCs w:val="16"/>
+              </w:rPr>
+              <w:t xml:space="preserve"> }}</w:t>
             </w:r>
           </w:p>
         </w:tc>
@@ -631,15 +1030,45 @@
           </w:tcPr>
           <w:p>
             <w:pPr>
-              <w:rPr>
-                <w:rFonts w:hint="eastAsia"/>
+              <w:spacing w:line="360" w:lineRule="auto"/>
+              <w:ind w:firstLine="0"/>
+              <w:jc w:val="center"/>
+              <w:rPr>
+                <w:sz w:val="16"/>
+                <w:szCs w:val="16"/>
               </w:rPr>
             </w:pPr>
-            <w:r>
-              <w:rPr>
-                <w:sz w:val="18"/>
-              </w:rPr>
-              <w:t>{{ row.stationName }}</w:t>
+            <w:proofErr w:type="gramStart"/>
+            <w:r>
+              <w:rPr>
+                <w:sz w:val="16"/>
+                <w:szCs w:val="16"/>
+              </w:rPr>
+              <w:t xml:space="preserve">{{ </w:t>
+            </w:r>
+            <w:proofErr w:type="spellStart"/>
+            <w:r>
+              <w:rPr>
+                <w:sz w:val="16"/>
+                <w:szCs w:val="16"/>
+              </w:rPr>
+              <w:t>row</w:t>
+            </w:r>
+            <w:proofErr w:type="gramEnd"/>
+            <w:r>
+              <w:rPr>
+                <w:sz w:val="16"/>
+                <w:szCs w:val="16"/>
+              </w:rPr>
+              <w:t>.stationName</w:t>
+            </w:r>
+            <w:proofErr w:type="spellEnd"/>
+            <w:r>
+              <w:rPr>
+                <w:sz w:val="16"/>
+                <w:szCs w:val="16"/>
+              </w:rPr>
+              <w:t xml:space="preserve"> }}</w:t>
             </w:r>
           </w:p>
         </w:tc>
@@ -649,15 +1078,45 @@
           </w:tcPr>
           <w:p>
             <w:pPr>
-              <w:rPr>
-                <w:rFonts w:hint="eastAsia"/>
+              <w:spacing w:line="360" w:lineRule="auto"/>
+              <w:ind w:firstLine="0"/>
+              <w:jc w:val="center"/>
+              <w:rPr>
+                <w:sz w:val="16"/>
+                <w:szCs w:val="16"/>
               </w:rPr>
             </w:pPr>
-            <w:r>
-              <w:rPr>
-                <w:sz w:val="18"/>
-              </w:rPr>
-              <w:t>{{ row.relativePosition }}</w:t>
+            <w:proofErr w:type="gramStart"/>
+            <w:r>
+              <w:rPr>
+                <w:sz w:val="16"/>
+                <w:szCs w:val="16"/>
+              </w:rPr>
+              <w:t xml:space="preserve">{{ </w:t>
+            </w:r>
+            <w:proofErr w:type="spellStart"/>
+            <w:r>
+              <w:rPr>
+                <w:sz w:val="16"/>
+                <w:szCs w:val="16"/>
+              </w:rPr>
+              <w:t>row</w:t>
+            </w:r>
+            <w:proofErr w:type="gramEnd"/>
+            <w:r>
+              <w:rPr>
+                <w:sz w:val="16"/>
+                <w:szCs w:val="16"/>
+              </w:rPr>
+              <w:t>.relativePosition</w:t>
+            </w:r>
+            <w:proofErr w:type="spellEnd"/>
+            <w:r>
+              <w:rPr>
+                <w:sz w:val="16"/>
+                <w:szCs w:val="16"/>
+              </w:rPr>
+              <w:t xml:space="preserve"> }}</w:t>
             </w:r>
           </w:p>
         </w:tc>
@@ -667,15 +1126,45 @@
           </w:tcPr>
           <w:p>
             <w:pPr>
-              <w:rPr>
-                <w:rFonts w:hint="eastAsia"/>
+              <w:spacing w:line="360" w:lineRule="auto"/>
+              <w:ind w:firstLine="0"/>
+              <w:jc w:val="center"/>
+              <w:rPr>
+                <w:sz w:val="16"/>
+                <w:szCs w:val="16"/>
               </w:rPr>
             </w:pPr>
-            <w:r>
-              <w:rPr>
-                <w:sz w:val="18"/>
-              </w:rPr>
-              <w:t>{{ row.standardName }}</w:t>
+            <w:proofErr w:type="gramStart"/>
+            <w:r>
+              <w:rPr>
+                <w:sz w:val="16"/>
+                <w:szCs w:val="16"/>
+              </w:rPr>
+              <w:t xml:space="preserve">{{ </w:t>
+            </w:r>
+            <w:proofErr w:type="spellStart"/>
+            <w:r>
+              <w:rPr>
+                <w:sz w:val="16"/>
+                <w:szCs w:val="16"/>
+              </w:rPr>
+              <w:t>row</w:t>
+            </w:r>
+            <w:proofErr w:type="gramEnd"/>
+            <w:r>
+              <w:rPr>
+                <w:sz w:val="16"/>
+                <w:szCs w:val="16"/>
+              </w:rPr>
+              <w:t>.standardName</w:t>
+            </w:r>
+            <w:proofErr w:type="spellEnd"/>
+            <w:r>
+              <w:rPr>
+                <w:sz w:val="16"/>
+                <w:szCs w:val="16"/>
+              </w:rPr>
+              <w:t xml:space="preserve"> }}</w:t>
             </w:r>
           </w:p>
         </w:tc>
@@ -685,15 +1174,45 @@
           </w:tcPr>
           <w:p>
             <w:pPr>
-              <w:rPr>
-                <w:rFonts w:hint="eastAsia"/>
+              <w:spacing w:line="360" w:lineRule="auto"/>
+              <w:ind w:firstLine="0"/>
+              <w:jc w:val="center"/>
+              <w:rPr>
+                <w:sz w:val="16"/>
+                <w:szCs w:val="16"/>
               </w:rPr>
             </w:pPr>
-            <w:r>
-              <w:rPr>
-                <w:sz w:val="18"/>
-              </w:rPr>
-              <w:t>{{ row.standardClause }}</w:t>
+            <w:proofErr w:type="gramStart"/>
+            <w:r>
+              <w:rPr>
+                <w:sz w:val="16"/>
+                <w:szCs w:val="16"/>
+              </w:rPr>
+              <w:t xml:space="preserve">{{ </w:t>
+            </w:r>
+            <w:proofErr w:type="spellStart"/>
+            <w:r>
+              <w:rPr>
+                <w:sz w:val="16"/>
+                <w:szCs w:val="16"/>
+              </w:rPr>
+              <w:t>row</w:t>
+            </w:r>
+            <w:proofErr w:type="gramEnd"/>
+            <w:r>
+              <w:rPr>
+                <w:sz w:val="16"/>
+                <w:szCs w:val="16"/>
+              </w:rPr>
+              <w:t>.standardClause</w:t>
+            </w:r>
+            <w:proofErr w:type="spellEnd"/>
+            <w:r>
+              <w:rPr>
+                <w:sz w:val="16"/>
+                <w:szCs w:val="16"/>
+              </w:rPr>
+              <w:t xml:space="preserve"> }}</w:t>
             </w:r>
           </w:p>
         </w:tc>
@@ -703,15 +1222,45 @@
           </w:tcPr>
           <w:p>
             <w:pPr>
-              <w:rPr>
-                <w:rFonts w:hint="eastAsia"/>
+              <w:spacing w:line="360" w:lineRule="auto"/>
+              <w:ind w:firstLine="0"/>
+              <w:jc w:val="center"/>
+              <w:rPr>
+                <w:sz w:val="16"/>
+                <w:szCs w:val="16"/>
               </w:rPr>
             </w:pPr>
-            <w:r>
-              <w:rPr>
-                <w:sz w:val="18"/>
-              </w:rPr>
-              <w:t>{{ row.analysisDetail }}</w:t>
+            <w:proofErr w:type="gramStart"/>
+            <w:r>
+              <w:rPr>
+                <w:sz w:val="16"/>
+                <w:szCs w:val="16"/>
+              </w:rPr>
+              <w:t xml:space="preserve">{{ </w:t>
+            </w:r>
+            <w:proofErr w:type="spellStart"/>
+            <w:r>
+              <w:rPr>
+                <w:sz w:val="16"/>
+                <w:szCs w:val="16"/>
+              </w:rPr>
+              <w:t>row</w:t>
+            </w:r>
+            <w:proofErr w:type="gramEnd"/>
+            <w:r>
+              <w:rPr>
+                <w:sz w:val="16"/>
+                <w:szCs w:val="16"/>
+              </w:rPr>
+              <w:t>.analysisDetail</w:t>
+            </w:r>
+            <w:proofErr w:type="spellEnd"/>
+            <w:r>
+              <w:rPr>
+                <w:sz w:val="16"/>
+                <w:szCs w:val="16"/>
+              </w:rPr>
+              <w:t xml:space="preserve"> }}</w:t>
             </w:r>
           </w:p>
         </w:tc>
@@ -721,15 +1270,45 @@
           </w:tcPr>
           <w:p>
             <w:pPr>
-              <w:rPr>
-                <w:rFonts w:hint="eastAsia"/>
+              <w:spacing w:line="360" w:lineRule="auto"/>
+              <w:ind w:firstLine="0"/>
+              <w:jc w:val="center"/>
+              <w:rPr>
+                <w:sz w:val="16"/>
+                <w:szCs w:val="16"/>
               </w:rPr>
             </w:pPr>
-            <w:r>
-              <w:rPr>
-                <w:sz w:val="18"/>
-              </w:rPr>
-              <w:t>{{ row.heightLimit }}</w:t>
+            <w:proofErr w:type="gramStart"/>
+            <w:r>
+              <w:rPr>
+                <w:sz w:val="16"/>
+                <w:szCs w:val="16"/>
+              </w:rPr>
+              <w:t xml:space="preserve">{{ </w:t>
+            </w:r>
+            <w:proofErr w:type="spellStart"/>
+            <w:r>
+              <w:rPr>
+                <w:sz w:val="16"/>
+                <w:szCs w:val="16"/>
+              </w:rPr>
+              <w:t>row</w:t>
+            </w:r>
+            <w:proofErr w:type="gramEnd"/>
+            <w:r>
+              <w:rPr>
+                <w:sz w:val="16"/>
+                <w:szCs w:val="16"/>
+              </w:rPr>
+              <w:t>.heightLimit</w:t>
+            </w:r>
+            <w:proofErr w:type="spellEnd"/>
+            <w:r>
+              <w:rPr>
+                <w:sz w:val="16"/>
+                <w:szCs w:val="16"/>
+              </w:rPr>
+              <w:t xml:space="preserve"> }}</w:t>
             </w:r>
           </w:p>
         </w:tc>
@@ -739,15 +1318,45 @@
           </w:tcPr>
           <w:p>
             <w:pPr>
-              <w:rPr>
-                <w:rFonts w:hint="eastAsia"/>
+              <w:spacing w:line="360" w:lineRule="auto"/>
+              <w:ind w:firstLine="0"/>
+              <w:jc w:val="center"/>
+              <w:rPr>
+                <w:sz w:val="16"/>
+                <w:szCs w:val="16"/>
               </w:rPr>
             </w:pPr>
-            <w:r>
-              <w:rPr>
-                <w:sz w:val="18"/>
-              </w:rPr>
-              <w:t>{{ row.isCompliant }}</w:t>
+            <w:proofErr w:type="gramStart"/>
+            <w:r>
+              <w:rPr>
+                <w:sz w:val="16"/>
+                <w:szCs w:val="16"/>
+              </w:rPr>
+              <w:t xml:space="preserve">{{ </w:t>
+            </w:r>
+            <w:proofErr w:type="spellStart"/>
+            <w:r>
+              <w:rPr>
+                <w:sz w:val="16"/>
+                <w:szCs w:val="16"/>
+              </w:rPr>
+              <w:t>row</w:t>
+            </w:r>
+            <w:proofErr w:type="gramEnd"/>
+            <w:r>
+              <w:rPr>
+                <w:sz w:val="16"/>
+                <w:szCs w:val="16"/>
+              </w:rPr>
+              <w:t>.isCompliant</w:t>
+            </w:r>
+            <w:proofErr w:type="spellEnd"/>
+            <w:r>
+              <w:rPr>
+                <w:sz w:val="16"/>
+                <w:szCs w:val="16"/>
+              </w:rPr>
+              <w:t xml:space="preserve"> }}</w:t>
             </w:r>
           </w:p>
         </w:tc>
@@ -757,15 +1366,45 @@
           </w:tcPr>
           <w:p>
             <w:pPr>
-              <w:rPr>
-                <w:rFonts w:hint="eastAsia"/>
+              <w:spacing w:line="360" w:lineRule="auto"/>
+              <w:ind w:firstLine="0"/>
+              <w:jc w:val="center"/>
+              <w:rPr>
+                <w:sz w:val="16"/>
+                <w:szCs w:val="16"/>
               </w:rPr>
             </w:pPr>
-            <w:r>
-              <w:rPr>
-                <w:sz w:val="18"/>
-              </w:rPr>
-              <w:t>{{ row.overHeight }}</w:t>
+            <w:proofErr w:type="gramStart"/>
+            <w:r>
+              <w:rPr>
+                <w:sz w:val="16"/>
+                <w:szCs w:val="16"/>
+              </w:rPr>
+              <w:t xml:space="preserve">{{ </w:t>
+            </w:r>
+            <w:proofErr w:type="spellStart"/>
+            <w:r>
+              <w:rPr>
+                <w:sz w:val="16"/>
+                <w:szCs w:val="16"/>
+              </w:rPr>
+              <w:t>row</w:t>
+            </w:r>
+            <w:proofErr w:type="gramEnd"/>
+            <w:r>
+              <w:rPr>
+                <w:sz w:val="16"/>
+                <w:szCs w:val="16"/>
+              </w:rPr>
+              <w:t>.overHeight</w:t>
+            </w:r>
+            <w:proofErr w:type="spellEnd"/>
+            <w:r>
+              <w:rPr>
+                <w:sz w:val="16"/>
+                <w:szCs w:val="16"/>
+              </w:rPr>
+              <w:t xml:space="preserve"> }}</w:t>
             </w:r>
           </w:p>
         </w:tc>
@@ -775,15 +1414,45 @@
           </w:tcPr>
           <w:p>
             <w:pPr>
-              <w:rPr>
-                <w:rFonts w:hint="eastAsia"/>
+              <w:spacing w:line="360" w:lineRule="auto"/>
+              <w:ind w:firstLine="0"/>
+              <w:jc w:val="center"/>
+              <w:rPr>
+                <w:sz w:val="16"/>
+                <w:szCs w:val="16"/>
               </w:rPr>
             </w:pPr>
-            <w:r>
-              <w:rPr>
-                <w:sz w:val="18"/>
-              </w:rPr>
-              <w:t>{{ row.finalOverHeight }}</w:t>
+            <w:proofErr w:type="gramStart"/>
+            <w:r>
+              <w:rPr>
+                <w:sz w:val="16"/>
+                <w:szCs w:val="16"/>
+              </w:rPr>
+              <w:t xml:space="preserve">{{ </w:t>
+            </w:r>
+            <w:proofErr w:type="spellStart"/>
+            <w:r>
+              <w:rPr>
+                <w:sz w:val="16"/>
+                <w:szCs w:val="16"/>
+              </w:rPr>
+              <w:t>row</w:t>
+            </w:r>
+            <w:proofErr w:type="gramEnd"/>
+            <w:r>
+              <w:rPr>
+                <w:sz w:val="16"/>
+                <w:szCs w:val="16"/>
+              </w:rPr>
+              <w:t>.finalOverHeight</w:t>
+            </w:r>
+            <w:proofErr w:type="spellEnd"/>
+            <w:r>
+              <w:rPr>
+                <w:sz w:val="16"/>
+                <w:szCs w:val="16"/>
+              </w:rPr>
+              <w:t xml:space="preserve"> }}</w:t>
             </w:r>
           </w:p>
         </w:tc>
@@ -798,15 +1467,37 @@
           </w:tcPr>
           <w:p>
             <w:pPr>
-              <w:rPr>
-                <w:rFonts w:hint="eastAsia"/>
+              <w:spacing w:line="360" w:lineRule="auto"/>
+              <w:ind w:firstLine="0"/>
+              <w:jc w:val="center"/>
+              <w:rPr>
+                <w:sz w:val="16"/>
+                <w:szCs w:val="16"/>
               </w:rPr>
             </w:pPr>
             <w:r>
               <w:rPr>
-                <w:sz w:val="18"/>
-              </w:rPr>
-              <w:t>{%tr endfor %}</w:t>
+                <w:sz w:val="16"/>
+                <w:szCs w:val="16"/>
+              </w:rPr>
+              <w:lastRenderedPageBreak/>
+              <w:t xml:space="preserve">{%tr </w:t>
+            </w:r>
+            <w:proofErr w:type="spellStart"/>
+            <w:r>
+              <w:rPr>
+                <w:sz w:val="16"/>
+                <w:szCs w:val="16"/>
+              </w:rPr>
+              <w:t>endfor</w:t>
+            </w:r>
+            <w:proofErr w:type="spellEnd"/>
+            <w:r>
+              <w:rPr>
+                <w:sz w:val="16"/>
+                <w:szCs w:val="16"/>
+              </w:rPr>
+              <w:t xml:space="preserve"> %}</w:t>
             </w:r>
           </w:p>
         </w:tc>
@@ -816,8 +1507,12 @@
           </w:tcPr>
           <w:p>
             <w:pPr>
-              <w:rPr>
-                <w:rFonts w:hint="eastAsia"/>
+              <w:spacing w:line="360" w:lineRule="auto"/>
+              <w:ind w:firstLine="0"/>
+              <w:jc w:val="center"/>
+              <w:rPr>
+                <w:sz w:val="16"/>
+                <w:szCs w:val="16"/>
               </w:rPr>
             </w:pPr>
           </w:p>
@@ -828,8 +1523,12 @@
           </w:tcPr>
           <w:p>
             <w:pPr>
-              <w:rPr>
-                <w:rFonts w:hint="eastAsia"/>
+              <w:spacing w:line="360" w:lineRule="auto"/>
+              <w:ind w:firstLine="0"/>
+              <w:jc w:val="center"/>
+              <w:rPr>
+                <w:sz w:val="16"/>
+                <w:szCs w:val="16"/>
               </w:rPr>
             </w:pPr>
           </w:p>
@@ -840,8 +1539,12 @@
           </w:tcPr>
           <w:p>
             <w:pPr>
-              <w:rPr>
-                <w:rFonts w:hint="eastAsia"/>
+              <w:spacing w:line="360" w:lineRule="auto"/>
+              <w:ind w:firstLine="0"/>
+              <w:jc w:val="center"/>
+              <w:rPr>
+                <w:sz w:val="16"/>
+                <w:szCs w:val="16"/>
               </w:rPr>
             </w:pPr>
           </w:p>
@@ -852,8 +1555,12 @@
           </w:tcPr>
           <w:p>
             <w:pPr>
-              <w:rPr>
-                <w:rFonts w:hint="eastAsia"/>
+              <w:spacing w:line="360" w:lineRule="auto"/>
+              <w:ind w:firstLine="0"/>
+              <w:jc w:val="center"/>
+              <w:rPr>
+                <w:sz w:val="16"/>
+                <w:szCs w:val="16"/>
               </w:rPr>
             </w:pPr>
           </w:p>
@@ -864,8 +1571,12 @@
           </w:tcPr>
           <w:p>
             <w:pPr>
-              <w:rPr>
-                <w:rFonts w:hint="eastAsia"/>
+              <w:spacing w:line="360" w:lineRule="auto"/>
+              <w:ind w:firstLine="0"/>
+              <w:jc w:val="center"/>
+              <w:rPr>
+                <w:sz w:val="16"/>
+                <w:szCs w:val="16"/>
               </w:rPr>
             </w:pPr>
           </w:p>
@@ -876,8 +1587,12 @@
           </w:tcPr>
           <w:p>
             <w:pPr>
-              <w:rPr>
-                <w:rFonts w:hint="eastAsia"/>
+              <w:spacing w:line="360" w:lineRule="auto"/>
+              <w:ind w:firstLine="0"/>
+              <w:jc w:val="center"/>
+              <w:rPr>
+                <w:sz w:val="16"/>
+                <w:szCs w:val="16"/>
               </w:rPr>
             </w:pPr>
           </w:p>
@@ -888,8 +1603,12 @@
           </w:tcPr>
           <w:p>
             <w:pPr>
-              <w:rPr>
-                <w:rFonts w:hint="eastAsia"/>
+              <w:spacing w:line="360" w:lineRule="auto"/>
+              <w:ind w:firstLine="0"/>
+              <w:jc w:val="center"/>
+              <w:rPr>
+                <w:sz w:val="16"/>
+                <w:szCs w:val="16"/>
               </w:rPr>
             </w:pPr>
           </w:p>
@@ -900,8 +1619,12 @@
           </w:tcPr>
           <w:p>
             <w:pPr>
-              <w:rPr>
-                <w:rFonts w:hint="eastAsia"/>
+              <w:spacing w:line="360" w:lineRule="auto"/>
+              <w:ind w:firstLine="0"/>
+              <w:jc w:val="center"/>
+              <w:rPr>
+                <w:sz w:val="16"/>
+                <w:szCs w:val="16"/>
               </w:rPr>
             </w:pPr>
           </w:p>
@@ -912,8 +1635,12 @@
           </w:tcPr>
           <w:p>
             <w:pPr>
-              <w:rPr>
-                <w:rFonts w:hint="eastAsia"/>
+              <w:spacing w:line="360" w:lineRule="auto"/>
+              <w:ind w:firstLine="0"/>
+              <w:jc w:val="center"/>
+              <w:rPr>
+                <w:sz w:val="16"/>
+                <w:szCs w:val="16"/>
               </w:rPr>
             </w:pPr>
           </w:p>
@@ -924,8 +1651,12 @@
           </w:tcPr>
           <w:p>
             <w:pPr>
-              <w:rPr>
-                <w:rFonts w:hint="eastAsia"/>
+              <w:spacing w:line="360" w:lineRule="auto"/>
+              <w:ind w:firstLine="0"/>
+              <w:jc w:val="center"/>
+              <w:rPr>
+                <w:sz w:val="16"/>
+                <w:szCs w:val="16"/>
               </w:rPr>
             </w:pPr>
           </w:p>
@@ -935,33 +1666,40 @@
     <w:p>
       <w:pPr>
         <w:pStyle w:val="1"/>
+        <w:keepLines w:val="0"/>
+        <w:ind w:firstLine="561"/>
+        <w:jc w:val="left"/>
         <w:rPr>
-          <w:lang w:eastAsia="zh-CN"/>
+          <w:rFonts w:ascii="宋体" w:eastAsia="宋体"/>
+          <w:b w:val="0"/>
+          <w:bCs w:val="0"/>
         </w:rPr>
       </w:pPr>
       <w:r>
         <w:rPr>
-          <w:lang w:eastAsia="zh-CN"/>
+          <w:rFonts w:ascii="宋体" w:eastAsia="宋体"/>
+          <w:b w:val="0"/>
+          <w:bCs w:val="0"/>
         </w:rPr>
-        <w:t>2</w:t>
+        <w:t>2、建设项目满足以</w:t>
       </w:r>
+      <w:proofErr w:type="gramStart"/>
       <w:r>
         <w:rPr>
-          <w:lang w:eastAsia="zh-CN"/>
+          <w:rFonts w:ascii="宋体" w:eastAsia="宋体"/>
+          <w:b w:val="0"/>
+          <w:bCs w:val="0"/>
         </w:rPr>
-        <w:t>、建设项目满足以下台站的标准要求</w:t>
+        <w:t>下台站</w:t>
       </w:r>
+      <w:proofErr w:type="gramEnd"/>
       <w:r>
         <w:rPr>
-          <w:lang w:eastAsia="zh-CN"/>
+          <w:rFonts w:ascii="宋体" w:eastAsia="宋体"/>
+          <w:b w:val="0"/>
+          <w:bCs w:val="0"/>
         </w:rPr>
-        <w:t>,</w:t>
-      </w:r>
-      <w:r>
-        <w:rPr>
-          <w:lang w:eastAsia="zh-CN"/>
-        </w:rPr>
-        <w:t>分析结果如下表所示：</w:t>
+        <w:t>的标准要求,分析结果如下表所示：</w:t>
       </w:r>
     </w:p>
     <w:tbl>
@@ -972,17 +1710,17 @@
         <w:tblLook w:val="04A0" w:firstRow="1" w:lastRow="0" w:firstColumn="1" w:lastColumn="0" w:noHBand="0" w:noVBand="1"/>
       </w:tblPr>
       <w:tblGrid>
-        <w:gridCol w:w="2168"/>
-        <w:gridCol w:w="2067"/>
-        <w:gridCol w:w="2039"/>
-        <w:gridCol w:w="2258"/>
-        <w:gridCol w:w="2208"/>
-        <w:gridCol w:w="2256"/>
-        <w:gridCol w:w="2101"/>
-        <w:gridCol w:w="1910"/>
-        <w:gridCol w:w="1955"/>
-        <w:gridCol w:w="1894"/>
-        <w:gridCol w:w="2295"/>
+        <w:gridCol w:w="1199"/>
+        <w:gridCol w:w="1199"/>
+        <w:gridCol w:w="1155"/>
+        <w:gridCol w:w="1378"/>
+        <w:gridCol w:w="1199"/>
+        <w:gridCol w:w="1289"/>
+        <w:gridCol w:w="1289"/>
+        <w:gridCol w:w="1155"/>
+        <w:gridCol w:w="1155"/>
+        <w:gridCol w:w="1110"/>
+        <w:gridCol w:w="1334"/>
       </w:tblGrid>
       <w:tr>
         <w:trPr>
@@ -994,17 +1732,24 @@
           </w:tcPr>
           <w:p>
             <w:pPr>
-              <w:rPr>
-                <w:rFonts w:hint="eastAsia"/>
+              <w:keepNext/>
+              <w:spacing w:line="360" w:lineRule="auto"/>
+              <w:ind w:firstLine="0"/>
+              <w:jc w:val="center"/>
+              <w:rPr>
+                <w:rFonts w:hAnsi="宋体"/>
               </w:rPr>
             </w:pPr>
-            <w:r>
-              <w:rPr>
+            <w:proofErr w:type="spellStart"/>
+            <w:r>
+              <w:rPr>
+                <w:rFonts w:hAnsi="宋体"/>
                 <w:b/>
                 <w:sz w:val="18"/>
               </w:rPr>
               <w:t>障碍物名称</w:t>
             </w:r>
+            <w:proofErr w:type="spellEnd"/>
           </w:p>
         </w:tc>
         <w:tc>
@@ -1013,17 +1758,24 @@
           </w:tcPr>
           <w:p>
             <w:pPr>
-              <w:rPr>
-                <w:rFonts w:hint="eastAsia"/>
+              <w:keepNext/>
+              <w:spacing w:line="360" w:lineRule="auto"/>
+              <w:ind w:firstLine="0"/>
+              <w:jc w:val="center"/>
+              <w:rPr>
+                <w:rFonts w:hAnsi="宋体"/>
               </w:rPr>
             </w:pPr>
-            <w:r>
-              <w:rPr>
+            <w:proofErr w:type="spellStart"/>
+            <w:r>
+              <w:rPr>
+                <w:rFonts w:hAnsi="宋体"/>
                 <w:b/>
                 <w:sz w:val="18"/>
               </w:rPr>
               <w:t>障碍物类型</w:t>
             </w:r>
+            <w:proofErr w:type="spellEnd"/>
           </w:p>
         </w:tc>
         <w:tc>
@@ -1032,17 +1784,24 @@
           </w:tcPr>
           <w:p>
             <w:pPr>
-              <w:rPr>
-                <w:rFonts w:hint="eastAsia"/>
+              <w:keepNext/>
+              <w:spacing w:line="360" w:lineRule="auto"/>
+              <w:ind w:firstLine="0"/>
+              <w:jc w:val="center"/>
+              <w:rPr>
+                <w:rFonts w:hAnsi="宋体"/>
               </w:rPr>
             </w:pPr>
-            <w:r>
-              <w:rPr>
+            <w:proofErr w:type="spellStart"/>
+            <w:r>
+              <w:rPr>
+                <w:rFonts w:hAnsi="宋体"/>
                 <w:b/>
                 <w:sz w:val="18"/>
               </w:rPr>
               <w:t>影响台站</w:t>
             </w:r>
+            <w:proofErr w:type="spellEnd"/>
           </w:p>
         </w:tc>
         <w:tc>
@@ -1051,17 +1810,24 @@
           </w:tcPr>
           <w:p>
             <w:pPr>
-              <w:rPr>
-                <w:rFonts w:hint="eastAsia"/>
+              <w:keepNext/>
+              <w:spacing w:line="360" w:lineRule="auto"/>
+              <w:ind w:firstLine="0"/>
+              <w:jc w:val="center"/>
+              <w:rPr>
+                <w:rFonts w:hAnsi="宋体"/>
               </w:rPr>
             </w:pPr>
-            <w:r>
-              <w:rPr>
+            <w:proofErr w:type="spellStart"/>
+            <w:r>
+              <w:rPr>
+                <w:rFonts w:hAnsi="宋体"/>
                 <w:b/>
                 <w:sz w:val="18"/>
               </w:rPr>
               <w:t>相对台站位置</w:t>
             </w:r>
+            <w:proofErr w:type="spellEnd"/>
           </w:p>
         </w:tc>
         <w:tc>
@@ -1070,17 +1836,24 @@
           </w:tcPr>
           <w:p>
             <w:pPr>
-              <w:rPr>
-                <w:rFonts w:hint="eastAsia"/>
+              <w:keepNext/>
+              <w:spacing w:line="360" w:lineRule="auto"/>
+              <w:ind w:firstLine="0"/>
+              <w:jc w:val="center"/>
+              <w:rPr>
+                <w:rFonts w:hAnsi="宋体"/>
               </w:rPr>
             </w:pPr>
-            <w:r>
-              <w:rPr>
+            <w:proofErr w:type="spellStart"/>
+            <w:r>
+              <w:rPr>
+                <w:rFonts w:hAnsi="宋体"/>
                 <w:b/>
                 <w:sz w:val="18"/>
               </w:rPr>
               <w:t>标准名称</w:t>
             </w:r>
+            <w:proofErr w:type="spellEnd"/>
           </w:p>
         </w:tc>
         <w:tc>
@@ -1089,17 +1862,24 @@
           </w:tcPr>
           <w:p>
             <w:pPr>
-              <w:rPr>
-                <w:rFonts w:hint="eastAsia"/>
+              <w:keepNext/>
+              <w:spacing w:line="360" w:lineRule="auto"/>
+              <w:ind w:firstLine="0"/>
+              <w:jc w:val="center"/>
+              <w:rPr>
+                <w:rFonts w:hAnsi="宋体"/>
               </w:rPr>
             </w:pPr>
-            <w:r>
-              <w:rPr>
+            <w:proofErr w:type="spellStart"/>
+            <w:r>
+              <w:rPr>
+                <w:rFonts w:hAnsi="宋体"/>
                 <w:b/>
                 <w:sz w:val="18"/>
               </w:rPr>
               <w:t>标准条款规定</w:t>
             </w:r>
+            <w:proofErr w:type="spellEnd"/>
           </w:p>
         </w:tc>
         <w:tc>
@@ -1108,17 +1888,24 @@
           </w:tcPr>
           <w:p>
             <w:pPr>
-              <w:rPr>
-                <w:rFonts w:hint="eastAsia"/>
+              <w:keepNext/>
+              <w:spacing w:line="360" w:lineRule="auto"/>
+              <w:ind w:firstLine="0"/>
+              <w:jc w:val="center"/>
+              <w:rPr>
+                <w:rFonts w:hAnsi="宋体"/>
               </w:rPr>
             </w:pPr>
-            <w:r>
-              <w:rPr>
+            <w:proofErr w:type="spellStart"/>
+            <w:r>
+              <w:rPr>
+                <w:rFonts w:hAnsi="宋体"/>
                 <w:b/>
                 <w:sz w:val="18"/>
               </w:rPr>
               <w:t>分析详情</w:t>
             </w:r>
+            <w:proofErr w:type="spellEnd"/>
           </w:p>
         </w:tc>
         <w:tc>
@@ -1127,16 +1914,31 @@
           </w:tcPr>
           <w:p>
             <w:pPr>
-              <w:rPr>
-                <w:rFonts w:hint="eastAsia"/>
+              <w:keepNext/>
+              <w:spacing w:line="360" w:lineRule="auto"/>
+              <w:ind w:firstLine="0"/>
+              <w:jc w:val="center"/>
+              <w:rPr>
+                <w:rFonts w:hAnsi="宋体"/>
               </w:rPr>
             </w:pPr>
-            <w:r>
-              <w:rPr>
+            <w:proofErr w:type="spellStart"/>
+            <w:r>
+              <w:rPr>
+                <w:rFonts w:hAnsi="宋体"/>
                 <w:b/>
                 <w:sz w:val="18"/>
               </w:rPr>
-              <w:t>限高（米）</w:t>
+              <w:t>限高（米</w:t>
+            </w:r>
+            <w:proofErr w:type="spellEnd"/>
+            <w:r>
+              <w:rPr>
+                <w:rFonts w:hAnsi="宋体"/>
+                <w:b/>
+                <w:sz w:val="18"/>
+              </w:rPr>
+              <w:t>）</w:t>
             </w:r>
           </w:p>
         </w:tc>
@@ -1146,17 +1948,24 @@
           </w:tcPr>
           <w:p>
             <w:pPr>
-              <w:rPr>
-                <w:rFonts w:hint="eastAsia"/>
+              <w:keepNext/>
+              <w:spacing w:line="360" w:lineRule="auto"/>
+              <w:ind w:firstLine="0"/>
+              <w:jc w:val="center"/>
+              <w:rPr>
+                <w:rFonts w:hAnsi="宋体"/>
               </w:rPr>
             </w:pPr>
-            <w:r>
-              <w:rPr>
+            <w:proofErr w:type="spellStart"/>
+            <w:r>
+              <w:rPr>
+                <w:rFonts w:hAnsi="宋体"/>
                 <w:b/>
                 <w:sz w:val="18"/>
               </w:rPr>
               <w:t>是否满足标准限高</w:t>
             </w:r>
+            <w:proofErr w:type="spellEnd"/>
           </w:p>
         </w:tc>
         <w:tc>
@@ -1165,16 +1974,31 @@
           </w:tcPr>
           <w:p>
             <w:pPr>
-              <w:rPr>
-                <w:rFonts w:hint="eastAsia"/>
+              <w:keepNext/>
+              <w:spacing w:line="360" w:lineRule="auto"/>
+              <w:ind w:firstLine="0"/>
+              <w:jc w:val="center"/>
+              <w:rPr>
+                <w:rFonts w:hAnsi="宋体"/>
               </w:rPr>
             </w:pPr>
-            <w:r>
-              <w:rPr>
+            <w:proofErr w:type="spellStart"/>
+            <w:r>
+              <w:rPr>
+                <w:rFonts w:hAnsi="宋体"/>
                 <w:b/>
                 <w:sz w:val="18"/>
               </w:rPr>
-              <w:t>超高（米）</w:t>
+              <w:t>超高（米</w:t>
+            </w:r>
+            <w:proofErr w:type="spellEnd"/>
+            <w:r>
+              <w:rPr>
+                <w:rFonts w:hAnsi="宋体"/>
+                <w:b/>
+                <w:sz w:val="18"/>
+              </w:rPr>
+              <w:t>）</w:t>
             </w:r>
           </w:p>
         </w:tc>
@@ -1184,16 +2008,31 @@
           </w:tcPr>
           <w:p>
             <w:pPr>
-              <w:rPr>
-                <w:rFonts w:hint="eastAsia"/>
+              <w:keepNext/>
+              <w:spacing w:line="360" w:lineRule="auto"/>
+              <w:ind w:firstLine="0"/>
+              <w:jc w:val="center"/>
+              <w:rPr>
+                <w:rFonts w:hAnsi="宋体"/>
               </w:rPr>
             </w:pPr>
-            <w:r>
-              <w:rPr>
+            <w:proofErr w:type="spellStart"/>
+            <w:r>
+              <w:rPr>
+                <w:rFonts w:hAnsi="宋体"/>
                 <w:b/>
                 <w:sz w:val="18"/>
               </w:rPr>
-              <w:t>最终超高（米）</w:t>
+              <w:t>最终超高（米</w:t>
+            </w:r>
+            <w:proofErr w:type="spellEnd"/>
+            <w:r>
+              <w:rPr>
+                <w:rFonts w:hAnsi="宋体"/>
+                <w:b/>
+                <w:sz w:val="18"/>
+              </w:rPr>
+              <w:t>）</w:t>
             </w:r>
           </w:p>
         </w:tc>
@@ -1208,15 +2047,36 @@
           </w:tcPr>
           <w:p>
             <w:pPr>
-              <w:rPr>
-                <w:rFonts w:hint="eastAsia"/>
+              <w:spacing w:line="360" w:lineRule="auto"/>
+              <w:ind w:firstLine="0"/>
+              <w:jc w:val="center"/>
+              <w:rPr>
+                <w:sz w:val="16"/>
+                <w:szCs w:val="16"/>
               </w:rPr>
             </w:pPr>
             <w:r>
               <w:rPr>
-                <w:sz w:val="18"/>
-              </w:rPr>
-              <w:t>{%tr for row in compliantRows %}</w:t>
+                <w:sz w:val="16"/>
+                <w:szCs w:val="16"/>
+              </w:rPr>
+              <w:t xml:space="preserve">{%tr for row in </w:t>
+            </w:r>
+            <w:proofErr w:type="spellStart"/>
+            <w:r>
+              <w:rPr>
+                <w:sz w:val="16"/>
+                <w:szCs w:val="16"/>
+              </w:rPr>
+              <w:t>compliantRows</w:t>
+            </w:r>
+            <w:proofErr w:type="spellEnd"/>
+            <w:r>
+              <w:rPr>
+                <w:sz w:val="16"/>
+                <w:szCs w:val="16"/>
+              </w:rPr>
+              <w:t xml:space="preserve"> %}</w:t>
             </w:r>
           </w:p>
         </w:tc>
@@ -1226,8 +2086,12 @@
           </w:tcPr>
           <w:p>
             <w:pPr>
-              <w:rPr>
-                <w:rFonts w:hint="eastAsia"/>
+              <w:spacing w:line="360" w:lineRule="auto"/>
+              <w:ind w:firstLine="0"/>
+              <w:jc w:val="center"/>
+              <w:rPr>
+                <w:sz w:val="16"/>
+                <w:szCs w:val="16"/>
               </w:rPr>
             </w:pPr>
           </w:p>
@@ -1238,8 +2102,12 @@
           </w:tcPr>
           <w:p>
             <w:pPr>
-              <w:rPr>
-                <w:rFonts w:hint="eastAsia"/>
+              <w:spacing w:line="360" w:lineRule="auto"/>
+              <w:ind w:firstLine="0"/>
+              <w:jc w:val="center"/>
+              <w:rPr>
+                <w:sz w:val="16"/>
+                <w:szCs w:val="16"/>
               </w:rPr>
             </w:pPr>
           </w:p>
@@ -1250,8 +2118,12 @@
           </w:tcPr>
           <w:p>
             <w:pPr>
-              <w:rPr>
-                <w:rFonts w:hint="eastAsia"/>
+              <w:spacing w:line="360" w:lineRule="auto"/>
+              <w:ind w:firstLine="0"/>
+              <w:jc w:val="center"/>
+              <w:rPr>
+                <w:sz w:val="16"/>
+                <w:szCs w:val="16"/>
               </w:rPr>
             </w:pPr>
           </w:p>
@@ -1262,8 +2134,12 @@
           </w:tcPr>
           <w:p>
             <w:pPr>
-              <w:rPr>
-                <w:rFonts w:hint="eastAsia"/>
+              <w:spacing w:line="360" w:lineRule="auto"/>
+              <w:ind w:firstLine="0"/>
+              <w:jc w:val="center"/>
+              <w:rPr>
+                <w:sz w:val="16"/>
+                <w:szCs w:val="16"/>
               </w:rPr>
             </w:pPr>
           </w:p>
@@ -1274,8 +2150,12 @@
           </w:tcPr>
           <w:p>
             <w:pPr>
-              <w:rPr>
-                <w:rFonts w:hint="eastAsia"/>
+              <w:spacing w:line="360" w:lineRule="auto"/>
+              <w:ind w:firstLine="0"/>
+              <w:jc w:val="center"/>
+              <w:rPr>
+                <w:sz w:val="16"/>
+                <w:szCs w:val="16"/>
               </w:rPr>
             </w:pPr>
           </w:p>
@@ -1286,8 +2166,12 @@
           </w:tcPr>
           <w:p>
             <w:pPr>
-              <w:rPr>
-                <w:rFonts w:hint="eastAsia"/>
+              <w:spacing w:line="360" w:lineRule="auto"/>
+              <w:ind w:firstLine="0"/>
+              <w:jc w:val="center"/>
+              <w:rPr>
+                <w:sz w:val="16"/>
+                <w:szCs w:val="16"/>
               </w:rPr>
             </w:pPr>
           </w:p>
@@ -1298,8 +2182,12 @@
           </w:tcPr>
           <w:p>
             <w:pPr>
-              <w:rPr>
-                <w:rFonts w:hint="eastAsia"/>
+              <w:spacing w:line="360" w:lineRule="auto"/>
+              <w:ind w:firstLine="0"/>
+              <w:jc w:val="center"/>
+              <w:rPr>
+                <w:sz w:val="16"/>
+                <w:szCs w:val="16"/>
               </w:rPr>
             </w:pPr>
           </w:p>
@@ -1310,8 +2198,12 @@
           </w:tcPr>
           <w:p>
             <w:pPr>
-              <w:rPr>
-                <w:rFonts w:hint="eastAsia"/>
+              <w:spacing w:line="360" w:lineRule="auto"/>
+              <w:ind w:firstLine="0"/>
+              <w:jc w:val="center"/>
+              <w:rPr>
+                <w:sz w:val="16"/>
+                <w:szCs w:val="16"/>
               </w:rPr>
             </w:pPr>
           </w:p>
@@ -1322,8 +2214,12 @@
           </w:tcPr>
           <w:p>
             <w:pPr>
-              <w:rPr>
-                <w:rFonts w:hint="eastAsia"/>
+              <w:spacing w:line="360" w:lineRule="auto"/>
+              <w:ind w:firstLine="0"/>
+              <w:jc w:val="center"/>
+              <w:rPr>
+                <w:sz w:val="16"/>
+                <w:szCs w:val="16"/>
               </w:rPr>
             </w:pPr>
           </w:p>
@@ -1334,8 +2230,12 @@
           </w:tcPr>
           <w:p>
             <w:pPr>
-              <w:rPr>
-                <w:rFonts w:hint="eastAsia"/>
+              <w:spacing w:line="360" w:lineRule="auto"/>
+              <w:ind w:firstLine="0"/>
+              <w:jc w:val="center"/>
+              <w:rPr>
+                <w:sz w:val="16"/>
+                <w:szCs w:val="16"/>
               </w:rPr>
             </w:pPr>
           </w:p>
@@ -1351,15 +2251,45 @@
           </w:tcPr>
           <w:p>
             <w:pPr>
-              <w:rPr>
-                <w:rFonts w:hint="eastAsia"/>
+              <w:spacing w:line="360" w:lineRule="auto"/>
+              <w:ind w:firstLine="0"/>
+              <w:jc w:val="center"/>
+              <w:rPr>
+                <w:sz w:val="16"/>
+                <w:szCs w:val="16"/>
               </w:rPr>
             </w:pPr>
-            <w:r>
-              <w:rPr>
-                <w:sz w:val="18"/>
-              </w:rPr>
-              <w:t>{{ row.obstacleName }}</w:t>
+            <w:proofErr w:type="gramStart"/>
+            <w:r>
+              <w:rPr>
+                <w:sz w:val="16"/>
+                <w:szCs w:val="16"/>
+              </w:rPr>
+              <w:t xml:space="preserve">{{ </w:t>
+            </w:r>
+            <w:proofErr w:type="spellStart"/>
+            <w:r>
+              <w:rPr>
+                <w:sz w:val="16"/>
+                <w:szCs w:val="16"/>
+              </w:rPr>
+              <w:t>row</w:t>
+            </w:r>
+            <w:proofErr w:type="gramEnd"/>
+            <w:r>
+              <w:rPr>
+                <w:sz w:val="16"/>
+                <w:szCs w:val="16"/>
+              </w:rPr>
+              <w:t>.obstacleName</w:t>
+            </w:r>
+            <w:proofErr w:type="spellEnd"/>
+            <w:r>
+              <w:rPr>
+                <w:sz w:val="16"/>
+                <w:szCs w:val="16"/>
+              </w:rPr>
+              <w:t xml:space="preserve"> }}</w:t>
             </w:r>
           </w:p>
         </w:tc>
@@ -1369,15 +2299,45 @@
           </w:tcPr>
           <w:p>
             <w:pPr>
-              <w:rPr>
-                <w:rFonts w:hint="eastAsia"/>
+              <w:spacing w:line="360" w:lineRule="auto"/>
+              <w:ind w:firstLine="0"/>
+              <w:jc w:val="center"/>
+              <w:rPr>
+                <w:sz w:val="16"/>
+                <w:szCs w:val="16"/>
               </w:rPr>
             </w:pPr>
-            <w:r>
-              <w:rPr>
-                <w:sz w:val="18"/>
-              </w:rPr>
-              <w:t>{{ row.obstacleType }}</w:t>
+            <w:proofErr w:type="gramStart"/>
+            <w:r>
+              <w:rPr>
+                <w:sz w:val="16"/>
+                <w:szCs w:val="16"/>
+              </w:rPr>
+              <w:t xml:space="preserve">{{ </w:t>
+            </w:r>
+            <w:proofErr w:type="spellStart"/>
+            <w:r>
+              <w:rPr>
+                <w:sz w:val="16"/>
+                <w:szCs w:val="16"/>
+              </w:rPr>
+              <w:t>row</w:t>
+            </w:r>
+            <w:proofErr w:type="gramEnd"/>
+            <w:r>
+              <w:rPr>
+                <w:sz w:val="16"/>
+                <w:szCs w:val="16"/>
+              </w:rPr>
+              <w:t>.obstacleType</w:t>
+            </w:r>
+            <w:proofErr w:type="spellEnd"/>
+            <w:r>
+              <w:rPr>
+                <w:sz w:val="16"/>
+                <w:szCs w:val="16"/>
+              </w:rPr>
+              <w:t xml:space="preserve"> }}</w:t>
             </w:r>
           </w:p>
         </w:tc>
@@ -1387,15 +2347,45 @@
           </w:tcPr>
           <w:p>
             <w:pPr>
-              <w:rPr>
-                <w:rFonts w:hint="eastAsia"/>
+              <w:spacing w:line="360" w:lineRule="auto"/>
+              <w:ind w:firstLine="0"/>
+              <w:jc w:val="center"/>
+              <w:rPr>
+                <w:sz w:val="16"/>
+                <w:szCs w:val="16"/>
               </w:rPr>
             </w:pPr>
-            <w:r>
-              <w:rPr>
-                <w:sz w:val="18"/>
-              </w:rPr>
-              <w:t>{{ row.stationName }}</w:t>
+            <w:proofErr w:type="gramStart"/>
+            <w:r>
+              <w:rPr>
+                <w:sz w:val="16"/>
+                <w:szCs w:val="16"/>
+              </w:rPr>
+              <w:t xml:space="preserve">{{ </w:t>
+            </w:r>
+            <w:proofErr w:type="spellStart"/>
+            <w:r>
+              <w:rPr>
+                <w:sz w:val="16"/>
+                <w:szCs w:val="16"/>
+              </w:rPr>
+              <w:t>row</w:t>
+            </w:r>
+            <w:proofErr w:type="gramEnd"/>
+            <w:r>
+              <w:rPr>
+                <w:sz w:val="16"/>
+                <w:szCs w:val="16"/>
+              </w:rPr>
+              <w:t>.stationName</w:t>
+            </w:r>
+            <w:proofErr w:type="spellEnd"/>
+            <w:r>
+              <w:rPr>
+                <w:sz w:val="16"/>
+                <w:szCs w:val="16"/>
+              </w:rPr>
+              <w:t xml:space="preserve"> }}</w:t>
             </w:r>
           </w:p>
         </w:tc>
@@ -1405,15 +2395,45 @@
           </w:tcPr>
           <w:p>
             <w:pPr>
-              <w:rPr>
-                <w:rFonts w:hint="eastAsia"/>
+              <w:spacing w:line="360" w:lineRule="auto"/>
+              <w:ind w:firstLine="0"/>
+              <w:jc w:val="center"/>
+              <w:rPr>
+                <w:sz w:val="16"/>
+                <w:szCs w:val="16"/>
               </w:rPr>
             </w:pPr>
-            <w:r>
-              <w:rPr>
-                <w:sz w:val="18"/>
-              </w:rPr>
-              <w:t>{{ row.relativePosition }}</w:t>
+            <w:proofErr w:type="gramStart"/>
+            <w:r>
+              <w:rPr>
+                <w:sz w:val="16"/>
+                <w:szCs w:val="16"/>
+              </w:rPr>
+              <w:t xml:space="preserve">{{ </w:t>
+            </w:r>
+            <w:proofErr w:type="spellStart"/>
+            <w:r>
+              <w:rPr>
+                <w:sz w:val="16"/>
+                <w:szCs w:val="16"/>
+              </w:rPr>
+              <w:t>row</w:t>
+            </w:r>
+            <w:proofErr w:type="gramEnd"/>
+            <w:r>
+              <w:rPr>
+                <w:sz w:val="16"/>
+                <w:szCs w:val="16"/>
+              </w:rPr>
+              <w:t>.relativePosition</w:t>
+            </w:r>
+            <w:proofErr w:type="spellEnd"/>
+            <w:r>
+              <w:rPr>
+                <w:sz w:val="16"/>
+                <w:szCs w:val="16"/>
+              </w:rPr>
+              <w:t xml:space="preserve"> }}</w:t>
             </w:r>
           </w:p>
         </w:tc>
@@ -1423,15 +2443,45 @@
           </w:tcPr>
           <w:p>
             <w:pPr>
-              <w:rPr>
-                <w:rFonts w:hint="eastAsia"/>
+              <w:spacing w:line="360" w:lineRule="auto"/>
+              <w:ind w:firstLine="0"/>
+              <w:jc w:val="center"/>
+              <w:rPr>
+                <w:sz w:val="16"/>
+                <w:szCs w:val="16"/>
               </w:rPr>
             </w:pPr>
-            <w:r>
-              <w:rPr>
-                <w:sz w:val="18"/>
-              </w:rPr>
-              <w:t>{{ row.standardName }}</w:t>
+            <w:proofErr w:type="gramStart"/>
+            <w:r>
+              <w:rPr>
+                <w:sz w:val="16"/>
+                <w:szCs w:val="16"/>
+              </w:rPr>
+              <w:t xml:space="preserve">{{ </w:t>
+            </w:r>
+            <w:proofErr w:type="spellStart"/>
+            <w:r>
+              <w:rPr>
+                <w:sz w:val="16"/>
+                <w:szCs w:val="16"/>
+              </w:rPr>
+              <w:t>row</w:t>
+            </w:r>
+            <w:proofErr w:type="gramEnd"/>
+            <w:r>
+              <w:rPr>
+                <w:sz w:val="16"/>
+                <w:szCs w:val="16"/>
+              </w:rPr>
+              <w:t>.standardName</w:t>
+            </w:r>
+            <w:proofErr w:type="spellEnd"/>
+            <w:r>
+              <w:rPr>
+                <w:sz w:val="16"/>
+                <w:szCs w:val="16"/>
+              </w:rPr>
+              <w:t xml:space="preserve"> }}</w:t>
             </w:r>
           </w:p>
         </w:tc>
@@ -1441,15 +2491,45 @@
           </w:tcPr>
           <w:p>
             <w:pPr>
-              <w:rPr>
-                <w:rFonts w:hint="eastAsia"/>
+              <w:spacing w:line="360" w:lineRule="auto"/>
+              <w:ind w:firstLine="0"/>
+              <w:jc w:val="center"/>
+              <w:rPr>
+                <w:sz w:val="16"/>
+                <w:szCs w:val="16"/>
               </w:rPr>
             </w:pPr>
-            <w:r>
-              <w:rPr>
-                <w:sz w:val="18"/>
-              </w:rPr>
-              <w:t>{{ row.standardClause }}</w:t>
+            <w:proofErr w:type="gramStart"/>
+            <w:r>
+              <w:rPr>
+                <w:sz w:val="16"/>
+                <w:szCs w:val="16"/>
+              </w:rPr>
+              <w:t xml:space="preserve">{{ </w:t>
+            </w:r>
+            <w:proofErr w:type="spellStart"/>
+            <w:r>
+              <w:rPr>
+                <w:sz w:val="16"/>
+                <w:szCs w:val="16"/>
+              </w:rPr>
+              <w:t>row</w:t>
+            </w:r>
+            <w:proofErr w:type="gramEnd"/>
+            <w:r>
+              <w:rPr>
+                <w:sz w:val="16"/>
+                <w:szCs w:val="16"/>
+              </w:rPr>
+              <w:t>.standardClause</w:t>
+            </w:r>
+            <w:proofErr w:type="spellEnd"/>
+            <w:r>
+              <w:rPr>
+                <w:sz w:val="16"/>
+                <w:szCs w:val="16"/>
+              </w:rPr>
+              <w:t xml:space="preserve"> }}</w:t>
             </w:r>
           </w:p>
         </w:tc>
@@ -1459,15 +2539,45 @@
           </w:tcPr>
           <w:p>
             <w:pPr>
-              <w:rPr>
-                <w:rFonts w:hint="eastAsia"/>
+              <w:spacing w:line="360" w:lineRule="auto"/>
+              <w:ind w:firstLine="0"/>
+              <w:jc w:val="center"/>
+              <w:rPr>
+                <w:sz w:val="16"/>
+                <w:szCs w:val="16"/>
               </w:rPr>
             </w:pPr>
-            <w:r>
-              <w:rPr>
-                <w:sz w:val="18"/>
-              </w:rPr>
-              <w:t>{{ row.analysisDetail }}</w:t>
+            <w:proofErr w:type="gramStart"/>
+            <w:r>
+              <w:rPr>
+                <w:sz w:val="16"/>
+                <w:szCs w:val="16"/>
+              </w:rPr>
+              <w:t xml:space="preserve">{{ </w:t>
+            </w:r>
+            <w:proofErr w:type="spellStart"/>
+            <w:r>
+              <w:rPr>
+                <w:sz w:val="16"/>
+                <w:szCs w:val="16"/>
+              </w:rPr>
+              <w:t>row</w:t>
+            </w:r>
+            <w:proofErr w:type="gramEnd"/>
+            <w:r>
+              <w:rPr>
+                <w:sz w:val="16"/>
+                <w:szCs w:val="16"/>
+              </w:rPr>
+              <w:t>.analysisDetail</w:t>
+            </w:r>
+            <w:proofErr w:type="spellEnd"/>
+            <w:r>
+              <w:rPr>
+                <w:sz w:val="16"/>
+                <w:szCs w:val="16"/>
+              </w:rPr>
+              <w:t xml:space="preserve"> }}</w:t>
             </w:r>
           </w:p>
         </w:tc>
@@ -1477,15 +2587,45 @@
           </w:tcPr>
           <w:p>
             <w:pPr>
-              <w:rPr>
-                <w:rFonts w:hint="eastAsia"/>
+              <w:spacing w:line="360" w:lineRule="auto"/>
+              <w:ind w:firstLine="0"/>
+              <w:jc w:val="center"/>
+              <w:rPr>
+                <w:sz w:val="16"/>
+                <w:szCs w:val="16"/>
               </w:rPr>
             </w:pPr>
-            <w:r>
-              <w:rPr>
-                <w:sz w:val="18"/>
-              </w:rPr>
-              <w:t>{{ row.heightLimit }}</w:t>
+            <w:proofErr w:type="gramStart"/>
+            <w:r>
+              <w:rPr>
+                <w:sz w:val="16"/>
+                <w:szCs w:val="16"/>
+              </w:rPr>
+              <w:t xml:space="preserve">{{ </w:t>
+            </w:r>
+            <w:proofErr w:type="spellStart"/>
+            <w:r>
+              <w:rPr>
+                <w:sz w:val="16"/>
+                <w:szCs w:val="16"/>
+              </w:rPr>
+              <w:t>row</w:t>
+            </w:r>
+            <w:proofErr w:type="gramEnd"/>
+            <w:r>
+              <w:rPr>
+                <w:sz w:val="16"/>
+                <w:szCs w:val="16"/>
+              </w:rPr>
+              <w:t>.heightLimit</w:t>
+            </w:r>
+            <w:proofErr w:type="spellEnd"/>
+            <w:r>
+              <w:rPr>
+                <w:sz w:val="16"/>
+                <w:szCs w:val="16"/>
+              </w:rPr>
+              <w:t xml:space="preserve"> }}</w:t>
             </w:r>
           </w:p>
         </w:tc>
@@ -1495,15 +2635,45 @@
           </w:tcPr>
           <w:p>
             <w:pPr>
-              <w:rPr>
-                <w:rFonts w:hint="eastAsia"/>
+              <w:spacing w:line="360" w:lineRule="auto"/>
+              <w:ind w:firstLine="0"/>
+              <w:jc w:val="center"/>
+              <w:rPr>
+                <w:sz w:val="16"/>
+                <w:szCs w:val="16"/>
               </w:rPr>
             </w:pPr>
-            <w:r>
-              <w:rPr>
-                <w:sz w:val="18"/>
-              </w:rPr>
-              <w:t>{{ row.isCompliant }}</w:t>
+            <w:proofErr w:type="gramStart"/>
+            <w:r>
+              <w:rPr>
+                <w:sz w:val="16"/>
+                <w:szCs w:val="16"/>
+              </w:rPr>
+              <w:t xml:space="preserve">{{ </w:t>
+            </w:r>
+            <w:proofErr w:type="spellStart"/>
+            <w:r>
+              <w:rPr>
+                <w:sz w:val="16"/>
+                <w:szCs w:val="16"/>
+              </w:rPr>
+              <w:t>row</w:t>
+            </w:r>
+            <w:proofErr w:type="gramEnd"/>
+            <w:r>
+              <w:rPr>
+                <w:sz w:val="16"/>
+                <w:szCs w:val="16"/>
+              </w:rPr>
+              <w:t>.isCompliant</w:t>
+            </w:r>
+            <w:proofErr w:type="spellEnd"/>
+            <w:r>
+              <w:rPr>
+                <w:sz w:val="16"/>
+                <w:szCs w:val="16"/>
+              </w:rPr>
+              <w:t xml:space="preserve"> }}</w:t>
             </w:r>
           </w:p>
         </w:tc>
@@ -1513,15 +2683,45 @@
           </w:tcPr>
           <w:p>
             <w:pPr>
-              <w:rPr>
-                <w:rFonts w:hint="eastAsia"/>
+              <w:spacing w:line="360" w:lineRule="auto"/>
+              <w:ind w:firstLine="0"/>
+              <w:jc w:val="center"/>
+              <w:rPr>
+                <w:sz w:val="16"/>
+                <w:szCs w:val="16"/>
               </w:rPr>
             </w:pPr>
-            <w:r>
-              <w:rPr>
-                <w:sz w:val="18"/>
-              </w:rPr>
-              <w:t>{{ row.overHeight }}</w:t>
+            <w:proofErr w:type="gramStart"/>
+            <w:r>
+              <w:rPr>
+                <w:sz w:val="16"/>
+                <w:szCs w:val="16"/>
+              </w:rPr>
+              <w:t xml:space="preserve">{{ </w:t>
+            </w:r>
+            <w:proofErr w:type="spellStart"/>
+            <w:r>
+              <w:rPr>
+                <w:sz w:val="16"/>
+                <w:szCs w:val="16"/>
+              </w:rPr>
+              <w:t>row</w:t>
+            </w:r>
+            <w:proofErr w:type="gramEnd"/>
+            <w:r>
+              <w:rPr>
+                <w:sz w:val="16"/>
+                <w:szCs w:val="16"/>
+              </w:rPr>
+              <w:t>.overHeight</w:t>
+            </w:r>
+            <w:proofErr w:type="spellEnd"/>
+            <w:r>
+              <w:rPr>
+                <w:sz w:val="16"/>
+                <w:szCs w:val="16"/>
+              </w:rPr>
+              <w:t xml:space="preserve"> }}</w:t>
             </w:r>
           </w:p>
         </w:tc>
@@ -1531,15 +2731,45 @@
           </w:tcPr>
           <w:p>
             <w:pPr>
-              <w:rPr>
-                <w:rFonts w:hint="eastAsia"/>
+              <w:spacing w:line="360" w:lineRule="auto"/>
+              <w:ind w:firstLine="0"/>
+              <w:jc w:val="center"/>
+              <w:rPr>
+                <w:sz w:val="16"/>
+                <w:szCs w:val="16"/>
               </w:rPr>
             </w:pPr>
-            <w:r>
-              <w:rPr>
-                <w:sz w:val="18"/>
-              </w:rPr>
-              <w:t>{{ row.finalOverHeight }}</w:t>
+            <w:proofErr w:type="gramStart"/>
+            <w:r>
+              <w:rPr>
+                <w:sz w:val="16"/>
+                <w:szCs w:val="16"/>
+              </w:rPr>
+              <w:t xml:space="preserve">{{ </w:t>
+            </w:r>
+            <w:proofErr w:type="spellStart"/>
+            <w:r>
+              <w:rPr>
+                <w:sz w:val="16"/>
+                <w:szCs w:val="16"/>
+              </w:rPr>
+              <w:t>row</w:t>
+            </w:r>
+            <w:proofErr w:type="gramEnd"/>
+            <w:r>
+              <w:rPr>
+                <w:sz w:val="16"/>
+                <w:szCs w:val="16"/>
+              </w:rPr>
+              <w:t>.finalOverHeight</w:t>
+            </w:r>
+            <w:proofErr w:type="spellEnd"/>
+            <w:r>
+              <w:rPr>
+                <w:sz w:val="16"/>
+                <w:szCs w:val="16"/>
+              </w:rPr>
+              <w:t xml:space="preserve"> }}</w:t>
             </w:r>
           </w:p>
         </w:tc>
@@ -1554,15 +2784,36 @@
           </w:tcPr>
           <w:p>
             <w:pPr>
-              <w:rPr>
-                <w:rFonts w:hint="eastAsia"/>
+              <w:spacing w:line="360" w:lineRule="auto"/>
+              <w:ind w:firstLine="0"/>
+              <w:jc w:val="center"/>
+              <w:rPr>
+                <w:sz w:val="16"/>
+                <w:szCs w:val="16"/>
               </w:rPr>
             </w:pPr>
             <w:r>
               <w:rPr>
-                <w:sz w:val="18"/>
-              </w:rPr>
-              <w:t>{%tr endfor %}</w:t>
+                <w:sz w:val="16"/>
+                <w:szCs w:val="16"/>
+              </w:rPr>
+              <w:t xml:space="preserve">{%tr </w:t>
+            </w:r>
+            <w:proofErr w:type="spellStart"/>
+            <w:r>
+              <w:rPr>
+                <w:sz w:val="16"/>
+                <w:szCs w:val="16"/>
+              </w:rPr>
+              <w:t>endfor</w:t>
+            </w:r>
+            <w:proofErr w:type="spellEnd"/>
+            <w:r>
+              <w:rPr>
+                <w:sz w:val="16"/>
+                <w:szCs w:val="16"/>
+              </w:rPr>
+              <w:t xml:space="preserve"> %}</w:t>
             </w:r>
           </w:p>
         </w:tc>
@@ -1572,8 +2823,12 @@
           </w:tcPr>
           <w:p>
             <w:pPr>
-              <w:rPr>
-                <w:rFonts w:hint="eastAsia"/>
+              <w:spacing w:line="360" w:lineRule="auto"/>
+              <w:ind w:firstLine="0"/>
+              <w:jc w:val="center"/>
+              <w:rPr>
+                <w:sz w:val="16"/>
+                <w:szCs w:val="16"/>
               </w:rPr>
             </w:pPr>
           </w:p>
@@ -1584,8 +2839,12 @@
           </w:tcPr>
           <w:p>
             <w:pPr>
-              <w:rPr>
-                <w:rFonts w:hint="eastAsia"/>
+              <w:spacing w:line="360" w:lineRule="auto"/>
+              <w:ind w:firstLine="0"/>
+              <w:jc w:val="center"/>
+              <w:rPr>
+                <w:sz w:val="16"/>
+                <w:szCs w:val="16"/>
               </w:rPr>
             </w:pPr>
           </w:p>
@@ -1596,8 +2855,12 @@
           </w:tcPr>
           <w:p>
             <w:pPr>
-              <w:rPr>
-                <w:rFonts w:hint="eastAsia"/>
+              <w:spacing w:line="360" w:lineRule="auto"/>
+              <w:ind w:firstLine="0"/>
+              <w:jc w:val="center"/>
+              <w:rPr>
+                <w:sz w:val="16"/>
+                <w:szCs w:val="16"/>
               </w:rPr>
             </w:pPr>
           </w:p>
@@ -1608,8 +2871,12 @@
           </w:tcPr>
           <w:p>
             <w:pPr>
-              <w:rPr>
-                <w:rFonts w:hint="eastAsia"/>
+              <w:spacing w:line="360" w:lineRule="auto"/>
+              <w:ind w:firstLine="0"/>
+              <w:jc w:val="center"/>
+              <w:rPr>
+                <w:sz w:val="16"/>
+                <w:szCs w:val="16"/>
               </w:rPr>
             </w:pPr>
           </w:p>
@@ -1620,8 +2887,12 @@
           </w:tcPr>
           <w:p>
             <w:pPr>
-              <w:rPr>
-                <w:rFonts w:hint="eastAsia"/>
+              <w:spacing w:line="360" w:lineRule="auto"/>
+              <w:ind w:firstLine="0"/>
+              <w:jc w:val="center"/>
+              <w:rPr>
+                <w:sz w:val="16"/>
+                <w:szCs w:val="16"/>
               </w:rPr>
             </w:pPr>
           </w:p>
@@ -1632,8 +2903,12 @@
           </w:tcPr>
           <w:p>
             <w:pPr>
-              <w:rPr>
-                <w:rFonts w:hint="eastAsia"/>
+              <w:spacing w:line="360" w:lineRule="auto"/>
+              <w:ind w:firstLine="0"/>
+              <w:jc w:val="center"/>
+              <w:rPr>
+                <w:sz w:val="16"/>
+                <w:szCs w:val="16"/>
               </w:rPr>
             </w:pPr>
           </w:p>
@@ -1644,8 +2919,12 @@
           </w:tcPr>
           <w:p>
             <w:pPr>
-              <w:rPr>
-                <w:rFonts w:hint="eastAsia"/>
+              <w:spacing w:line="360" w:lineRule="auto"/>
+              <w:ind w:firstLine="0"/>
+              <w:jc w:val="center"/>
+              <w:rPr>
+                <w:sz w:val="16"/>
+                <w:szCs w:val="16"/>
               </w:rPr>
             </w:pPr>
           </w:p>
@@ -1656,8 +2935,12 @@
           </w:tcPr>
           <w:p>
             <w:pPr>
-              <w:rPr>
-                <w:rFonts w:hint="eastAsia"/>
+              <w:spacing w:line="360" w:lineRule="auto"/>
+              <w:ind w:firstLine="0"/>
+              <w:jc w:val="center"/>
+              <w:rPr>
+                <w:sz w:val="16"/>
+                <w:szCs w:val="16"/>
               </w:rPr>
             </w:pPr>
           </w:p>
@@ -1668,8 +2951,12 @@
           </w:tcPr>
           <w:p>
             <w:pPr>
-              <w:rPr>
-                <w:rFonts w:hint="eastAsia"/>
+              <w:spacing w:line="360" w:lineRule="auto"/>
+              <w:ind w:firstLine="0"/>
+              <w:jc w:val="center"/>
+              <w:rPr>
+                <w:sz w:val="16"/>
+                <w:szCs w:val="16"/>
               </w:rPr>
             </w:pPr>
           </w:p>
@@ -1680,8 +2967,12 @@
           </w:tcPr>
           <w:p>
             <w:pPr>
-              <w:rPr>
-                <w:rFonts w:hint="eastAsia"/>
+              <w:spacing w:line="360" w:lineRule="auto"/>
+              <w:ind w:firstLine="0"/>
+              <w:jc w:val="center"/>
+              <w:rPr>
+                <w:sz w:val="16"/>
+                <w:szCs w:val="16"/>
               </w:rPr>
             </w:pPr>
           </w:p>
@@ -1690,36 +2981,75 @@
     </w:tbl>
     <w:p>
       <w:pPr>
-        <w:spacing w:before="240" w:after="120"/>
+        <w:pStyle w:val="1"/>
+        <w:keepLines w:val="0"/>
+        <w:ind w:firstLine="561"/>
+        <w:jc w:val="left"/>
         <w:rPr>
-          <w:rFonts w:hint="eastAsia"/>
+          <w:rFonts w:ascii="宋体" w:eastAsia="宋体"/>
+          <w:b w:val="0"/>
+          <w:bCs w:val="0"/>
           <w:lang w:eastAsia="zh-CN"/>
         </w:rPr>
       </w:pPr>
       <w:r>
         <w:rPr>
-          <w:b/>
-          <w:sz w:val="22"/>
+          <w:rFonts w:ascii="宋体" w:eastAsia="宋体" w:hint="eastAsia"/>
+          <w:b w:val="0"/>
+          <w:bCs w:val="0"/>
           <w:lang w:eastAsia="zh-CN"/>
         </w:rPr>
         <w:lastRenderedPageBreak/>
-        <w:t>三、一</w:t>
+        <w:t>3</w:t>
       </w:r>
       <w:r>
         <w:rPr>
-          <w:b/>
-          <w:sz w:val="22"/>
+          <w:rFonts w:ascii="宋体" w:eastAsia="宋体"/>
+          <w:b w:val="0"/>
+          <w:bCs w:val="0"/>
           <w:lang w:eastAsia="zh-CN"/>
         </w:rPr>
-        <w:t>/</w:t>
+        <w:t>、</w:t>
       </w:r>
+      <w:proofErr w:type="gramStart"/>
       <w:r>
         <w:rPr>
-          <w:b/>
-          <w:sz w:val="22"/>
+          <w:rFonts w:ascii="宋体" w:eastAsia="宋体"/>
+          <w:b w:val="0"/>
+          <w:bCs w:val="0"/>
           <w:lang w:eastAsia="zh-CN"/>
         </w:rPr>
-        <w:t>二次雷达累计水平遮蔽角分析结果</w:t>
+        <w:t>一</w:t>
+      </w:r>
+      <w:proofErr w:type="gramEnd"/>
+      <w:r>
+        <w:rPr>
+          <w:rFonts w:ascii="宋体" w:eastAsia="宋体"/>
+          <w:b w:val="0"/>
+          <w:bCs w:val="0"/>
+          <w:lang w:eastAsia="zh-CN"/>
+        </w:rPr>
+        <w:t>/二次雷达累计水平遮蔽</w:t>
+      </w:r>
+      <w:proofErr w:type="gramStart"/>
+      <w:r>
+        <w:rPr>
+          <w:rFonts w:ascii="宋体" w:eastAsia="宋体"/>
+          <w:b w:val="0"/>
+          <w:bCs w:val="0"/>
+          <w:lang w:eastAsia="zh-CN"/>
+        </w:rPr>
+        <w:t>角分析</w:t>
+      </w:r>
+      <w:proofErr w:type="gramEnd"/>
+      <w:r>
+        <w:rPr>
+          <w:rFonts w:ascii="宋体" w:eastAsia="宋体"/>
+          <w:b w:val="0"/>
+          <w:bCs w:val="0"/>
+          <w:lang w:eastAsia="zh-CN"/>
+        </w:rPr>
+        <w:t>结果</w:t>
       </w:r>
     </w:p>
     <w:tbl>
@@ -1730,14 +3060,14 @@
         <w:tblLook w:val="04A0" w:firstRow="1" w:lastRow="0" w:firstColumn="1" w:lastColumn="0" w:noHBand="0" w:noVBand="1"/>
       </w:tblPr>
       <w:tblGrid>
-        <w:gridCol w:w="3001"/>
-        <w:gridCol w:w="1938"/>
-        <w:gridCol w:w="2468"/>
-        <w:gridCol w:w="3984"/>
-        <w:gridCol w:w="2991"/>
-        <w:gridCol w:w="2991"/>
-        <w:gridCol w:w="1955"/>
-        <w:gridCol w:w="1853"/>
+        <w:gridCol w:w="1771"/>
+        <w:gridCol w:w="1341"/>
+        <w:gridCol w:w="1609"/>
+        <w:gridCol w:w="2466"/>
+        <w:gridCol w:w="1823"/>
+        <w:gridCol w:w="1823"/>
+        <w:gridCol w:w="1341"/>
+        <w:gridCol w:w="1288"/>
       </w:tblGrid>
       <w:tr>
         <w:trPr>
@@ -1749,17 +3079,24 @@
           </w:tcPr>
           <w:p>
             <w:pPr>
-              <w:rPr>
-                <w:rFonts w:hint="eastAsia"/>
+              <w:keepNext/>
+              <w:spacing w:line="360" w:lineRule="auto"/>
+              <w:ind w:firstLine="0"/>
+              <w:jc w:val="center"/>
+              <w:rPr>
+                <w:rFonts w:hAnsi="宋体"/>
               </w:rPr>
             </w:pPr>
-            <w:r>
-              <w:rPr>
+            <w:proofErr w:type="spellStart"/>
+            <w:r>
+              <w:rPr>
+                <w:rFonts w:hAnsi="宋体"/>
                 <w:b/>
                 <w:sz w:val="18"/>
               </w:rPr>
               <w:t>台站名称</w:t>
             </w:r>
+            <w:proofErr w:type="spellEnd"/>
           </w:p>
         </w:tc>
         <w:tc>
@@ -1768,17 +3105,24 @@
           </w:tcPr>
           <w:p>
             <w:pPr>
-              <w:rPr>
-                <w:rFonts w:hint="eastAsia"/>
+              <w:keepNext/>
+              <w:spacing w:line="360" w:lineRule="auto"/>
+              <w:ind w:firstLine="0"/>
+              <w:jc w:val="center"/>
+              <w:rPr>
+                <w:rFonts w:hAnsi="宋体"/>
               </w:rPr>
             </w:pPr>
-            <w:r>
-              <w:rPr>
+            <w:proofErr w:type="spellStart"/>
+            <w:r>
+              <w:rPr>
+                <w:rFonts w:hAnsi="宋体"/>
                 <w:b/>
                 <w:sz w:val="18"/>
               </w:rPr>
               <w:t>台站类型</w:t>
             </w:r>
+            <w:proofErr w:type="spellEnd"/>
           </w:p>
         </w:tc>
         <w:tc>
@@ -1787,28 +3131,38 @@
           </w:tcPr>
           <w:p>
             <w:pPr>
-              <w:rPr>
-                <w:rFonts w:hint="eastAsia"/>
+              <w:keepNext/>
+              <w:spacing w:line="360" w:lineRule="auto"/>
+              <w:ind w:firstLine="0"/>
+              <w:jc w:val="center"/>
+              <w:rPr>
+                <w:rFonts w:hAnsi="宋体"/>
               </w:rPr>
             </w:pPr>
-            <w:r>
-              <w:rPr>
-                <w:rFonts w:ascii="宋体" w:eastAsia="宋体" w:hAnsi="宋体" w:hint="eastAsia"/>
+            <w:proofErr w:type="gramStart"/>
+            <w:r>
+              <w:rPr>
+                <w:rFonts w:hAnsi="宋体" w:hint="eastAsia"/>
                 <w:b/>
                 <w:sz w:val="18"/>
                 <w:lang w:eastAsia="zh-CN"/>
               </w:rPr>
               <w:t>障碍物</w:t>
             </w:r>
-            <w:r>
-              <w:rPr>
+            <w:proofErr w:type="spellStart"/>
+            <w:r>
+              <w:rPr>
+                <w:rFonts w:hAnsi="宋体"/>
                 <w:b/>
                 <w:sz w:val="18"/>
               </w:rPr>
               <w:t>群总夹角</w:t>
             </w:r>
-            <w:r>
-              <w:rPr>
+            <w:proofErr w:type="spellEnd"/>
+            <w:proofErr w:type="gramEnd"/>
+            <w:r>
+              <w:rPr>
+                <w:rFonts w:hAnsi="宋体"/>
                 <w:b/>
                 <w:sz w:val="18"/>
               </w:rPr>
@@ -1822,23 +3176,41 @@
           </w:tcPr>
           <w:p>
             <w:pPr>
-              <w:rPr>
-                <w:rFonts w:hint="eastAsia"/>
+              <w:keepNext/>
+              <w:spacing w:line="360" w:lineRule="auto"/>
+              <w:ind w:firstLine="0"/>
+              <w:jc w:val="center"/>
+              <w:rPr>
+                <w:rFonts w:hAnsi="宋体"/>
               </w:rPr>
             </w:pPr>
-            <w:r>
-              <w:rPr>
+            <w:proofErr w:type="spellStart"/>
+            <w:proofErr w:type="gramStart"/>
+            <w:r>
+              <w:rPr>
+                <w:rFonts w:hAnsi="宋体"/>
                 <w:b/>
                 <w:sz w:val="18"/>
               </w:rPr>
               <w:t>累计水平遮蔽角</w:t>
             </w:r>
-            <w:r>
-              <w:rPr>
+            <w:proofErr w:type="spellEnd"/>
+            <w:r>
+              <w:rPr>
+                <w:rFonts w:hAnsi="宋体"/>
                 <w:b/>
                 <w:sz w:val="18"/>
               </w:rPr>
-              <w:t>(°)</w:t>
+              <w:t>(</w:t>
+            </w:r>
+            <w:proofErr w:type="gramEnd"/>
+            <w:r>
+              <w:rPr>
+                <w:rFonts w:hAnsi="宋体"/>
+                <w:b/>
+                <w:sz w:val="18"/>
+              </w:rPr>
+              <w:t>°)</w:t>
             </w:r>
           </w:p>
         </w:tc>
@@ -1848,30 +3220,39 @@
           </w:tcPr>
           <w:p>
             <w:pPr>
-              <w:rPr>
-                <w:rFonts w:hint="eastAsia"/>
+              <w:keepNext/>
+              <w:spacing w:line="360" w:lineRule="auto"/>
+              <w:ind w:firstLine="0"/>
+              <w:jc w:val="center"/>
+              <w:rPr>
+                <w:rFonts w:hAnsi="宋体"/>
               </w:rPr>
             </w:pPr>
             <w:r>
               <w:rPr>
+                <w:rFonts w:hAnsi="宋体"/>
                 <w:b/>
                 <w:sz w:val="18"/>
               </w:rPr>
               <w:t>15°</w:t>
             </w:r>
-            <w:r>
-              <w:rPr>
+            <w:proofErr w:type="gramStart"/>
+            <w:r>
+              <w:rPr>
+                <w:rFonts w:hAnsi="宋体"/>
                 <w:b/>
                 <w:sz w:val="18"/>
               </w:rPr>
-              <w:t>扇区最大累计</w:t>
-            </w:r>
-            <w:r>
-              <w:rPr>
+              <w:t>扇区最大累计(</w:t>
+            </w:r>
+            <w:proofErr w:type="gramEnd"/>
+            <w:r>
+              <w:rPr>
+                <w:rFonts w:hAnsi="宋体"/>
                 <w:b/>
                 <w:sz w:val="18"/>
               </w:rPr>
-              <w:t>(°)</w:t>
+              <w:t>°)</w:t>
             </w:r>
           </w:p>
         </w:tc>
@@ -1881,30 +3262,39 @@
           </w:tcPr>
           <w:p>
             <w:pPr>
-              <w:rPr>
-                <w:rFonts w:hint="eastAsia"/>
+              <w:keepNext/>
+              <w:spacing w:line="360" w:lineRule="auto"/>
+              <w:ind w:firstLine="0"/>
+              <w:jc w:val="center"/>
+              <w:rPr>
+                <w:rFonts w:hAnsi="宋体"/>
               </w:rPr>
             </w:pPr>
             <w:r>
               <w:rPr>
+                <w:rFonts w:hAnsi="宋体"/>
                 <w:b/>
                 <w:sz w:val="18"/>
               </w:rPr>
               <w:t>45°</w:t>
             </w:r>
-            <w:r>
-              <w:rPr>
+            <w:proofErr w:type="gramStart"/>
+            <w:r>
+              <w:rPr>
+                <w:rFonts w:hAnsi="宋体"/>
                 <w:b/>
                 <w:sz w:val="18"/>
               </w:rPr>
-              <w:t>扇区最大累计</w:t>
-            </w:r>
-            <w:r>
-              <w:rPr>
+              <w:t>扇区最大累计(</w:t>
+            </w:r>
+            <w:proofErr w:type="gramEnd"/>
+            <w:r>
+              <w:rPr>
+                <w:rFonts w:hAnsi="宋体"/>
                 <w:b/>
                 <w:sz w:val="18"/>
               </w:rPr>
-              <w:t>(°)</w:t>
+              <w:t>°)</w:t>
             </w:r>
           </w:p>
         </w:tc>
@@ -1914,17 +3304,24 @@
           </w:tcPr>
           <w:p>
             <w:pPr>
-              <w:rPr>
-                <w:rFonts w:hint="eastAsia"/>
+              <w:keepNext/>
+              <w:spacing w:line="360" w:lineRule="auto"/>
+              <w:ind w:firstLine="0"/>
+              <w:jc w:val="center"/>
+              <w:rPr>
+                <w:rFonts w:hAnsi="宋体"/>
               </w:rPr>
             </w:pPr>
-            <w:r>
-              <w:rPr>
+            <w:proofErr w:type="spellStart"/>
+            <w:r>
+              <w:rPr>
+                <w:rFonts w:hAnsi="宋体"/>
                 <w:b/>
                 <w:sz w:val="18"/>
               </w:rPr>
               <w:t>是否满足标准</w:t>
             </w:r>
+            <w:proofErr w:type="spellEnd"/>
           </w:p>
         </w:tc>
         <w:tc>
@@ -1933,17 +3330,24 @@
           </w:tcPr>
           <w:p>
             <w:pPr>
-              <w:rPr>
-                <w:rFonts w:hint="eastAsia"/>
+              <w:keepNext/>
+              <w:spacing w:line="360" w:lineRule="auto"/>
+              <w:ind w:firstLine="0"/>
+              <w:jc w:val="center"/>
+              <w:rPr>
+                <w:rFonts w:hAnsi="宋体"/>
               </w:rPr>
             </w:pPr>
-            <w:r>
-              <w:rPr>
+            <w:proofErr w:type="spellStart"/>
+            <w:r>
+              <w:rPr>
+                <w:rFonts w:hAnsi="宋体"/>
                 <w:b/>
                 <w:sz w:val="18"/>
               </w:rPr>
               <w:t>结论</w:t>
             </w:r>
+            <w:proofErr w:type="spellEnd"/>
           </w:p>
         </w:tc>
       </w:tr>
@@ -1959,15 +3363,36 @@
           </w:tcPr>
           <w:p>
             <w:pPr>
-              <w:rPr>
-                <w:rFonts w:hint="eastAsia"/>
+              <w:spacing w:line="360" w:lineRule="auto"/>
+              <w:ind w:firstLine="0"/>
+              <w:jc w:val="center"/>
+              <w:rPr>
+                <w:sz w:val="16"/>
+                <w:szCs w:val="16"/>
               </w:rPr>
             </w:pPr>
             <w:r>
               <w:rPr>
-                <w:sz w:val="18"/>
-              </w:rPr>
-              <w:t>{%tr for row in cumulativeMaskAngleResults %}</w:t>
+                <w:sz w:val="16"/>
+                <w:szCs w:val="16"/>
+              </w:rPr>
+              <w:t xml:space="preserve">{%tr for row in </w:t>
+            </w:r>
+            <w:proofErr w:type="spellStart"/>
+            <w:r>
+              <w:rPr>
+                <w:sz w:val="16"/>
+                <w:szCs w:val="16"/>
+              </w:rPr>
+              <w:t>cumulativeMaskAngleResults</w:t>
+            </w:r>
+            <w:proofErr w:type="spellEnd"/>
+            <w:r>
+              <w:rPr>
+                <w:sz w:val="16"/>
+                <w:szCs w:val="16"/>
+              </w:rPr>
+              <w:t xml:space="preserve"> %}</w:t>
             </w:r>
           </w:p>
         </w:tc>
@@ -1982,15 +3407,45 @@
           </w:tcPr>
           <w:p>
             <w:pPr>
-              <w:rPr>
-                <w:rFonts w:hint="eastAsia"/>
+              <w:spacing w:line="360" w:lineRule="auto"/>
+              <w:ind w:firstLine="0"/>
+              <w:jc w:val="center"/>
+              <w:rPr>
+                <w:sz w:val="16"/>
+                <w:szCs w:val="16"/>
               </w:rPr>
             </w:pPr>
-            <w:r>
-              <w:rPr>
-                <w:sz w:val="18"/>
-              </w:rPr>
-              <w:t>{{ row.stationName }}</w:t>
+            <w:proofErr w:type="gramStart"/>
+            <w:r>
+              <w:rPr>
+                <w:sz w:val="16"/>
+                <w:szCs w:val="16"/>
+              </w:rPr>
+              <w:t xml:space="preserve">{{ </w:t>
+            </w:r>
+            <w:proofErr w:type="spellStart"/>
+            <w:r>
+              <w:rPr>
+                <w:sz w:val="16"/>
+                <w:szCs w:val="16"/>
+              </w:rPr>
+              <w:t>row</w:t>
+            </w:r>
+            <w:proofErr w:type="gramEnd"/>
+            <w:r>
+              <w:rPr>
+                <w:sz w:val="16"/>
+                <w:szCs w:val="16"/>
+              </w:rPr>
+              <w:t>.stationName</w:t>
+            </w:r>
+            <w:proofErr w:type="spellEnd"/>
+            <w:r>
+              <w:rPr>
+                <w:sz w:val="16"/>
+                <w:szCs w:val="16"/>
+              </w:rPr>
+              <w:t xml:space="preserve"> }}</w:t>
             </w:r>
           </w:p>
         </w:tc>
@@ -2000,15 +3455,45 @@
           </w:tcPr>
           <w:p>
             <w:pPr>
-              <w:rPr>
-                <w:rFonts w:hint="eastAsia"/>
+              <w:spacing w:line="360" w:lineRule="auto"/>
+              <w:ind w:firstLine="0"/>
+              <w:jc w:val="center"/>
+              <w:rPr>
+                <w:sz w:val="16"/>
+                <w:szCs w:val="16"/>
               </w:rPr>
             </w:pPr>
-            <w:r>
-              <w:rPr>
-                <w:sz w:val="18"/>
-              </w:rPr>
-              <w:t>{{ row.stationType }}</w:t>
+            <w:proofErr w:type="gramStart"/>
+            <w:r>
+              <w:rPr>
+                <w:sz w:val="16"/>
+                <w:szCs w:val="16"/>
+              </w:rPr>
+              <w:t xml:space="preserve">{{ </w:t>
+            </w:r>
+            <w:proofErr w:type="spellStart"/>
+            <w:r>
+              <w:rPr>
+                <w:sz w:val="16"/>
+                <w:szCs w:val="16"/>
+              </w:rPr>
+              <w:t>row</w:t>
+            </w:r>
+            <w:proofErr w:type="gramEnd"/>
+            <w:r>
+              <w:rPr>
+                <w:sz w:val="16"/>
+                <w:szCs w:val="16"/>
+              </w:rPr>
+              <w:t>.stationType</w:t>
+            </w:r>
+            <w:proofErr w:type="spellEnd"/>
+            <w:r>
+              <w:rPr>
+                <w:sz w:val="16"/>
+                <w:szCs w:val="16"/>
+              </w:rPr>
+              <w:t xml:space="preserve"> }}</w:t>
             </w:r>
           </w:p>
         </w:tc>
@@ -2018,15 +3503,45 @@
           </w:tcPr>
           <w:p>
             <w:pPr>
-              <w:rPr>
-                <w:rFonts w:hint="eastAsia"/>
+              <w:spacing w:line="360" w:lineRule="auto"/>
+              <w:ind w:firstLine="0"/>
+              <w:jc w:val="center"/>
+              <w:rPr>
+                <w:sz w:val="16"/>
+                <w:szCs w:val="16"/>
               </w:rPr>
             </w:pPr>
-            <w:r>
-              <w:rPr>
-                <w:sz w:val="18"/>
-              </w:rPr>
-              <w:t>{{ row.totalSpanDegrees }}</w:t>
+            <w:proofErr w:type="gramStart"/>
+            <w:r>
+              <w:rPr>
+                <w:sz w:val="16"/>
+                <w:szCs w:val="16"/>
+              </w:rPr>
+              <w:t xml:space="preserve">{{ </w:t>
+            </w:r>
+            <w:proofErr w:type="spellStart"/>
+            <w:r>
+              <w:rPr>
+                <w:sz w:val="16"/>
+                <w:szCs w:val="16"/>
+              </w:rPr>
+              <w:t>row</w:t>
+            </w:r>
+            <w:proofErr w:type="gramEnd"/>
+            <w:r>
+              <w:rPr>
+                <w:sz w:val="16"/>
+                <w:szCs w:val="16"/>
+              </w:rPr>
+              <w:t>.totalSpanDegrees</w:t>
+            </w:r>
+            <w:proofErr w:type="spellEnd"/>
+            <w:r>
+              <w:rPr>
+                <w:sz w:val="16"/>
+                <w:szCs w:val="16"/>
+              </w:rPr>
+              <w:t xml:space="preserve"> }}</w:t>
             </w:r>
           </w:p>
         </w:tc>
@@ -2036,15 +3551,45 @@
           </w:tcPr>
           <w:p>
             <w:pPr>
-              <w:rPr>
-                <w:rFonts w:hint="eastAsia"/>
+              <w:spacing w:line="360" w:lineRule="auto"/>
+              <w:ind w:firstLine="0"/>
+              <w:jc w:val="center"/>
+              <w:rPr>
+                <w:sz w:val="16"/>
+                <w:szCs w:val="16"/>
               </w:rPr>
             </w:pPr>
-            <w:r>
-              <w:rPr>
-                <w:sz w:val="18"/>
-              </w:rPr>
-              <w:t>{{ row.cumulativeHorizontalAngleDegrees }}</w:t>
+            <w:proofErr w:type="gramStart"/>
+            <w:r>
+              <w:rPr>
+                <w:sz w:val="16"/>
+                <w:szCs w:val="16"/>
+              </w:rPr>
+              <w:t xml:space="preserve">{{ </w:t>
+            </w:r>
+            <w:proofErr w:type="spellStart"/>
+            <w:r>
+              <w:rPr>
+                <w:sz w:val="16"/>
+                <w:szCs w:val="16"/>
+              </w:rPr>
+              <w:t>row</w:t>
+            </w:r>
+            <w:proofErr w:type="gramEnd"/>
+            <w:r>
+              <w:rPr>
+                <w:sz w:val="16"/>
+                <w:szCs w:val="16"/>
+              </w:rPr>
+              <w:t>.cumulativeHorizontalAngleDegrees</w:t>
+            </w:r>
+            <w:proofErr w:type="spellEnd"/>
+            <w:r>
+              <w:rPr>
+                <w:sz w:val="16"/>
+                <w:szCs w:val="16"/>
+              </w:rPr>
+              <w:t xml:space="preserve"> }}</w:t>
             </w:r>
           </w:p>
         </w:tc>
@@ -2054,15 +3599,29 @@
           </w:tcPr>
           <w:p>
             <w:pPr>
-              <w:rPr>
-                <w:rFonts w:hint="eastAsia"/>
+              <w:spacing w:line="360" w:lineRule="auto"/>
+              <w:ind w:firstLine="0"/>
+              <w:jc w:val="center"/>
+              <w:rPr>
+                <w:sz w:val="16"/>
+                <w:szCs w:val="16"/>
               </w:rPr>
             </w:pPr>
-            <w:r>
-              <w:rPr>
-                <w:sz w:val="18"/>
-              </w:rPr>
-              <w:t>{{ row.maxCumulativeIn15Deg }}</w:t>
+            <w:proofErr w:type="gramStart"/>
+            <w:r>
+              <w:rPr>
+                <w:sz w:val="16"/>
+                <w:szCs w:val="16"/>
+              </w:rPr>
+              <w:t>{{ row</w:t>
+            </w:r>
+            <w:proofErr w:type="gramEnd"/>
+            <w:r>
+              <w:rPr>
+                <w:sz w:val="16"/>
+                <w:szCs w:val="16"/>
+              </w:rPr>
+              <w:t>.maxCumulativeIn15Deg }}</w:t>
             </w:r>
           </w:p>
         </w:tc>
@@ -2072,15 +3631,29 @@
           </w:tcPr>
           <w:p>
             <w:pPr>
-              <w:rPr>
-                <w:rFonts w:hint="eastAsia"/>
+              <w:spacing w:line="360" w:lineRule="auto"/>
+              <w:ind w:firstLine="0"/>
+              <w:jc w:val="center"/>
+              <w:rPr>
+                <w:sz w:val="16"/>
+                <w:szCs w:val="16"/>
               </w:rPr>
             </w:pPr>
-            <w:r>
-              <w:rPr>
-                <w:sz w:val="18"/>
-              </w:rPr>
-              <w:t>{{ row.maxCumulativeIn45Deg }}</w:t>
+            <w:proofErr w:type="gramStart"/>
+            <w:r>
+              <w:rPr>
+                <w:sz w:val="16"/>
+                <w:szCs w:val="16"/>
+              </w:rPr>
+              <w:t>{{ row</w:t>
+            </w:r>
+            <w:proofErr w:type="gramEnd"/>
+            <w:r>
+              <w:rPr>
+                <w:sz w:val="16"/>
+                <w:szCs w:val="16"/>
+              </w:rPr>
+              <w:t>.maxCumulativeIn45Deg }}</w:t>
             </w:r>
           </w:p>
         </w:tc>
@@ -2090,15 +3663,45 @@
           </w:tcPr>
           <w:p>
             <w:pPr>
-              <w:rPr>
-                <w:rFonts w:hint="eastAsia"/>
+              <w:spacing w:line="360" w:lineRule="auto"/>
+              <w:ind w:firstLine="0"/>
+              <w:jc w:val="center"/>
+              <w:rPr>
+                <w:sz w:val="16"/>
+                <w:szCs w:val="16"/>
               </w:rPr>
             </w:pPr>
-            <w:r>
-              <w:rPr>
-                <w:sz w:val="18"/>
-              </w:rPr>
-              <w:t>{{ row.isCompliant }}</w:t>
+            <w:proofErr w:type="gramStart"/>
+            <w:r>
+              <w:rPr>
+                <w:sz w:val="16"/>
+                <w:szCs w:val="16"/>
+              </w:rPr>
+              <w:t xml:space="preserve">{{ </w:t>
+            </w:r>
+            <w:proofErr w:type="spellStart"/>
+            <w:r>
+              <w:rPr>
+                <w:sz w:val="16"/>
+                <w:szCs w:val="16"/>
+              </w:rPr>
+              <w:t>row</w:t>
+            </w:r>
+            <w:proofErr w:type="gramEnd"/>
+            <w:r>
+              <w:rPr>
+                <w:sz w:val="16"/>
+                <w:szCs w:val="16"/>
+              </w:rPr>
+              <w:t>.isCompliant</w:t>
+            </w:r>
+            <w:proofErr w:type="spellEnd"/>
+            <w:r>
+              <w:rPr>
+                <w:sz w:val="16"/>
+                <w:szCs w:val="16"/>
+              </w:rPr>
+              <w:t xml:space="preserve"> }}</w:t>
             </w:r>
           </w:p>
         </w:tc>
@@ -2108,15 +3711,45 @@
           </w:tcPr>
           <w:p>
             <w:pPr>
-              <w:rPr>
-                <w:rFonts w:hint="eastAsia"/>
+              <w:spacing w:line="360" w:lineRule="auto"/>
+              <w:ind w:firstLine="0"/>
+              <w:jc w:val="center"/>
+              <w:rPr>
+                <w:sz w:val="16"/>
+                <w:szCs w:val="16"/>
               </w:rPr>
             </w:pPr>
-            <w:r>
-              <w:rPr>
-                <w:sz w:val="18"/>
-              </w:rPr>
-              <w:t>{{ row.conclusion }}</w:t>
+            <w:proofErr w:type="gramStart"/>
+            <w:r>
+              <w:rPr>
+                <w:sz w:val="16"/>
+                <w:szCs w:val="16"/>
+              </w:rPr>
+              <w:t xml:space="preserve">{{ </w:t>
+            </w:r>
+            <w:proofErr w:type="spellStart"/>
+            <w:r>
+              <w:rPr>
+                <w:sz w:val="16"/>
+                <w:szCs w:val="16"/>
+              </w:rPr>
+              <w:t>row</w:t>
+            </w:r>
+            <w:proofErr w:type="gramEnd"/>
+            <w:r>
+              <w:rPr>
+                <w:sz w:val="16"/>
+                <w:szCs w:val="16"/>
+              </w:rPr>
+              <w:t>.conclusion</w:t>
+            </w:r>
+            <w:proofErr w:type="spellEnd"/>
+            <w:r>
+              <w:rPr>
+                <w:sz w:val="16"/>
+                <w:szCs w:val="16"/>
+              </w:rPr>
+              <w:t xml:space="preserve"> }}</w:t>
             </w:r>
           </w:p>
         </w:tc>
@@ -2133,15 +3766,36 @@
           </w:tcPr>
           <w:p>
             <w:pPr>
-              <w:rPr>
-                <w:rFonts w:hint="eastAsia"/>
+              <w:spacing w:line="360" w:lineRule="auto"/>
+              <w:ind w:firstLine="0"/>
+              <w:jc w:val="center"/>
+              <w:rPr>
+                <w:sz w:val="16"/>
+                <w:szCs w:val="16"/>
               </w:rPr>
             </w:pPr>
             <w:r>
               <w:rPr>
-                <w:sz w:val="18"/>
-              </w:rPr>
-              <w:t>{%tr endfor %}</w:t>
+                <w:sz w:val="16"/>
+                <w:szCs w:val="16"/>
+              </w:rPr>
+              <w:t xml:space="preserve">{%tr </w:t>
+            </w:r>
+            <w:proofErr w:type="spellStart"/>
+            <w:r>
+              <w:rPr>
+                <w:sz w:val="16"/>
+                <w:szCs w:val="16"/>
+              </w:rPr>
+              <w:t>endfor</w:t>
+            </w:r>
+            <w:proofErr w:type="spellEnd"/>
+            <w:r>
+              <w:rPr>
+                <w:sz w:val="16"/>
+                <w:szCs w:val="16"/>
+              </w:rPr>
+              <w:t xml:space="preserve"> %}</w:t>
             </w:r>
           </w:p>
         </w:tc>
@@ -2149,10 +3803,10 @@
     </w:tbl>
     <w:p/>
     <w:sectPr>
-      <w:pgSz w:w="15840" w:h="12240" w:orient="landscape"/>
-      <w:pgMar w:top="1440" w:right="1800" w:bottom="1440" w:left="1800" w:header="720" w:footer="720" w:gutter="0"/>
+      <w:pgSz w:w="16840" w:h="11907" w:orient="landscape" w:code="9"/>
+      <w:pgMar w:top="1440" w:right="1797" w:bottom="1440" w:left="1797" w:header="851" w:footer="992" w:gutter="0"/>
       <w:cols w:space="720"/>
-      <w:docGrid w:linePitch="360"/>
+      <w:docGrid w:type="lines" w:linePitch="326"/>
     </w:sectPr>
   </w:body>
 </w:document>
@@ -2750,10 +4404,15 @@
   <w:style w:type="paragraph" w:default="1" w:styleId="a1">
     <w:name w:val="Normal"/>
     <w:qFormat/>
-    <w:rsid w:val="00FC693F"/>
+    <w:rsid w:val="009D1CF3"/>
+    <w:pPr>
+      <w:widowControl w:val="0"/>
+      <w:spacing w:after="0" w:line="576" w:lineRule="auto"/>
+      <w:ind w:firstLine="561"/>
+    </w:pPr>
     <w:rPr>
-      <w:rFonts w:ascii="微软雅黑" w:hAnsi="微软雅黑"/>
-      <w:sz w:val="21"/>
+      <w:rFonts w:ascii="宋体" w:eastAsia="宋体" w:hAnsi="微软雅黑"/>
+      <w:sz w:val="28"/>
     </w:rPr>
   </w:style>
   <w:style w:type="paragraph" w:styleId="1">
@@ -2763,19 +4422,18 @@
     <w:link w:val="10"/>
     <w:uiPriority w:val="9"/>
     <w:qFormat/>
-    <w:rsid w:val="00FC693F"/>
+    <w:rsid w:val="00DF378B"/>
     <w:pPr>
       <w:keepNext/>
       <w:keepLines/>
-      <w:spacing w:before="480" w:after="0"/>
+      <w:ind w:firstLine="0"/>
+      <w:jc w:val="center"/>
       <w:outlineLvl w:val="0"/>
     </w:pPr>
     <w:rPr>
-      <w:rFonts w:asciiTheme="majorHAnsi" w:eastAsiaTheme="majorEastAsia" w:hAnsiTheme="majorHAnsi" w:cstheme="majorBidi"/>
+      <w:rFonts w:asciiTheme="minorHAnsi" w:eastAsia="仿宋" w:hAnsiTheme="minorHAnsi" w:cstheme="majorBidi"/>
       <w:b/>
       <w:bCs/>
-      <w:color w:val="365F91" w:themeColor="accent1" w:themeShade="BF"/>
-      <w:sz w:val="28"/>
       <w:szCs w:val="28"/>
     </w:rPr>
   </w:style>
@@ -2791,7 +4449,7 @@
     <w:pPr>
       <w:keepNext/>
       <w:keepLines/>
-      <w:spacing w:before="200" w:after="0"/>
+      <w:spacing w:before="200"/>
       <w:outlineLvl w:val="1"/>
     </w:pPr>
     <w:rPr>
@@ -2815,7 +4473,7 @@
     <w:pPr>
       <w:keepNext/>
       <w:keepLines/>
-      <w:spacing w:before="200" w:after="0"/>
+      <w:spacing w:before="200"/>
       <w:outlineLvl w:val="2"/>
     </w:pPr>
     <w:rPr>
@@ -2838,7 +4496,7 @@
     <w:pPr>
       <w:keepNext/>
       <w:keepLines/>
-      <w:spacing w:before="200" w:after="0"/>
+      <w:spacing w:before="200"/>
       <w:outlineLvl w:val="3"/>
     </w:pPr>
     <w:rPr>
@@ -2863,7 +4521,7 @@
     <w:pPr>
       <w:keepNext/>
       <w:keepLines/>
-      <w:spacing w:before="200" w:after="0"/>
+      <w:spacing w:before="200"/>
       <w:outlineLvl w:val="4"/>
     </w:pPr>
     <w:rPr>
@@ -2884,7 +4542,7 @@
     <w:pPr>
       <w:keepNext/>
       <w:keepLines/>
-      <w:spacing w:before="200" w:after="0"/>
+      <w:spacing w:before="200"/>
       <w:outlineLvl w:val="5"/>
     </w:pPr>
     <w:rPr>
@@ -2907,7 +4565,7 @@
     <w:pPr>
       <w:keepNext/>
       <w:keepLines/>
-      <w:spacing w:before="200" w:after="0"/>
+      <w:spacing w:before="200"/>
       <w:outlineLvl w:val="6"/>
     </w:pPr>
     <w:rPr>
@@ -2930,7 +4588,7 @@
     <w:pPr>
       <w:keepNext/>
       <w:keepLines/>
-      <w:spacing w:before="200" w:after="0"/>
+      <w:spacing w:before="200"/>
       <w:outlineLvl w:val="7"/>
     </w:pPr>
     <w:rPr>
@@ -2953,7 +4611,7 @@
     <w:pPr>
       <w:keepNext/>
       <w:keepLines/>
-      <w:spacing w:before="200" w:after="0"/>
+      <w:spacing w:before="200"/>
       <w:outlineLvl w:val="8"/>
     </w:pPr>
     <w:rPr>
@@ -3004,7 +4662,7 @@
         <w:tab w:val="center" w:pos="4680"/>
         <w:tab w:val="right" w:pos="9360"/>
       </w:tabs>
-      <w:spacing w:after="0" w:line="240" w:lineRule="auto"/>
+      <w:spacing w:line="240" w:lineRule="auto"/>
     </w:pPr>
   </w:style>
   <w:style w:type="character" w:customStyle="1" w:styleId="a6">
@@ -3026,7 +4684,7 @@
         <w:tab w:val="center" w:pos="4680"/>
         <w:tab w:val="right" w:pos="9360"/>
       </w:tabs>
-      <w:spacing w:after="0" w:line="240" w:lineRule="auto"/>
+      <w:spacing w:line="240" w:lineRule="auto"/>
     </w:pPr>
   </w:style>
   <w:style w:type="character" w:customStyle="1" w:styleId="a8">
@@ -3050,12 +4708,11 @@
     <w:basedOn w:val="a2"/>
     <w:link w:val="1"/>
     <w:uiPriority w:val="9"/>
-    <w:rsid w:val="00FC693F"/>
+    <w:rsid w:val="00DF378B"/>
     <w:rPr>
-      <w:rFonts w:asciiTheme="majorHAnsi" w:eastAsiaTheme="majorEastAsia" w:hAnsiTheme="majorHAnsi" w:cstheme="majorBidi"/>
+      <w:rFonts w:eastAsia="仿宋" w:cstheme="majorBidi"/>
       <w:b/>
       <w:bCs/>
-      <w:color w:val="365F91" w:themeColor="accent1" w:themeShade="BF"/>
       <w:sz w:val="28"/>
       <w:szCs w:val="28"/>
     </w:rPr>
@@ -3139,6 +4796,7 @@
       <w:numPr>
         <w:ilvl w:val="1"/>
       </w:numPr>
+      <w:ind w:firstLine="561"/>
     </w:pPr>
     <w:rPr>
       <w:rFonts w:asciiTheme="majorHAnsi" w:eastAsiaTheme="majorEastAsia" w:hAnsiTheme="majorHAnsi" w:cstheme="majorBidi"/>

--- a/app/report/templates/analysis_report_template.docx
+++ b/app/report/templates/analysis_report_template.docx
@@ -2979,828 +2979,6 @@
         </w:tc>
       </w:tr>
     </w:tbl>
-    <w:p>
-      <w:pPr>
-        <w:pStyle w:val="1"/>
-        <w:keepLines w:val="0"/>
-        <w:ind w:firstLine="561"/>
-        <w:jc w:val="left"/>
-        <w:rPr>
-          <w:rFonts w:ascii="宋体" w:eastAsia="宋体"/>
-          <w:b w:val="0"/>
-          <w:bCs w:val="0"/>
-          <w:lang w:eastAsia="zh-CN"/>
-        </w:rPr>
-      </w:pPr>
-      <w:r>
-        <w:rPr>
-          <w:rFonts w:ascii="宋体" w:eastAsia="宋体" w:hint="eastAsia"/>
-          <w:b w:val="0"/>
-          <w:bCs w:val="0"/>
-          <w:lang w:eastAsia="zh-CN"/>
-        </w:rPr>
-        <w:lastRenderedPageBreak/>
-        <w:t>3</w:t>
-      </w:r>
-      <w:r>
-        <w:rPr>
-          <w:rFonts w:ascii="宋体" w:eastAsia="宋体"/>
-          <w:b w:val="0"/>
-          <w:bCs w:val="0"/>
-          <w:lang w:eastAsia="zh-CN"/>
-        </w:rPr>
-        <w:t>、</w:t>
-      </w:r>
-      <w:proofErr w:type="gramStart"/>
-      <w:r>
-        <w:rPr>
-          <w:rFonts w:ascii="宋体" w:eastAsia="宋体"/>
-          <w:b w:val="0"/>
-          <w:bCs w:val="0"/>
-          <w:lang w:eastAsia="zh-CN"/>
-        </w:rPr>
-        <w:t>一</w:t>
-      </w:r>
-      <w:proofErr w:type="gramEnd"/>
-      <w:r>
-        <w:rPr>
-          <w:rFonts w:ascii="宋体" w:eastAsia="宋体"/>
-          <w:b w:val="0"/>
-          <w:bCs w:val="0"/>
-          <w:lang w:eastAsia="zh-CN"/>
-        </w:rPr>
-        <w:t>/二次雷达累计水平遮蔽</w:t>
-      </w:r>
-      <w:proofErr w:type="gramStart"/>
-      <w:r>
-        <w:rPr>
-          <w:rFonts w:ascii="宋体" w:eastAsia="宋体"/>
-          <w:b w:val="0"/>
-          <w:bCs w:val="0"/>
-          <w:lang w:eastAsia="zh-CN"/>
-        </w:rPr>
-        <w:t>角分析</w:t>
-      </w:r>
-      <w:proofErr w:type="gramEnd"/>
-      <w:r>
-        <w:rPr>
-          <w:rFonts w:ascii="宋体" w:eastAsia="宋体"/>
-          <w:b w:val="0"/>
-          <w:bCs w:val="0"/>
-          <w:lang w:eastAsia="zh-CN"/>
-        </w:rPr>
-        <w:t>结果</w:t>
-      </w:r>
-    </w:p>
-    <w:tbl>
-      <w:tblPr>
-        <w:tblStyle w:val="aff1"/>
-        <w:tblW w:w="12960" w:type="dxa"/>
-        <w:jc w:val="center"/>
-        <w:tblLook w:val="04A0" w:firstRow="1" w:lastRow="0" w:firstColumn="1" w:lastColumn="0" w:noHBand="0" w:noVBand="1"/>
-      </w:tblPr>
-      <w:tblGrid>
-        <w:gridCol w:w="1771"/>
-        <w:gridCol w:w="1341"/>
-        <w:gridCol w:w="1609"/>
-        <w:gridCol w:w="2466"/>
-        <w:gridCol w:w="1823"/>
-        <w:gridCol w:w="1823"/>
-        <w:gridCol w:w="1341"/>
-        <w:gridCol w:w="1288"/>
-      </w:tblGrid>
-      <w:tr>
-        <w:trPr>
-          <w:jc w:val="center"/>
-        </w:trPr>
-        <w:tc>
-          <w:tcPr>
-            <w:tcW w:w="1620" w:type="dxa"/>
-          </w:tcPr>
-          <w:p>
-            <w:pPr>
-              <w:keepNext/>
-              <w:spacing w:line="360" w:lineRule="auto"/>
-              <w:ind w:firstLine="0"/>
-              <w:jc w:val="center"/>
-              <w:rPr>
-                <w:rFonts w:hAnsi="宋体"/>
-              </w:rPr>
-            </w:pPr>
-            <w:proofErr w:type="spellStart"/>
-            <w:r>
-              <w:rPr>
-                <w:rFonts w:hAnsi="宋体"/>
-                <w:b/>
-                <w:sz w:val="18"/>
-              </w:rPr>
-              <w:t>台站名称</w:t>
-            </w:r>
-            <w:proofErr w:type="spellEnd"/>
-          </w:p>
-        </w:tc>
-        <w:tc>
-          <w:tcPr>
-            <w:tcW w:w="1620" w:type="dxa"/>
-          </w:tcPr>
-          <w:p>
-            <w:pPr>
-              <w:keepNext/>
-              <w:spacing w:line="360" w:lineRule="auto"/>
-              <w:ind w:firstLine="0"/>
-              <w:jc w:val="center"/>
-              <w:rPr>
-                <w:rFonts w:hAnsi="宋体"/>
-              </w:rPr>
-            </w:pPr>
-            <w:proofErr w:type="spellStart"/>
-            <w:r>
-              <w:rPr>
-                <w:rFonts w:hAnsi="宋体"/>
-                <w:b/>
-                <w:sz w:val="18"/>
-              </w:rPr>
-              <w:t>台站类型</w:t>
-            </w:r>
-            <w:proofErr w:type="spellEnd"/>
-          </w:p>
-        </w:tc>
-        <w:tc>
-          <w:tcPr>
-            <w:tcW w:w="1620" w:type="dxa"/>
-          </w:tcPr>
-          <w:p>
-            <w:pPr>
-              <w:keepNext/>
-              <w:spacing w:line="360" w:lineRule="auto"/>
-              <w:ind w:firstLine="0"/>
-              <w:jc w:val="center"/>
-              <w:rPr>
-                <w:rFonts w:hAnsi="宋体"/>
-              </w:rPr>
-            </w:pPr>
-            <w:proofErr w:type="gramStart"/>
-            <w:r>
-              <w:rPr>
-                <w:rFonts w:hAnsi="宋体" w:hint="eastAsia"/>
-                <w:b/>
-                <w:sz w:val="18"/>
-                <w:lang w:eastAsia="zh-CN"/>
-              </w:rPr>
-              <w:t>障碍物</w:t>
-            </w:r>
-            <w:proofErr w:type="spellStart"/>
-            <w:r>
-              <w:rPr>
-                <w:rFonts w:hAnsi="宋体"/>
-                <w:b/>
-                <w:sz w:val="18"/>
-              </w:rPr>
-              <w:t>群总夹角</w:t>
-            </w:r>
-            <w:proofErr w:type="spellEnd"/>
-            <w:proofErr w:type="gramEnd"/>
-            <w:r>
-              <w:rPr>
-                <w:rFonts w:hAnsi="宋体"/>
-                <w:b/>
-                <w:sz w:val="18"/>
-              </w:rPr>
-              <w:t>(°)</w:t>
-            </w:r>
-          </w:p>
-        </w:tc>
-        <w:tc>
-          <w:tcPr>
-            <w:tcW w:w="1620" w:type="dxa"/>
-          </w:tcPr>
-          <w:p>
-            <w:pPr>
-              <w:keepNext/>
-              <w:spacing w:line="360" w:lineRule="auto"/>
-              <w:ind w:firstLine="0"/>
-              <w:jc w:val="center"/>
-              <w:rPr>
-                <w:rFonts w:hAnsi="宋体"/>
-              </w:rPr>
-            </w:pPr>
-            <w:proofErr w:type="spellStart"/>
-            <w:proofErr w:type="gramStart"/>
-            <w:r>
-              <w:rPr>
-                <w:rFonts w:hAnsi="宋体"/>
-                <w:b/>
-                <w:sz w:val="18"/>
-              </w:rPr>
-              <w:t>累计水平遮蔽角</w:t>
-            </w:r>
-            <w:proofErr w:type="spellEnd"/>
-            <w:r>
-              <w:rPr>
-                <w:rFonts w:hAnsi="宋体"/>
-                <w:b/>
-                <w:sz w:val="18"/>
-              </w:rPr>
-              <w:t>(</w:t>
-            </w:r>
-            <w:proofErr w:type="gramEnd"/>
-            <w:r>
-              <w:rPr>
-                <w:rFonts w:hAnsi="宋体"/>
-                <w:b/>
-                <w:sz w:val="18"/>
-              </w:rPr>
-              <w:t>°)</w:t>
-            </w:r>
-          </w:p>
-        </w:tc>
-        <w:tc>
-          <w:tcPr>
-            <w:tcW w:w="1620" w:type="dxa"/>
-          </w:tcPr>
-          <w:p>
-            <w:pPr>
-              <w:keepNext/>
-              <w:spacing w:line="360" w:lineRule="auto"/>
-              <w:ind w:firstLine="0"/>
-              <w:jc w:val="center"/>
-              <w:rPr>
-                <w:rFonts w:hAnsi="宋体"/>
-              </w:rPr>
-            </w:pPr>
-            <w:r>
-              <w:rPr>
-                <w:rFonts w:hAnsi="宋体"/>
-                <w:b/>
-                <w:sz w:val="18"/>
-              </w:rPr>
-              <w:t>15°</w:t>
-            </w:r>
-            <w:proofErr w:type="gramStart"/>
-            <w:r>
-              <w:rPr>
-                <w:rFonts w:hAnsi="宋体"/>
-                <w:b/>
-                <w:sz w:val="18"/>
-              </w:rPr>
-              <w:t>扇区最大累计(</w:t>
-            </w:r>
-            <w:proofErr w:type="gramEnd"/>
-            <w:r>
-              <w:rPr>
-                <w:rFonts w:hAnsi="宋体"/>
-                <w:b/>
-                <w:sz w:val="18"/>
-              </w:rPr>
-              <w:t>°)</w:t>
-            </w:r>
-          </w:p>
-        </w:tc>
-        <w:tc>
-          <w:tcPr>
-            <w:tcW w:w="1620" w:type="dxa"/>
-          </w:tcPr>
-          <w:p>
-            <w:pPr>
-              <w:keepNext/>
-              <w:spacing w:line="360" w:lineRule="auto"/>
-              <w:ind w:firstLine="0"/>
-              <w:jc w:val="center"/>
-              <w:rPr>
-                <w:rFonts w:hAnsi="宋体"/>
-              </w:rPr>
-            </w:pPr>
-            <w:r>
-              <w:rPr>
-                <w:rFonts w:hAnsi="宋体"/>
-                <w:b/>
-                <w:sz w:val="18"/>
-              </w:rPr>
-              <w:t>45°</w:t>
-            </w:r>
-            <w:proofErr w:type="gramStart"/>
-            <w:r>
-              <w:rPr>
-                <w:rFonts w:hAnsi="宋体"/>
-                <w:b/>
-                <w:sz w:val="18"/>
-              </w:rPr>
-              <w:t>扇区最大累计(</w:t>
-            </w:r>
-            <w:proofErr w:type="gramEnd"/>
-            <w:r>
-              <w:rPr>
-                <w:rFonts w:hAnsi="宋体"/>
-                <w:b/>
-                <w:sz w:val="18"/>
-              </w:rPr>
-              <w:t>°)</w:t>
-            </w:r>
-          </w:p>
-        </w:tc>
-        <w:tc>
-          <w:tcPr>
-            <w:tcW w:w="1620" w:type="dxa"/>
-          </w:tcPr>
-          <w:p>
-            <w:pPr>
-              <w:keepNext/>
-              <w:spacing w:line="360" w:lineRule="auto"/>
-              <w:ind w:firstLine="0"/>
-              <w:jc w:val="center"/>
-              <w:rPr>
-                <w:rFonts w:hAnsi="宋体"/>
-              </w:rPr>
-            </w:pPr>
-            <w:proofErr w:type="spellStart"/>
-            <w:r>
-              <w:rPr>
-                <w:rFonts w:hAnsi="宋体"/>
-                <w:b/>
-                <w:sz w:val="18"/>
-              </w:rPr>
-              <w:t>是否满足标准</w:t>
-            </w:r>
-            <w:proofErr w:type="spellEnd"/>
-          </w:p>
-        </w:tc>
-        <w:tc>
-          <w:tcPr>
-            <w:tcW w:w="1620" w:type="dxa"/>
-          </w:tcPr>
-          <w:p>
-            <w:pPr>
-              <w:keepNext/>
-              <w:spacing w:line="360" w:lineRule="auto"/>
-              <w:ind w:firstLine="0"/>
-              <w:jc w:val="center"/>
-              <w:rPr>
-                <w:rFonts w:hAnsi="宋体"/>
-              </w:rPr>
-            </w:pPr>
-            <w:proofErr w:type="spellStart"/>
-            <w:r>
-              <w:rPr>
-                <w:rFonts w:hAnsi="宋体"/>
-                <w:b/>
-                <w:sz w:val="18"/>
-              </w:rPr>
-              <w:t>结论</w:t>
-            </w:r>
-            <w:proofErr w:type="spellEnd"/>
-          </w:p>
-        </w:tc>
-      </w:tr>
-      <w:tr>
-        <w:trPr>
-          <w:gridAfter w:val="7"/>
-          <w:wAfter w:w="11340" w:type="dxa"/>
-          <w:jc w:val="center"/>
-        </w:trPr>
-        <w:tc>
-          <w:tcPr>
-            <w:tcW w:w="1620" w:type="dxa"/>
-          </w:tcPr>
-          <w:p>
-            <w:pPr>
-              <w:spacing w:line="360" w:lineRule="auto"/>
-              <w:ind w:firstLine="0"/>
-              <w:jc w:val="center"/>
-              <w:rPr>
-                <w:sz w:val="16"/>
-                <w:szCs w:val="16"/>
-              </w:rPr>
-            </w:pPr>
-            <w:r>
-              <w:rPr>
-                <w:sz w:val="16"/>
-                <w:szCs w:val="16"/>
-              </w:rPr>
-              <w:t xml:space="preserve">{%tr for row in </w:t>
-            </w:r>
-            <w:proofErr w:type="spellStart"/>
-            <w:r>
-              <w:rPr>
-                <w:sz w:val="16"/>
-                <w:szCs w:val="16"/>
-              </w:rPr>
-              <w:t>cumulativeMaskAngleResults</w:t>
-            </w:r>
-            <w:proofErr w:type="spellEnd"/>
-            <w:r>
-              <w:rPr>
-                <w:sz w:val="16"/>
-                <w:szCs w:val="16"/>
-              </w:rPr>
-              <w:t xml:space="preserve"> %}</w:t>
-            </w:r>
-          </w:p>
-        </w:tc>
-      </w:tr>
-      <w:tr>
-        <w:trPr>
-          <w:jc w:val="center"/>
-        </w:trPr>
-        <w:tc>
-          <w:tcPr>
-            <w:tcW w:w="1620" w:type="dxa"/>
-          </w:tcPr>
-          <w:p>
-            <w:pPr>
-              <w:spacing w:line="360" w:lineRule="auto"/>
-              <w:ind w:firstLine="0"/>
-              <w:jc w:val="center"/>
-              <w:rPr>
-                <w:sz w:val="16"/>
-                <w:szCs w:val="16"/>
-              </w:rPr>
-            </w:pPr>
-            <w:proofErr w:type="gramStart"/>
-            <w:r>
-              <w:rPr>
-                <w:sz w:val="16"/>
-                <w:szCs w:val="16"/>
-              </w:rPr>
-              <w:t xml:space="preserve">{{ </w:t>
-            </w:r>
-            <w:proofErr w:type="spellStart"/>
-            <w:r>
-              <w:rPr>
-                <w:sz w:val="16"/>
-                <w:szCs w:val="16"/>
-              </w:rPr>
-              <w:t>row</w:t>
-            </w:r>
-            <w:proofErr w:type="gramEnd"/>
-            <w:r>
-              <w:rPr>
-                <w:sz w:val="16"/>
-                <w:szCs w:val="16"/>
-              </w:rPr>
-              <w:t>.stationName</w:t>
-            </w:r>
-            <w:proofErr w:type="spellEnd"/>
-            <w:r>
-              <w:rPr>
-                <w:sz w:val="16"/>
-                <w:szCs w:val="16"/>
-              </w:rPr>
-              <w:t xml:space="preserve"> }}</w:t>
-            </w:r>
-          </w:p>
-        </w:tc>
-        <w:tc>
-          <w:tcPr>
-            <w:tcW w:w="1620" w:type="dxa"/>
-          </w:tcPr>
-          <w:p>
-            <w:pPr>
-              <w:spacing w:line="360" w:lineRule="auto"/>
-              <w:ind w:firstLine="0"/>
-              <w:jc w:val="center"/>
-              <w:rPr>
-                <w:sz w:val="16"/>
-                <w:szCs w:val="16"/>
-              </w:rPr>
-            </w:pPr>
-            <w:proofErr w:type="gramStart"/>
-            <w:r>
-              <w:rPr>
-                <w:sz w:val="16"/>
-                <w:szCs w:val="16"/>
-              </w:rPr>
-              <w:t xml:space="preserve">{{ </w:t>
-            </w:r>
-            <w:proofErr w:type="spellStart"/>
-            <w:r>
-              <w:rPr>
-                <w:sz w:val="16"/>
-                <w:szCs w:val="16"/>
-              </w:rPr>
-              <w:t>row</w:t>
-            </w:r>
-            <w:proofErr w:type="gramEnd"/>
-            <w:r>
-              <w:rPr>
-                <w:sz w:val="16"/>
-                <w:szCs w:val="16"/>
-              </w:rPr>
-              <w:t>.stationType</w:t>
-            </w:r>
-            <w:proofErr w:type="spellEnd"/>
-            <w:r>
-              <w:rPr>
-                <w:sz w:val="16"/>
-                <w:szCs w:val="16"/>
-              </w:rPr>
-              <w:t xml:space="preserve"> }}</w:t>
-            </w:r>
-          </w:p>
-        </w:tc>
-        <w:tc>
-          <w:tcPr>
-            <w:tcW w:w="1620" w:type="dxa"/>
-          </w:tcPr>
-          <w:p>
-            <w:pPr>
-              <w:spacing w:line="360" w:lineRule="auto"/>
-              <w:ind w:firstLine="0"/>
-              <w:jc w:val="center"/>
-              <w:rPr>
-                <w:sz w:val="16"/>
-                <w:szCs w:val="16"/>
-              </w:rPr>
-            </w:pPr>
-            <w:proofErr w:type="gramStart"/>
-            <w:r>
-              <w:rPr>
-                <w:sz w:val="16"/>
-                <w:szCs w:val="16"/>
-              </w:rPr>
-              <w:t xml:space="preserve">{{ </w:t>
-            </w:r>
-            <w:proofErr w:type="spellStart"/>
-            <w:r>
-              <w:rPr>
-                <w:sz w:val="16"/>
-                <w:szCs w:val="16"/>
-              </w:rPr>
-              <w:t>row</w:t>
-            </w:r>
-            <w:proofErr w:type="gramEnd"/>
-            <w:r>
-              <w:rPr>
-                <w:sz w:val="16"/>
-                <w:szCs w:val="16"/>
-              </w:rPr>
-              <w:t>.totalSpanDegrees</w:t>
-            </w:r>
-            <w:proofErr w:type="spellEnd"/>
-            <w:r>
-              <w:rPr>
-                <w:sz w:val="16"/>
-                <w:szCs w:val="16"/>
-              </w:rPr>
-              <w:t xml:space="preserve"> }}</w:t>
-            </w:r>
-          </w:p>
-        </w:tc>
-        <w:tc>
-          <w:tcPr>
-            <w:tcW w:w="1620" w:type="dxa"/>
-          </w:tcPr>
-          <w:p>
-            <w:pPr>
-              <w:spacing w:line="360" w:lineRule="auto"/>
-              <w:ind w:firstLine="0"/>
-              <w:jc w:val="center"/>
-              <w:rPr>
-                <w:sz w:val="16"/>
-                <w:szCs w:val="16"/>
-              </w:rPr>
-            </w:pPr>
-            <w:proofErr w:type="gramStart"/>
-            <w:r>
-              <w:rPr>
-                <w:sz w:val="16"/>
-                <w:szCs w:val="16"/>
-              </w:rPr>
-              <w:t xml:space="preserve">{{ </w:t>
-            </w:r>
-            <w:proofErr w:type="spellStart"/>
-            <w:r>
-              <w:rPr>
-                <w:sz w:val="16"/>
-                <w:szCs w:val="16"/>
-              </w:rPr>
-              <w:t>row</w:t>
-            </w:r>
-            <w:proofErr w:type="gramEnd"/>
-            <w:r>
-              <w:rPr>
-                <w:sz w:val="16"/>
-                <w:szCs w:val="16"/>
-              </w:rPr>
-              <w:t>.cumulativeHorizontalAngleDegrees</w:t>
-            </w:r>
-            <w:proofErr w:type="spellEnd"/>
-            <w:r>
-              <w:rPr>
-                <w:sz w:val="16"/>
-                <w:szCs w:val="16"/>
-              </w:rPr>
-              <w:t xml:space="preserve"> }}</w:t>
-            </w:r>
-          </w:p>
-        </w:tc>
-        <w:tc>
-          <w:tcPr>
-            <w:tcW w:w="1620" w:type="dxa"/>
-          </w:tcPr>
-          <w:p>
-            <w:pPr>
-              <w:spacing w:line="360" w:lineRule="auto"/>
-              <w:ind w:firstLine="0"/>
-              <w:jc w:val="center"/>
-              <w:rPr>
-                <w:sz w:val="16"/>
-                <w:szCs w:val="16"/>
-              </w:rPr>
-            </w:pPr>
-            <w:proofErr w:type="gramStart"/>
-            <w:r>
-              <w:rPr>
-                <w:sz w:val="16"/>
-                <w:szCs w:val="16"/>
-              </w:rPr>
-              <w:t>{{ row</w:t>
-            </w:r>
-            <w:proofErr w:type="gramEnd"/>
-            <w:r>
-              <w:rPr>
-                <w:sz w:val="16"/>
-                <w:szCs w:val="16"/>
-              </w:rPr>
-              <w:t>.maxCumulativeIn15Deg }}</w:t>
-            </w:r>
-          </w:p>
-        </w:tc>
-        <w:tc>
-          <w:tcPr>
-            <w:tcW w:w="1620" w:type="dxa"/>
-          </w:tcPr>
-          <w:p>
-            <w:pPr>
-              <w:spacing w:line="360" w:lineRule="auto"/>
-              <w:ind w:firstLine="0"/>
-              <w:jc w:val="center"/>
-              <w:rPr>
-                <w:sz w:val="16"/>
-                <w:szCs w:val="16"/>
-              </w:rPr>
-            </w:pPr>
-            <w:proofErr w:type="gramStart"/>
-            <w:r>
-              <w:rPr>
-                <w:sz w:val="16"/>
-                <w:szCs w:val="16"/>
-              </w:rPr>
-              <w:t>{{ row</w:t>
-            </w:r>
-            <w:proofErr w:type="gramEnd"/>
-            <w:r>
-              <w:rPr>
-                <w:sz w:val="16"/>
-                <w:szCs w:val="16"/>
-              </w:rPr>
-              <w:t>.maxCumulativeIn45Deg }}</w:t>
-            </w:r>
-          </w:p>
-        </w:tc>
-        <w:tc>
-          <w:tcPr>
-            <w:tcW w:w="1620" w:type="dxa"/>
-          </w:tcPr>
-          <w:p>
-            <w:pPr>
-              <w:spacing w:line="360" w:lineRule="auto"/>
-              <w:ind w:firstLine="0"/>
-              <w:jc w:val="center"/>
-              <w:rPr>
-                <w:sz w:val="16"/>
-                <w:szCs w:val="16"/>
-              </w:rPr>
-            </w:pPr>
-            <w:proofErr w:type="gramStart"/>
-            <w:r>
-              <w:rPr>
-                <w:sz w:val="16"/>
-                <w:szCs w:val="16"/>
-              </w:rPr>
-              <w:t xml:space="preserve">{{ </w:t>
-            </w:r>
-            <w:proofErr w:type="spellStart"/>
-            <w:r>
-              <w:rPr>
-                <w:sz w:val="16"/>
-                <w:szCs w:val="16"/>
-              </w:rPr>
-              <w:t>row</w:t>
-            </w:r>
-            <w:proofErr w:type="gramEnd"/>
-            <w:r>
-              <w:rPr>
-                <w:sz w:val="16"/>
-                <w:szCs w:val="16"/>
-              </w:rPr>
-              <w:t>.isCompliant</w:t>
-            </w:r>
-            <w:proofErr w:type="spellEnd"/>
-            <w:r>
-              <w:rPr>
-                <w:sz w:val="16"/>
-                <w:szCs w:val="16"/>
-              </w:rPr>
-              <w:t xml:space="preserve"> }}</w:t>
-            </w:r>
-          </w:p>
-        </w:tc>
-        <w:tc>
-          <w:tcPr>
-            <w:tcW w:w="1620" w:type="dxa"/>
-          </w:tcPr>
-          <w:p>
-            <w:pPr>
-              <w:spacing w:line="360" w:lineRule="auto"/>
-              <w:ind w:firstLine="0"/>
-              <w:jc w:val="center"/>
-              <w:rPr>
-                <w:sz w:val="16"/>
-                <w:szCs w:val="16"/>
-              </w:rPr>
-            </w:pPr>
-            <w:proofErr w:type="gramStart"/>
-            <w:r>
-              <w:rPr>
-                <w:sz w:val="16"/>
-                <w:szCs w:val="16"/>
-              </w:rPr>
-              <w:t xml:space="preserve">{{ </w:t>
-            </w:r>
-            <w:proofErr w:type="spellStart"/>
-            <w:r>
-              <w:rPr>
-                <w:sz w:val="16"/>
-                <w:szCs w:val="16"/>
-              </w:rPr>
-              <w:t>row</w:t>
-            </w:r>
-            <w:proofErr w:type="gramEnd"/>
-            <w:r>
-              <w:rPr>
-                <w:sz w:val="16"/>
-                <w:szCs w:val="16"/>
-              </w:rPr>
-              <w:t>.conclusion</w:t>
-            </w:r>
-            <w:proofErr w:type="spellEnd"/>
-            <w:r>
-              <w:rPr>
-                <w:sz w:val="16"/>
-                <w:szCs w:val="16"/>
-              </w:rPr>
-              <w:t xml:space="preserve"> }}</w:t>
-            </w:r>
-          </w:p>
-        </w:tc>
-      </w:tr>
-      <w:tr>
-        <w:trPr>
-          <w:gridAfter w:val="7"/>
-          <w:wAfter w:w="11340" w:type="dxa"/>
-          <w:jc w:val="center"/>
-        </w:trPr>
-        <w:tc>
-          <w:tcPr>
-            <w:tcW w:w="1620" w:type="dxa"/>
-          </w:tcPr>
-          <w:p>
-            <w:pPr>
-              <w:spacing w:line="360" w:lineRule="auto"/>
-              <w:ind w:firstLine="0"/>
-              <w:jc w:val="center"/>
-              <w:rPr>
-                <w:sz w:val="16"/>
-                <w:szCs w:val="16"/>
-              </w:rPr>
-            </w:pPr>
-            <w:r>
-              <w:rPr>
-                <w:sz w:val="16"/>
-                <w:szCs w:val="16"/>
-              </w:rPr>
-              <w:t xml:space="preserve">{%tr </w:t>
-            </w:r>
-            <w:proofErr w:type="spellStart"/>
-            <w:r>
-              <w:rPr>
-                <w:sz w:val="16"/>
-                <w:szCs w:val="16"/>
-              </w:rPr>
-              <w:t>endfor</w:t>
-            </w:r>
-            <w:proofErr w:type="spellEnd"/>
-            <w:r>
-              <w:rPr>
-                <w:sz w:val="16"/>
-                <w:szCs w:val="16"/>
-              </w:rPr>
-              <w:t xml:space="preserve"> %}</w:t>
-            </w:r>
-          </w:p>
-        </w:tc>
-      </w:tr>
-    </w:tbl>
     <w:p/>
     <w:sectPr>
       <w:pgSz w:w="16840" w:h="11907" w:orient="landscape" w:code="9"/>

--- a/app/report/templates/analysis_report_template.docx
+++ b/app/report/templates/analysis_report_template.docx
@@ -1348,7 +1348,7 @@
                 <w:sz w:val="16"/>
                 <w:szCs w:val="16"/>
               </w:rPr>
-              <w:t>.isCompliant</w:t>
+              <w:t>.complianceStatus</w:t>
             </w:r>
             <w:proofErr w:type="spellEnd"/>
             <w:r>
@@ -2665,7 +2665,7 @@
                 <w:sz w:val="16"/>
                 <w:szCs w:val="16"/>
               </w:rPr>
-              <w:t>.isCompliant</w:t>
+              <w:t>.complianceStatus</w:t>
             </w:r>
             <w:proofErr w:type="spellEnd"/>
             <w:r>

--- a/app/report/templates/analysis_report_template.docx
+++ b/app/report/templates/analysis_report_template.docx
@@ -60,6 +60,21 @@
       </w:r>
       <w:proofErr w:type="spellEnd"/>
       <w:proofErr w:type="gramEnd"/>
+    </w:p>
+    <w:p>
+      <w:r>
+        <w:t>{% if isEmpty %}</w:t>
+      </w:r>
+    </w:p>
+    <w:p>
+      <w:r>
+        <w:t>{{ emptyMessage }}</w:t>
+      </w:r>
+    </w:p>
+    <w:p>
+      <w:r>
+        <w:t>{% else %}</w:t>
+      </w:r>
     </w:p>
     <w:bookmarkEnd w:id="0"/>
     <w:p>
@@ -2986,6 +3001,11 @@
       <w:cols w:space="720"/>
       <w:docGrid w:type="lines" w:linePitch="326"/>
     </w:sectPr>
+    <w:p>
+      <w:r>
+        <w:t>{% endif %}</w:t>
+      </w:r>
+    </w:p>
   </w:body>
 </w:document>
 </file>

--- a/app/report/templates/analysis_report_template.docx
+++ b/app/report/templates/analysis_report_template.docx
@@ -187,14 +187,34 @@
         <w:rPr>
           <w:sz w:val="20"/>
           <w:szCs w:val="20"/>
+          <w:lang w:eastAsia="zh-CN"/>
         </w:rPr>
       </w:pPr>
       <w:r>
         <w:rPr>
           <w:sz w:val="20"/>
           <w:szCs w:val="20"/>
+          <w:lang w:eastAsia="zh-CN"/>
         </w:rPr>
-        <w:t>1、本报告第二段所列举的台站均参与了系统分析，其中障碍物位于电磁环境保护区域内的才出具是否满足的结论，否则不出具结论；</w:t>
+        <w:t>1、本报告第二段所列举的台站均参与了系统分析，其中障碍物位于电磁环境保护区域内的才出具是否满足的结论，否则</w:t>
+      </w:r>
+      <w:proofErr w:type="gramStart"/>
+      <w:r>
+        <w:rPr>
+          <w:sz w:val="20"/>
+          <w:szCs w:val="20"/>
+          <w:lang w:eastAsia="zh-CN"/>
+        </w:rPr>
+        <w:t>不</w:t>
+      </w:r>
+      <w:proofErr w:type="gramEnd"/>
+      <w:r>
+        <w:rPr>
+          <w:sz w:val="20"/>
+          <w:szCs w:val="20"/>
+          <w:lang w:eastAsia="zh-CN"/>
+        </w:rPr>
+        <w:t>出具结论；</w:t>
       </w:r>
     </w:p>
     <w:p>
@@ -362,21 +382,12 @@
           <w:lang w:eastAsia="zh-CN"/>
         </w:rPr>
       </w:pPr>
-      <w:proofErr w:type="spellStart"/>
       <w:r>
         <w:rPr>
           <w:rFonts w:ascii="黑体" w:eastAsia="黑体" w:hAnsi="黑体"/>
           <w:lang w:eastAsia="zh-CN"/>
         </w:rPr>
-        <w:t>二、标准分析详情</w:t>
-      </w:r>
-      <w:proofErr w:type="spellEnd"/>
-      <w:r>
-        <w:rPr>
-          <w:rFonts w:ascii="黑体" w:eastAsia="黑体" w:hAnsi="黑体"/>
-          <w:lang w:eastAsia="zh-CN"/>
-        </w:rPr>
-        <w:t>：</w:t>
+        <w:t>二、标准分析详情：</w:t>
       </w:r>
     </w:p>
     <w:p>
@@ -403,30 +414,32 @@
     <w:tbl>
       <w:tblPr>
         <w:tblStyle w:val="aff1"/>
-        <w:tblW w:w="12960" w:type="dxa"/>
+        <w:tblW w:w="13458" w:type="dxa"/>
         <w:jc w:val="center"/>
+        <w:tblLayout w:type="fixed"/>
         <w:tblLook w:val="04A0" w:firstRow="1" w:lastRow="0" w:firstColumn="1" w:lastColumn="0" w:noHBand="0" w:noVBand="1"/>
       </w:tblPr>
       <w:tblGrid>
-        <w:gridCol w:w="1199"/>
-        <w:gridCol w:w="1199"/>
-        <w:gridCol w:w="1155"/>
-        <w:gridCol w:w="1378"/>
-        <w:gridCol w:w="1199"/>
-        <w:gridCol w:w="1289"/>
-        <w:gridCol w:w="1289"/>
-        <w:gridCol w:w="1155"/>
-        <w:gridCol w:w="1155"/>
-        <w:gridCol w:w="1110"/>
-        <w:gridCol w:w="1334"/>
+        <w:gridCol w:w="726"/>
+        <w:gridCol w:w="918"/>
+        <w:gridCol w:w="856"/>
+        <w:gridCol w:w="1950"/>
+        <w:gridCol w:w="1502"/>
+        <w:gridCol w:w="3039"/>
+        <w:gridCol w:w="1196"/>
+        <w:gridCol w:w="839"/>
+        <w:gridCol w:w="675"/>
+        <w:gridCol w:w="839"/>
+        <w:gridCol w:w="918"/>
       </w:tblGrid>
       <w:tr>
         <w:trPr>
+          <w:trHeight w:val="1877"/>
           <w:jc w:val="center"/>
         </w:trPr>
         <w:tc>
           <w:tcPr>
-            <w:tcW w:w="785" w:type="dxa"/>
+            <w:tcW w:w="726" w:type="dxa"/>
           </w:tcPr>
           <w:p>
             <w:pPr>
@@ -452,7 +465,7 @@
         </w:tc>
         <w:tc>
           <w:tcPr>
-            <w:tcW w:w="785" w:type="dxa"/>
+            <w:tcW w:w="918" w:type="dxa"/>
           </w:tcPr>
           <w:p>
             <w:pPr>
@@ -478,7 +491,7 @@
         </w:tc>
         <w:tc>
           <w:tcPr>
-            <w:tcW w:w="785" w:type="dxa"/>
+            <w:tcW w:w="856" w:type="dxa"/>
           </w:tcPr>
           <w:p>
             <w:pPr>
@@ -504,7 +517,7 @@
         </w:tc>
         <w:tc>
           <w:tcPr>
-            <w:tcW w:w="785" w:type="dxa"/>
+            <w:tcW w:w="1950" w:type="dxa"/>
           </w:tcPr>
           <w:p>
             <w:pPr>
@@ -530,7 +543,7 @@
         </w:tc>
         <w:tc>
           <w:tcPr>
-            <w:tcW w:w="785" w:type="dxa"/>
+            <w:tcW w:w="1502" w:type="dxa"/>
           </w:tcPr>
           <w:p>
             <w:pPr>
@@ -539,7 +552,8 @@
               <w:ind w:firstLine="0"/>
               <w:jc w:val="center"/>
               <w:rPr>
-                <w:rFonts w:hAnsi="宋体"/>
+                <w:rFonts w:hAnsi="宋体" w:hint="eastAsia"/>
+                <w:lang w:eastAsia="zh-CN"/>
               </w:rPr>
             </w:pPr>
             <w:proofErr w:type="spellStart"/>
@@ -556,7 +570,7 @@
         </w:tc>
         <w:tc>
           <w:tcPr>
-            <w:tcW w:w="785" w:type="dxa"/>
+            <w:tcW w:w="3039" w:type="dxa"/>
           </w:tcPr>
           <w:p>
             <w:pPr>
@@ -582,7 +596,7 @@
         </w:tc>
         <w:tc>
           <w:tcPr>
-            <w:tcW w:w="785" w:type="dxa"/>
+            <w:tcW w:w="1196" w:type="dxa"/>
           </w:tcPr>
           <w:p>
             <w:pPr>
@@ -608,7 +622,7 @@
         </w:tc>
         <w:tc>
           <w:tcPr>
-            <w:tcW w:w="785" w:type="dxa"/>
+            <w:tcW w:w="839" w:type="dxa"/>
           </w:tcPr>
           <w:p>
             <w:pPr>
@@ -642,7 +656,7 @@
         </w:tc>
         <w:tc>
           <w:tcPr>
-            <w:tcW w:w="785" w:type="dxa"/>
+            <w:tcW w:w="675" w:type="dxa"/>
           </w:tcPr>
           <w:p>
             <w:pPr>
@@ -668,7 +682,7 @@
         </w:tc>
         <w:tc>
           <w:tcPr>
-            <w:tcW w:w="785" w:type="dxa"/>
+            <w:tcW w:w="839" w:type="dxa"/>
           </w:tcPr>
           <w:p>
             <w:pPr>
@@ -702,7 +716,7 @@
         </w:tc>
         <w:tc>
           <w:tcPr>
-            <w:tcW w:w="785" w:type="dxa"/>
+            <w:tcW w:w="918" w:type="dxa"/>
           </w:tcPr>
           <w:p>
             <w:pPr>
@@ -741,7 +755,7 @@
         </w:trPr>
         <w:tc>
           <w:tcPr>
-            <w:tcW w:w="785" w:type="dxa"/>
+            <w:tcW w:w="726" w:type="dxa"/>
           </w:tcPr>
           <w:p>
             <w:pPr>
@@ -780,7 +794,7 @@
         </w:tc>
         <w:tc>
           <w:tcPr>
-            <w:tcW w:w="785" w:type="dxa"/>
+            <w:tcW w:w="918" w:type="dxa"/>
           </w:tcPr>
           <w:p>
             <w:pPr>
@@ -796,7 +810,7 @@
         </w:tc>
         <w:tc>
           <w:tcPr>
-            <w:tcW w:w="785" w:type="dxa"/>
+            <w:tcW w:w="856" w:type="dxa"/>
           </w:tcPr>
           <w:p>
             <w:pPr>
@@ -812,7 +826,7 @@
         </w:tc>
         <w:tc>
           <w:tcPr>
-            <w:tcW w:w="785" w:type="dxa"/>
+            <w:tcW w:w="1950" w:type="dxa"/>
           </w:tcPr>
           <w:p>
             <w:pPr>
@@ -828,7 +842,7 @@
         </w:tc>
         <w:tc>
           <w:tcPr>
-            <w:tcW w:w="785" w:type="dxa"/>
+            <w:tcW w:w="1502" w:type="dxa"/>
           </w:tcPr>
           <w:p>
             <w:pPr>
@@ -844,7 +858,7 @@
         </w:tc>
         <w:tc>
           <w:tcPr>
-            <w:tcW w:w="785" w:type="dxa"/>
+            <w:tcW w:w="3039" w:type="dxa"/>
           </w:tcPr>
           <w:p>
             <w:pPr>
@@ -860,7 +874,7 @@
         </w:tc>
         <w:tc>
           <w:tcPr>
-            <w:tcW w:w="785" w:type="dxa"/>
+            <w:tcW w:w="1196" w:type="dxa"/>
           </w:tcPr>
           <w:p>
             <w:pPr>
@@ -876,7 +890,7 @@
         </w:tc>
         <w:tc>
           <w:tcPr>
-            <w:tcW w:w="785" w:type="dxa"/>
+            <w:tcW w:w="839" w:type="dxa"/>
           </w:tcPr>
           <w:p>
             <w:pPr>
@@ -892,7 +906,7 @@
         </w:tc>
         <w:tc>
           <w:tcPr>
-            <w:tcW w:w="785" w:type="dxa"/>
+            <w:tcW w:w="675" w:type="dxa"/>
           </w:tcPr>
           <w:p>
             <w:pPr>
@@ -908,7 +922,7 @@
         </w:tc>
         <w:tc>
           <w:tcPr>
-            <w:tcW w:w="785" w:type="dxa"/>
+            <w:tcW w:w="839" w:type="dxa"/>
           </w:tcPr>
           <w:p>
             <w:pPr>
@@ -924,7 +938,7 @@
         </w:tc>
         <w:tc>
           <w:tcPr>
-            <w:tcW w:w="785" w:type="dxa"/>
+            <w:tcW w:w="918" w:type="dxa"/>
           </w:tcPr>
           <w:p>
             <w:pPr>
@@ -945,7 +959,7 @@
         </w:trPr>
         <w:tc>
           <w:tcPr>
-            <w:tcW w:w="785" w:type="dxa"/>
+            <w:tcW w:w="726" w:type="dxa"/>
           </w:tcPr>
           <w:p>
             <w:pPr>
@@ -993,7 +1007,7 @@
         </w:tc>
         <w:tc>
           <w:tcPr>
-            <w:tcW w:w="785" w:type="dxa"/>
+            <w:tcW w:w="918" w:type="dxa"/>
           </w:tcPr>
           <w:p>
             <w:pPr>
@@ -1041,7 +1055,7 @@
         </w:tc>
         <w:tc>
           <w:tcPr>
-            <w:tcW w:w="785" w:type="dxa"/>
+            <w:tcW w:w="856" w:type="dxa"/>
           </w:tcPr>
           <w:p>
             <w:pPr>
@@ -1089,7 +1103,7 @@
         </w:tc>
         <w:tc>
           <w:tcPr>
-            <w:tcW w:w="785" w:type="dxa"/>
+            <w:tcW w:w="1950" w:type="dxa"/>
           </w:tcPr>
           <w:p>
             <w:pPr>
@@ -1137,7 +1151,7 @@
         </w:tc>
         <w:tc>
           <w:tcPr>
-            <w:tcW w:w="785" w:type="dxa"/>
+            <w:tcW w:w="1502" w:type="dxa"/>
           </w:tcPr>
           <w:p>
             <w:pPr>
@@ -1185,7 +1199,7 @@
         </w:tc>
         <w:tc>
           <w:tcPr>
-            <w:tcW w:w="785" w:type="dxa"/>
+            <w:tcW w:w="3039" w:type="dxa"/>
           </w:tcPr>
           <w:p>
             <w:pPr>
@@ -1233,7 +1247,7 @@
         </w:tc>
         <w:tc>
           <w:tcPr>
-            <w:tcW w:w="785" w:type="dxa"/>
+            <w:tcW w:w="1196" w:type="dxa"/>
           </w:tcPr>
           <w:p>
             <w:pPr>
@@ -1281,7 +1295,7 @@
         </w:tc>
         <w:tc>
           <w:tcPr>
-            <w:tcW w:w="785" w:type="dxa"/>
+            <w:tcW w:w="839" w:type="dxa"/>
           </w:tcPr>
           <w:p>
             <w:pPr>
@@ -1329,7 +1343,7 @@
         </w:tc>
         <w:tc>
           <w:tcPr>
-            <w:tcW w:w="785" w:type="dxa"/>
+            <w:tcW w:w="675" w:type="dxa"/>
           </w:tcPr>
           <w:p>
             <w:pPr>
@@ -1371,61 +1385,70 @@
                 <w:sz w:val="16"/>
                 <w:szCs w:val="16"/>
               </w:rPr>
+              <w:t xml:space="preserve"> }</w:t>
+            </w:r>
+            <w:r>
+              <w:rPr>
+                <w:sz w:val="16"/>
+                <w:szCs w:val="16"/>
+              </w:rPr>
+              <w:lastRenderedPageBreak/>
+              <w:t>}</w:t>
+            </w:r>
+          </w:p>
+        </w:tc>
+        <w:tc>
+          <w:tcPr>
+            <w:tcW w:w="839" w:type="dxa"/>
+          </w:tcPr>
+          <w:p>
+            <w:pPr>
+              <w:spacing w:line="360" w:lineRule="auto"/>
+              <w:ind w:firstLine="0"/>
+              <w:jc w:val="center"/>
+              <w:rPr>
+                <w:sz w:val="16"/>
+                <w:szCs w:val="16"/>
+              </w:rPr>
+            </w:pPr>
+            <w:proofErr w:type="gramStart"/>
+            <w:r>
+              <w:rPr>
+                <w:sz w:val="16"/>
+                <w:szCs w:val="16"/>
+              </w:rPr>
+              <w:lastRenderedPageBreak/>
+              <w:t xml:space="preserve">{{ </w:t>
+            </w:r>
+            <w:proofErr w:type="spellStart"/>
+            <w:r>
+              <w:rPr>
+                <w:sz w:val="16"/>
+                <w:szCs w:val="16"/>
+              </w:rPr>
+              <w:t>row</w:t>
+            </w:r>
+            <w:proofErr w:type="gramEnd"/>
+            <w:r>
+              <w:rPr>
+                <w:sz w:val="16"/>
+                <w:szCs w:val="16"/>
+              </w:rPr>
+              <w:t>.overHeight</w:t>
+            </w:r>
+            <w:proofErr w:type="spellEnd"/>
+            <w:r>
+              <w:rPr>
+                <w:sz w:val="16"/>
+                <w:szCs w:val="16"/>
+              </w:rPr>
               <w:t xml:space="preserve"> }}</w:t>
             </w:r>
           </w:p>
         </w:tc>
         <w:tc>
           <w:tcPr>
-            <w:tcW w:w="785" w:type="dxa"/>
-          </w:tcPr>
-          <w:p>
-            <w:pPr>
-              <w:spacing w:line="360" w:lineRule="auto"/>
-              <w:ind w:firstLine="0"/>
-              <w:jc w:val="center"/>
-              <w:rPr>
-                <w:sz w:val="16"/>
-                <w:szCs w:val="16"/>
-              </w:rPr>
-            </w:pPr>
-            <w:proofErr w:type="gramStart"/>
-            <w:r>
-              <w:rPr>
-                <w:sz w:val="16"/>
-                <w:szCs w:val="16"/>
-              </w:rPr>
-              <w:t xml:space="preserve">{{ </w:t>
-            </w:r>
-            <w:proofErr w:type="spellStart"/>
-            <w:r>
-              <w:rPr>
-                <w:sz w:val="16"/>
-                <w:szCs w:val="16"/>
-              </w:rPr>
-              <w:t>row</w:t>
-            </w:r>
-            <w:proofErr w:type="gramEnd"/>
-            <w:r>
-              <w:rPr>
-                <w:sz w:val="16"/>
-                <w:szCs w:val="16"/>
-              </w:rPr>
-              <w:t>.overHeight</w:t>
-            </w:r>
-            <w:proofErr w:type="spellEnd"/>
-            <w:r>
-              <w:rPr>
-                <w:sz w:val="16"/>
-                <w:szCs w:val="16"/>
-              </w:rPr>
-              <w:t xml:space="preserve"> }}</w:t>
-            </w:r>
-          </w:p>
-        </w:tc>
-        <w:tc>
-          <w:tcPr>
-            <w:tcW w:w="785" w:type="dxa"/>
+            <w:tcW w:w="918" w:type="dxa"/>
           </w:tcPr>
           <w:p>
             <w:pPr>
@@ -1478,7 +1501,7 @@
         </w:trPr>
         <w:tc>
           <w:tcPr>
-            <w:tcW w:w="785" w:type="dxa"/>
+            <w:tcW w:w="726" w:type="dxa"/>
           </w:tcPr>
           <w:p>
             <w:pPr>
@@ -1495,30 +1518,13 @@
                 <w:sz w:val="16"/>
                 <w:szCs w:val="16"/>
               </w:rPr>
-              <w:lastRenderedPageBreak/>
-              <w:t xml:space="preserve">{%tr </w:t>
-            </w:r>
-            <w:proofErr w:type="spellStart"/>
-            <w:r>
-              <w:rPr>
-                <w:sz w:val="16"/>
-                <w:szCs w:val="16"/>
-              </w:rPr>
-              <w:t>endfor</w:t>
-            </w:r>
-            <w:proofErr w:type="spellEnd"/>
-            <w:r>
-              <w:rPr>
-                <w:sz w:val="16"/>
-                <w:szCs w:val="16"/>
-              </w:rPr>
-              <w:t xml:space="preserve"> %}</w:t>
+              <w:t>{%tr endfor %}</w:t>
             </w:r>
           </w:p>
         </w:tc>
         <w:tc>
           <w:tcPr>
-            <w:tcW w:w="785" w:type="dxa"/>
+            <w:tcW w:w="918" w:type="dxa"/>
           </w:tcPr>
           <w:p>
             <w:pPr>
@@ -1534,7 +1540,7 @@
         </w:tc>
         <w:tc>
           <w:tcPr>
-            <w:tcW w:w="785" w:type="dxa"/>
+            <w:tcW w:w="856" w:type="dxa"/>
           </w:tcPr>
           <w:p>
             <w:pPr>
@@ -1550,7 +1556,7 @@
         </w:tc>
         <w:tc>
           <w:tcPr>
-            <w:tcW w:w="785" w:type="dxa"/>
+            <w:tcW w:w="1950" w:type="dxa"/>
           </w:tcPr>
           <w:p>
             <w:pPr>
@@ -1566,7 +1572,7 @@
         </w:tc>
         <w:tc>
           <w:tcPr>
-            <w:tcW w:w="785" w:type="dxa"/>
+            <w:tcW w:w="1502" w:type="dxa"/>
           </w:tcPr>
           <w:p>
             <w:pPr>
@@ -1582,7 +1588,7 @@
         </w:tc>
         <w:tc>
           <w:tcPr>
-            <w:tcW w:w="785" w:type="dxa"/>
+            <w:tcW w:w="3039" w:type="dxa"/>
           </w:tcPr>
           <w:p>
             <w:pPr>
@@ -1598,7 +1604,7 @@
         </w:tc>
         <w:tc>
           <w:tcPr>
-            <w:tcW w:w="785" w:type="dxa"/>
+            <w:tcW w:w="1196" w:type="dxa"/>
           </w:tcPr>
           <w:p>
             <w:pPr>
@@ -1614,7 +1620,7 @@
         </w:tc>
         <w:tc>
           <w:tcPr>
-            <w:tcW w:w="785" w:type="dxa"/>
+            <w:tcW w:w="839" w:type="dxa"/>
           </w:tcPr>
           <w:p>
             <w:pPr>
@@ -1630,7 +1636,7 @@
         </w:tc>
         <w:tc>
           <w:tcPr>
-            <w:tcW w:w="785" w:type="dxa"/>
+            <w:tcW w:w="675" w:type="dxa"/>
           </w:tcPr>
           <w:p>
             <w:pPr>
@@ -1646,7 +1652,7 @@
         </w:tc>
         <w:tc>
           <w:tcPr>
-            <w:tcW w:w="785" w:type="dxa"/>
+            <w:tcW w:w="839" w:type="dxa"/>
           </w:tcPr>
           <w:p>
             <w:pPr>
@@ -1662,7 +1668,7 @@
         </w:tc>
         <w:tc>
           <w:tcPr>
-            <w:tcW w:w="785" w:type="dxa"/>
+            <w:tcW w:w="918" w:type="dxa"/>
           </w:tcPr>
           <w:p>
             <w:pPr>
@@ -1688,6 +1694,7 @@
           <w:rFonts w:ascii="宋体" w:eastAsia="宋体"/>
           <w:b w:val="0"/>
           <w:bCs w:val="0"/>
+          <w:lang w:eastAsia="zh-CN"/>
         </w:rPr>
       </w:pPr>
       <w:r>
@@ -1695,6 +1702,7 @@
           <w:rFonts w:ascii="宋体" w:eastAsia="宋体"/>
           <w:b w:val="0"/>
           <w:bCs w:val="0"/>
+          <w:lang w:eastAsia="zh-CN"/>
         </w:rPr>
         <w:t>2、建设项目满足以</w:t>
       </w:r>
@@ -1704,6 +1712,7 @@
           <w:rFonts w:ascii="宋体" w:eastAsia="宋体"/>
           <w:b w:val="0"/>
           <w:bCs w:val="0"/>
+          <w:lang w:eastAsia="zh-CN"/>
         </w:rPr>
         <w:t>下台站</w:t>
       </w:r>
@@ -1713,6 +1722,7 @@
           <w:rFonts w:ascii="宋体" w:eastAsia="宋体"/>
           <w:b w:val="0"/>
           <w:bCs w:val="0"/>
+          <w:lang w:eastAsia="zh-CN"/>
         </w:rPr>
         <w:t>的标准要求,分析结果如下表所示：</w:t>
       </w:r>
@@ -1720,30 +1730,32 @@
     <w:tbl>
       <w:tblPr>
         <w:tblStyle w:val="aff1"/>
-        <w:tblW w:w="12960" w:type="dxa"/>
+        <w:tblW w:w="13458" w:type="dxa"/>
         <w:jc w:val="center"/>
+        <w:tblLayout w:type="fixed"/>
         <w:tblLook w:val="04A0" w:firstRow="1" w:lastRow="0" w:firstColumn="1" w:lastColumn="0" w:noHBand="0" w:noVBand="1"/>
       </w:tblPr>
       <w:tblGrid>
-        <w:gridCol w:w="1199"/>
-        <w:gridCol w:w="1199"/>
-        <w:gridCol w:w="1155"/>
-        <w:gridCol w:w="1378"/>
-        <w:gridCol w:w="1199"/>
-        <w:gridCol w:w="1289"/>
-        <w:gridCol w:w="1289"/>
-        <w:gridCol w:w="1155"/>
-        <w:gridCol w:w="1155"/>
-        <w:gridCol w:w="1110"/>
-        <w:gridCol w:w="1334"/>
+        <w:gridCol w:w="726"/>
+        <w:gridCol w:w="918"/>
+        <w:gridCol w:w="856"/>
+        <w:gridCol w:w="1950"/>
+        <w:gridCol w:w="1502"/>
+        <w:gridCol w:w="3039"/>
+        <w:gridCol w:w="1196"/>
+        <w:gridCol w:w="839"/>
+        <w:gridCol w:w="675"/>
+        <w:gridCol w:w="839"/>
+        <w:gridCol w:w="918"/>
       </w:tblGrid>
       <w:tr>
         <w:trPr>
+          <w:trHeight w:val="1877"/>
           <w:jc w:val="center"/>
         </w:trPr>
         <w:tc>
           <w:tcPr>
-            <w:tcW w:w="785" w:type="dxa"/>
+            <w:tcW w:w="726" w:type="dxa"/>
           </w:tcPr>
           <w:p>
             <w:pPr>
@@ -1769,7 +1781,7 @@
         </w:tc>
         <w:tc>
           <w:tcPr>
-            <w:tcW w:w="785" w:type="dxa"/>
+            <w:tcW w:w="918" w:type="dxa"/>
           </w:tcPr>
           <w:p>
             <w:pPr>
@@ -1795,7 +1807,7 @@
         </w:tc>
         <w:tc>
           <w:tcPr>
-            <w:tcW w:w="785" w:type="dxa"/>
+            <w:tcW w:w="856" w:type="dxa"/>
           </w:tcPr>
           <w:p>
             <w:pPr>
@@ -1821,7 +1833,7 @@
         </w:tc>
         <w:tc>
           <w:tcPr>
-            <w:tcW w:w="785" w:type="dxa"/>
+            <w:tcW w:w="1950" w:type="dxa"/>
           </w:tcPr>
           <w:p>
             <w:pPr>
@@ -1847,7 +1859,7 @@
         </w:tc>
         <w:tc>
           <w:tcPr>
-            <w:tcW w:w="785" w:type="dxa"/>
+            <w:tcW w:w="1502" w:type="dxa"/>
           </w:tcPr>
           <w:p>
             <w:pPr>
@@ -1873,7 +1885,7 @@
         </w:tc>
         <w:tc>
           <w:tcPr>
-            <w:tcW w:w="785" w:type="dxa"/>
+            <w:tcW w:w="3039" w:type="dxa"/>
           </w:tcPr>
           <w:p>
             <w:pPr>
@@ -1899,7 +1911,7 @@
         </w:tc>
         <w:tc>
           <w:tcPr>
-            <w:tcW w:w="785" w:type="dxa"/>
+            <w:tcW w:w="1196" w:type="dxa"/>
           </w:tcPr>
           <w:p>
             <w:pPr>
@@ -1925,7 +1937,7 @@
         </w:tc>
         <w:tc>
           <w:tcPr>
-            <w:tcW w:w="785" w:type="dxa"/>
+            <w:tcW w:w="839" w:type="dxa"/>
           </w:tcPr>
           <w:p>
             <w:pPr>
@@ -1959,7 +1971,7 @@
         </w:tc>
         <w:tc>
           <w:tcPr>
-            <w:tcW w:w="785" w:type="dxa"/>
+            <w:tcW w:w="675" w:type="dxa"/>
           </w:tcPr>
           <w:p>
             <w:pPr>
@@ -1985,7 +1997,7 @@
         </w:tc>
         <w:tc>
           <w:tcPr>
-            <w:tcW w:w="785" w:type="dxa"/>
+            <w:tcW w:w="839" w:type="dxa"/>
           </w:tcPr>
           <w:p>
             <w:pPr>
@@ -2019,7 +2031,7 @@
         </w:tc>
         <w:tc>
           <w:tcPr>
-            <w:tcW w:w="785" w:type="dxa"/>
+            <w:tcW w:w="918" w:type="dxa"/>
           </w:tcPr>
           <w:p>
             <w:pPr>
@@ -2058,7 +2070,7 @@
         </w:trPr>
         <w:tc>
           <w:tcPr>
-            <w:tcW w:w="785" w:type="dxa"/>
+            <w:tcW w:w="726" w:type="dxa"/>
           </w:tcPr>
           <w:p>
             <w:pPr>
@@ -2097,7 +2109,7 @@
         </w:tc>
         <w:tc>
           <w:tcPr>
-            <w:tcW w:w="785" w:type="dxa"/>
+            <w:tcW w:w="918" w:type="dxa"/>
           </w:tcPr>
           <w:p>
             <w:pPr>
@@ -2113,7 +2125,7 @@
         </w:tc>
         <w:tc>
           <w:tcPr>
-            <w:tcW w:w="785" w:type="dxa"/>
+            <w:tcW w:w="856" w:type="dxa"/>
           </w:tcPr>
           <w:p>
             <w:pPr>
@@ -2129,7 +2141,7 @@
         </w:tc>
         <w:tc>
           <w:tcPr>
-            <w:tcW w:w="785" w:type="dxa"/>
+            <w:tcW w:w="1950" w:type="dxa"/>
           </w:tcPr>
           <w:p>
             <w:pPr>
@@ -2145,7 +2157,7 @@
         </w:tc>
         <w:tc>
           <w:tcPr>
-            <w:tcW w:w="785" w:type="dxa"/>
+            <w:tcW w:w="1502" w:type="dxa"/>
           </w:tcPr>
           <w:p>
             <w:pPr>
@@ -2161,7 +2173,7 @@
         </w:tc>
         <w:tc>
           <w:tcPr>
-            <w:tcW w:w="785" w:type="dxa"/>
+            <w:tcW w:w="3039" w:type="dxa"/>
           </w:tcPr>
           <w:p>
             <w:pPr>
@@ -2177,7 +2189,7 @@
         </w:tc>
         <w:tc>
           <w:tcPr>
-            <w:tcW w:w="785" w:type="dxa"/>
+            <w:tcW w:w="1196" w:type="dxa"/>
           </w:tcPr>
           <w:p>
             <w:pPr>
@@ -2193,7 +2205,7 @@
         </w:tc>
         <w:tc>
           <w:tcPr>
-            <w:tcW w:w="785" w:type="dxa"/>
+            <w:tcW w:w="839" w:type="dxa"/>
           </w:tcPr>
           <w:p>
             <w:pPr>
@@ -2209,7 +2221,7 @@
         </w:tc>
         <w:tc>
           <w:tcPr>
-            <w:tcW w:w="785" w:type="dxa"/>
+            <w:tcW w:w="675" w:type="dxa"/>
           </w:tcPr>
           <w:p>
             <w:pPr>
@@ -2225,7 +2237,7 @@
         </w:tc>
         <w:tc>
           <w:tcPr>
-            <w:tcW w:w="785" w:type="dxa"/>
+            <w:tcW w:w="839" w:type="dxa"/>
           </w:tcPr>
           <w:p>
             <w:pPr>
@@ -2241,7 +2253,7 @@
         </w:tc>
         <w:tc>
           <w:tcPr>
-            <w:tcW w:w="785" w:type="dxa"/>
+            <w:tcW w:w="918" w:type="dxa"/>
           </w:tcPr>
           <w:p>
             <w:pPr>
@@ -2262,7 +2274,7 @@
         </w:trPr>
         <w:tc>
           <w:tcPr>
-            <w:tcW w:w="785" w:type="dxa"/>
+            <w:tcW w:w="726" w:type="dxa"/>
           </w:tcPr>
           <w:p>
             <w:pPr>
@@ -2310,7 +2322,7 @@
         </w:tc>
         <w:tc>
           <w:tcPr>
-            <w:tcW w:w="785" w:type="dxa"/>
+            <w:tcW w:w="918" w:type="dxa"/>
           </w:tcPr>
           <w:p>
             <w:pPr>
@@ -2358,7 +2370,7 @@
         </w:tc>
         <w:tc>
           <w:tcPr>
-            <w:tcW w:w="785" w:type="dxa"/>
+            <w:tcW w:w="856" w:type="dxa"/>
           </w:tcPr>
           <w:p>
             <w:pPr>
@@ -2406,7 +2418,7 @@
         </w:tc>
         <w:tc>
           <w:tcPr>
-            <w:tcW w:w="785" w:type="dxa"/>
+            <w:tcW w:w="1950" w:type="dxa"/>
           </w:tcPr>
           <w:p>
             <w:pPr>
@@ -2454,7 +2466,7 @@
         </w:tc>
         <w:tc>
           <w:tcPr>
-            <w:tcW w:w="785" w:type="dxa"/>
+            <w:tcW w:w="1502" w:type="dxa"/>
           </w:tcPr>
           <w:p>
             <w:pPr>
@@ -2502,7 +2514,7 @@
         </w:tc>
         <w:tc>
           <w:tcPr>
-            <w:tcW w:w="785" w:type="dxa"/>
+            <w:tcW w:w="3039" w:type="dxa"/>
           </w:tcPr>
           <w:p>
             <w:pPr>
@@ -2550,7 +2562,7 @@
         </w:tc>
         <w:tc>
           <w:tcPr>
-            <w:tcW w:w="785" w:type="dxa"/>
+            <w:tcW w:w="1196" w:type="dxa"/>
           </w:tcPr>
           <w:p>
             <w:pPr>
@@ -2598,7 +2610,7 @@
         </w:tc>
         <w:tc>
           <w:tcPr>
-            <w:tcW w:w="785" w:type="dxa"/>
+            <w:tcW w:w="839" w:type="dxa"/>
           </w:tcPr>
           <w:p>
             <w:pPr>
@@ -2646,7 +2658,7 @@
         </w:tc>
         <w:tc>
           <w:tcPr>
-            <w:tcW w:w="785" w:type="dxa"/>
+            <w:tcW w:w="675" w:type="dxa"/>
           </w:tcPr>
           <w:p>
             <w:pPr>
@@ -2694,7 +2706,7 @@
         </w:tc>
         <w:tc>
           <w:tcPr>
-            <w:tcW w:w="785" w:type="dxa"/>
+            <w:tcW w:w="839" w:type="dxa"/>
           </w:tcPr>
           <w:p>
             <w:pPr>
@@ -2742,7 +2754,7 @@
         </w:tc>
         <w:tc>
           <w:tcPr>
-            <w:tcW w:w="785" w:type="dxa"/>
+            <w:tcW w:w="918" w:type="dxa"/>
           </w:tcPr>
           <w:p>
             <w:pPr>
@@ -2795,7 +2807,7 @@
         </w:trPr>
         <w:tc>
           <w:tcPr>
-            <w:tcW w:w="785" w:type="dxa"/>
+            <w:tcW w:w="726" w:type="dxa"/>
           </w:tcPr>
           <w:p>
             <w:pPr>
@@ -2834,7 +2846,7 @@
         </w:tc>
         <w:tc>
           <w:tcPr>
-            <w:tcW w:w="785" w:type="dxa"/>
+            <w:tcW w:w="918" w:type="dxa"/>
           </w:tcPr>
           <w:p>
             <w:pPr>
@@ -2850,7 +2862,7 @@
         </w:tc>
         <w:tc>
           <w:tcPr>
-            <w:tcW w:w="785" w:type="dxa"/>
+            <w:tcW w:w="856" w:type="dxa"/>
           </w:tcPr>
           <w:p>
             <w:pPr>
@@ -2866,7 +2878,7 @@
         </w:tc>
         <w:tc>
           <w:tcPr>
-            <w:tcW w:w="785" w:type="dxa"/>
+            <w:tcW w:w="1950" w:type="dxa"/>
           </w:tcPr>
           <w:p>
             <w:pPr>
@@ -2882,7 +2894,7 @@
         </w:tc>
         <w:tc>
           <w:tcPr>
-            <w:tcW w:w="785" w:type="dxa"/>
+            <w:tcW w:w="1502" w:type="dxa"/>
           </w:tcPr>
           <w:p>
             <w:pPr>
@@ -2898,7 +2910,7 @@
         </w:tc>
         <w:tc>
           <w:tcPr>
-            <w:tcW w:w="785" w:type="dxa"/>
+            <w:tcW w:w="3039" w:type="dxa"/>
           </w:tcPr>
           <w:p>
             <w:pPr>
@@ -2914,7 +2926,7 @@
         </w:tc>
         <w:tc>
           <w:tcPr>
-            <w:tcW w:w="785" w:type="dxa"/>
+            <w:tcW w:w="1196" w:type="dxa"/>
           </w:tcPr>
           <w:p>
             <w:pPr>
@@ -2930,7 +2942,7 @@
         </w:tc>
         <w:tc>
           <w:tcPr>
-            <w:tcW w:w="785" w:type="dxa"/>
+            <w:tcW w:w="839" w:type="dxa"/>
           </w:tcPr>
           <w:p>
             <w:pPr>
@@ -2946,7 +2958,7 @@
         </w:tc>
         <w:tc>
           <w:tcPr>
-            <w:tcW w:w="785" w:type="dxa"/>
+            <w:tcW w:w="675" w:type="dxa"/>
           </w:tcPr>
           <w:p>
             <w:pPr>
@@ -2962,7 +2974,7 @@
         </w:tc>
         <w:tc>
           <w:tcPr>
-            <w:tcW w:w="785" w:type="dxa"/>
+            <w:tcW w:w="839" w:type="dxa"/>
           </w:tcPr>
           <w:p>
             <w:pPr>
@@ -2978,7 +2990,7 @@
         </w:tc>
         <w:tc>
           <w:tcPr>
-            <w:tcW w:w="785" w:type="dxa"/>
+            <w:tcW w:w="918" w:type="dxa"/>
           </w:tcPr>
           <w:p>
             <w:pPr>
@@ -2995,17 +3007,17 @@
       </w:tr>
     </w:tbl>
     <w:p/>
+    <w:p>
+      <w:r>
+        <w:t>{% endif %}</w:t>
+      </w:r>
+    </w:p>
     <w:sectPr>
       <w:pgSz w:w="16840" w:h="11907" w:orient="landscape" w:code="9"/>
       <w:pgMar w:top="1440" w:right="1797" w:bottom="1440" w:left="1797" w:header="851" w:footer="992" w:gutter="0"/>
       <w:cols w:space="720"/>
       <w:docGrid w:type="lines" w:linePitch="326"/>
     </w:sectPr>
-    <w:p>
-      <w:r>
-        <w:t>{% endif %}</w:t>
-      </w:r>
-    </w:p>
   </w:body>
 </w:document>
 </file>

--- a/app/report/templates/analysis_report_template.docx
+++ b/app/report/templates/analysis_report_template.docx
@@ -3008,6 +3008,124 @@
     </w:tbl>
     <w:p/>
     <w:p>
+      <w:pPr>
+        <w:rPr>
+          <w:rFonts w:ascii="宋体" w:eastAsia="宋体"/>
+        </w:rPr>
+      </w:pPr>
+    </w:p>
+    <w:p>
+      <w:r>
+        <w:t>{% if cumulativeMaskAngleResults %}</w:t>
+      </w:r>
+    </w:p>
+    <w:p>
+      <w:pPr>
+        <w:rPr>
+          <w:rFonts w:ascii="黑体" w:eastAsia="黑体" w:hAnsi="黑体"/>
+          <w:lang w:eastAsia="zh-CN"/>
+        </w:rPr>
+      </w:pPr>
+      <w:r>
+        <w:rPr>
+          <w:rFonts w:ascii="黑体" w:eastAsia="黑体" w:hAnsi="黑体"/>
+          <w:lang w:eastAsia="zh-CN"/>
+        </w:rPr>
+        <w:t>三、雷达累计水平遮蔽角情况</w:t>
+      </w:r>
+    </w:p>
+    <w:p>
+      <w:r>
+        <w:t>{% for cr in cumulativeMaskAngleResults %}</w:t>
+      </w:r>
+    </w:p>
+    <w:p>
+      <w:pPr>
+        <w:ind w:firstLine="561"/>
+        <w:rPr>
+          <w:rFonts w:ascii="宋体" w:eastAsia="宋体"/>
+          <w:b w:val="0"/>
+          <w:bCs w:val="0"/>
+        </w:rPr>
+      </w:pPr>
+      <w:r>
+        <w:rPr>
+          <w:rFonts w:ascii="宋体" w:eastAsia="宋体"/>
+          <w:b w:val="0"/>
+          <w:bCs w:val="0"/>
+        </w:rPr>
+        <w:t>（</w:t>
+      </w:r>
+      <w:r>
+        <w:rPr>
+          <w:rFonts w:ascii="宋体" w:eastAsia="宋体"/>
+          <w:b w:val="0"/>
+          <w:bCs w:val="0"/>
+        </w:rPr>
+        <w:t>{{ loop.index }}</w:t>
+      </w:r>
+      <w:r>
+        <w:rPr>
+          <w:rFonts w:ascii="宋体" w:eastAsia="宋体"/>
+          <w:b w:val="0"/>
+          <w:bCs w:val="0"/>
+        </w:rPr>
+        <w:t>）</w:t>
+      </w:r>
+      <w:r>
+        <w:rPr>
+          <w:rFonts w:ascii="宋体" w:eastAsia="宋体"/>
+          <w:b w:val="0"/>
+          <w:bCs w:val="0"/>
+        </w:rPr>
+        <w:t>{{ cr.stationName }}</w:t>
+      </w:r>
+      <w:r>
+        <w:rPr>
+          <w:rFonts w:ascii="宋体" w:eastAsia="宋体"/>
+          <w:b w:val="0"/>
+          <w:bCs w:val="0"/>
+        </w:rPr>
+        <w:t>{{ cr.isCompliant }}</w:t>
+      </w:r>
+      <w:r>
+        <w:rPr>
+          <w:rFonts w:ascii="宋体" w:eastAsia="宋体"/>
+          <w:b w:val="0"/>
+          <w:bCs w:val="0"/>
+        </w:rPr>
+        <w:t xml:space="preserve">场地保护区遮蔽限制要求</w:t>
+      </w:r>
+    </w:p>
+    <w:p>
+      <w:pPr>
+        <w:ind w:firstLine="561"/>
+        <w:rPr>
+          <w:rFonts w:ascii="宋体" w:eastAsia="宋体"/>
+          <w:b w:val="0"/>
+          <w:bCs w:val="0"/>
+        </w:rPr>
+      </w:pPr>
+      <w:r>
+        <w:rPr>
+          <w:rFonts w:ascii="宋体" w:eastAsia="宋体"/>
+          <w:b w:val="0"/>
+          <w:bCs w:val="0"/>
+        </w:rPr>
+        <w:t>{{ cr.conclusion }}</w:t>
+      </w:r>
+    </w:p>
+    <w:p>
+      <w:r>
+        <w:t>{% endfor %}</w:t>
+      </w:r>
+    </w:p>
+    <w:p>
+      <w:r>
+        <w:t>{% endif %}</w:t>
+      </w:r>
+    </w:p>
+    <w:p>
       <w:r>
         <w:t>{% endif %}</w:t>
       </w:r>

--- a/app/report/templates/analysis_report_template.docx
+++ b/app/report/templates/analysis_report_template.docx
@@ -414,7 +414,7 @@
     <w:tbl>
       <w:tblPr>
         <w:tblStyle w:val="aff1"/>
-        <w:tblW w:w="13458" w:type="dxa"/>
+        <w:tblW w:w="13917" w:type="dxa"/>
         <w:jc w:val="center"/>
         <w:tblLayout w:type="fixed"/>
         <w:tblLook w:val="04A0" w:firstRow="1" w:lastRow="0" w:firstColumn="1" w:lastColumn="0" w:noHBand="0" w:noVBand="1"/>
@@ -428,7 +428,7 @@
         <w:gridCol w:w="3039"/>
         <w:gridCol w:w="1196"/>
         <w:gridCol w:w="839"/>
-        <w:gridCol w:w="675"/>
+        <w:gridCol w:w="1134"/>
         <w:gridCol w:w="839"/>
         <w:gridCol w:w="918"/>
       </w:tblGrid>
@@ -552,7 +552,7 @@
               <w:ind w:firstLine="0"/>
               <w:jc w:val="center"/>
               <w:rPr>
-                <w:rFonts w:hAnsi="宋体" w:hint="eastAsia"/>
+                <w:rFonts w:hAnsi="宋体"/>
                 <w:lang w:eastAsia="zh-CN"/>
               </w:rPr>
             </w:pPr>
@@ -656,7 +656,7 @@
         </w:tc>
         <w:tc>
           <w:tcPr>
-            <w:tcW w:w="675" w:type="dxa"/>
+            <w:tcW w:w="1134" w:type="dxa"/>
           </w:tcPr>
           <w:p>
             <w:pPr>
@@ -906,7 +906,7 @@
         </w:tc>
         <w:tc>
           <w:tcPr>
-            <w:tcW w:w="675" w:type="dxa"/>
+            <w:tcW w:w="1134" w:type="dxa"/>
           </w:tcPr>
           <w:p>
             <w:pPr>
@@ -1343,7 +1343,7 @@
         </w:tc>
         <w:tc>
           <w:tcPr>
-            <w:tcW w:w="675" w:type="dxa"/>
+            <w:tcW w:w="1134" w:type="dxa"/>
           </w:tcPr>
           <w:p>
             <w:pPr>
@@ -1385,15 +1385,7 @@
                 <w:sz w:val="16"/>
                 <w:szCs w:val="16"/>
               </w:rPr>
-              <w:t xml:space="preserve"> }</w:t>
-            </w:r>
-            <w:r>
-              <w:rPr>
-                <w:sz w:val="16"/>
-                <w:szCs w:val="16"/>
-              </w:rPr>
-              <w:lastRenderedPageBreak/>
-              <w:t>}</w:t>
+              <w:t xml:space="preserve"> }}</w:t>
             </w:r>
           </w:p>
         </w:tc>
@@ -1417,7 +1409,6 @@
                 <w:sz w:val="16"/>
                 <w:szCs w:val="16"/>
               </w:rPr>
-              <w:lastRenderedPageBreak/>
               <w:t xml:space="preserve">{{ </w:t>
             </w:r>
             <w:proofErr w:type="spellStart"/>
@@ -1518,7 +1509,15 @@
                 <w:sz w:val="16"/>
                 <w:szCs w:val="16"/>
               </w:rPr>
-              <w:t>{%tr endfor %}</w:t>
+              <w:t xml:space="preserve">{%tr </w:t>
+            </w:r>
+            <w:r>
+              <w:rPr>
+                <w:sz w:val="16"/>
+                <w:szCs w:val="16"/>
+              </w:rPr>
+              <w:lastRenderedPageBreak/>
+              <w:t>endfor %}</w:t>
             </w:r>
           </w:p>
         </w:tc>
@@ -1636,7 +1635,7 @@
         </w:tc>
         <w:tc>
           <w:tcPr>
-            <w:tcW w:w="675" w:type="dxa"/>
+            <w:tcW w:w="1134" w:type="dxa"/>
           </w:tcPr>
           <w:p>
             <w:pPr>
@@ -1730,7 +1729,7 @@
     <w:tbl>
       <w:tblPr>
         <w:tblStyle w:val="aff1"/>
-        <w:tblW w:w="13458" w:type="dxa"/>
+        <w:tblW w:w="13917" w:type="dxa"/>
         <w:jc w:val="center"/>
         <w:tblLayout w:type="fixed"/>
         <w:tblLook w:val="04A0" w:firstRow="1" w:lastRow="0" w:firstColumn="1" w:lastColumn="0" w:noHBand="0" w:noVBand="1"/>
@@ -1744,7 +1743,7 @@
         <w:gridCol w:w="3039"/>
         <w:gridCol w:w="1196"/>
         <w:gridCol w:w="839"/>
-        <w:gridCol w:w="675"/>
+        <w:gridCol w:w="1134"/>
         <w:gridCol w:w="839"/>
         <w:gridCol w:w="918"/>
       </w:tblGrid>
@@ -1971,7 +1970,7 @@
         </w:tc>
         <w:tc>
           <w:tcPr>
-            <w:tcW w:w="675" w:type="dxa"/>
+            <w:tcW w:w="1134" w:type="dxa"/>
           </w:tcPr>
           <w:p>
             <w:pPr>
@@ -2221,7 +2220,7 @@
         </w:tc>
         <w:tc>
           <w:tcPr>
-            <w:tcW w:w="675" w:type="dxa"/>
+            <w:tcW w:w="1134" w:type="dxa"/>
           </w:tcPr>
           <w:p>
             <w:pPr>
@@ -2658,7 +2657,7 @@
         </w:tc>
         <w:tc>
           <w:tcPr>
-            <w:tcW w:w="675" w:type="dxa"/>
+            <w:tcW w:w="1134" w:type="dxa"/>
           </w:tcPr>
           <w:p>
             <w:pPr>
@@ -2958,7 +2957,7 @@
         </w:tc>
         <w:tc>
           <w:tcPr>
-            <w:tcW w:w="675" w:type="dxa"/>
+            <w:tcW w:w="1134" w:type="dxa"/>
           </w:tcPr>
           <w:p>
             <w:pPr>
@@ -3007,15 +3006,10 @@
       </w:tr>
     </w:tbl>
     <w:p/>
-    <w:p>
-      <w:pPr>
-        <w:rPr>
-          <w:rFonts w:ascii="宋体" w:eastAsia="宋体"/>
-        </w:rPr>
-      </w:pPr>
-    </w:p>
+    <w:p/>
     <w:p>
       <w:r>
+        <w:lastRenderedPageBreak/>
         <w:t>{% if cumulativeMaskAngleResults %}</w:t>
       </w:r>
     </w:p>
@@ -3040,78 +3034,12 @@
       </w:r>
     </w:p>
     <w:p>
-      <w:pPr>
-        <w:ind w:firstLine="561"/>
-        <w:rPr>
-          <w:rFonts w:ascii="宋体" w:eastAsia="宋体"/>
-          <w:b w:val="0"/>
-          <w:bCs w:val="0"/>
-        </w:rPr>
-      </w:pPr>
       <w:r>
-        <w:rPr>
-          <w:rFonts w:ascii="宋体" w:eastAsia="宋体"/>
-          <w:b w:val="0"/>
-          <w:bCs w:val="0"/>
-        </w:rPr>
-        <w:t>（</w:t>
-      </w:r>
-      <w:r>
-        <w:rPr>
-          <w:rFonts w:ascii="宋体" w:eastAsia="宋体"/>
-          <w:b w:val="0"/>
-          <w:bCs w:val="0"/>
-        </w:rPr>
-        <w:t>{{ loop.index }}</w:t>
-      </w:r>
-      <w:r>
-        <w:rPr>
-          <w:rFonts w:ascii="宋体" w:eastAsia="宋体"/>
-          <w:b w:val="0"/>
-          <w:bCs w:val="0"/>
-        </w:rPr>
-        <w:t>）</w:t>
-      </w:r>
-      <w:r>
-        <w:rPr>
-          <w:rFonts w:ascii="宋体" w:eastAsia="宋体"/>
-          <w:b w:val="0"/>
-          <w:bCs w:val="0"/>
-        </w:rPr>
-        <w:t>{{ cr.stationName }}</w:t>
-      </w:r>
-      <w:r>
-        <w:rPr>
-          <w:rFonts w:ascii="宋体" w:eastAsia="宋体"/>
-          <w:b w:val="0"/>
-          <w:bCs w:val="0"/>
-        </w:rPr>
-        <w:t>{{ cr.isCompliant }}</w:t>
-      </w:r>
-      <w:r>
-        <w:rPr>
-          <w:rFonts w:ascii="宋体" w:eastAsia="宋体"/>
-          <w:b w:val="0"/>
-          <w:bCs w:val="0"/>
-        </w:rPr>
-        <w:t xml:space="preserve">场地保护区遮蔽限制要求</w:t>
+        <w:t>（{{ loop.index }}）{{ cr.stationName }}{{ cr.isCompliant }}场地保护区遮蔽限制要求</w:t>
       </w:r>
     </w:p>
     <w:p>
-      <w:pPr>
-        <w:ind w:firstLine="561"/>
-        <w:rPr>
-          <w:rFonts w:ascii="宋体" w:eastAsia="宋体"/>
-          <w:b w:val="0"/>
-          <w:bCs w:val="0"/>
-        </w:rPr>
-      </w:pPr>
       <w:r>
-        <w:rPr>
-          <w:rFonts w:ascii="宋体" w:eastAsia="宋体"/>
-          <w:b w:val="0"/>
-          <w:bCs w:val="0"/>
-        </w:rPr>
         <w:t>{{ cr.conclusion }}</w:t>
       </w:r>
     </w:p>

--- a/app/report/templates/analysis_report_template.docx
+++ b/app/report/templates/analysis_report_template.docx
@@ -255,73 +255,78 @@
     </w:p>
     <w:p>
       <w:pPr>
-        <w:spacing w:line="360" w:lineRule="auto"/>
+        <w:pStyle w:val="21"/>
         <w:rPr>
-          <w:sz w:val="20"/>
-          <w:szCs w:val="20"/>
           <w:lang w:eastAsia="zh-CN"/>
         </w:rPr>
       </w:pPr>
       <w:r>
         <w:rPr>
-          <w:sz w:val="20"/>
-          <w:szCs w:val="20"/>
           <w:lang w:eastAsia="zh-CN"/>
         </w:rPr>
-        <w:t>详情见用户手册附件。</w:t>
+        <w:lastRenderedPageBreak/>
+        <w:t>一、</w:t>
+      </w:r>
+      <w:r>
+        <w:rPr>
+          <w:lang w:eastAsia="zh-CN"/>
+        </w:rPr>
+        <w:t>最</w:t>
+      </w:r>
+      <w:r>
+        <w:rPr>
+          <w:rFonts w:cs="微软雅黑" w:hint="eastAsia"/>
+          <w:lang w:eastAsia="zh-CN"/>
+        </w:rPr>
+        <w:t>终</w:t>
+      </w:r>
+      <w:r>
+        <w:rPr>
+          <w:rFonts w:cs="MS Gothic" w:hint="eastAsia"/>
+          <w:lang w:eastAsia="zh-CN"/>
+        </w:rPr>
+        <w:t>分析</w:t>
+      </w:r>
+      <w:r>
+        <w:rPr>
+          <w:rFonts w:cs="微软雅黑" w:hint="eastAsia"/>
+          <w:lang w:eastAsia="zh-CN"/>
+        </w:rPr>
+        <w:t>结论</w:t>
+      </w:r>
+      <w:r>
+        <w:rPr>
+          <w:lang w:eastAsia="zh-CN"/>
+        </w:rPr>
+        <w:t>：</w:t>
       </w:r>
     </w:p>
     <w:p>
       <w:pPr>
+        <w:pStyle w:val="31"/>
         <w:rPr>
-          <w:rFonts w:hAnsi="黑体"/>
-          <w:lang w:eastAsia="zh-CN"/>
+          <w:rFonts w:ascii="宋体" w:hAnsi="宋体"/>
         </w:rPr>
       </w:pPr>
       <w:r>
         <w:rPr>
-          <w:rFonts w:ascii="黑体" w:eastAsia="黑体" w:hAnsi="黑体"/>
-          <w:lang w:eastAsia="zh-CN"/>
+          <w:rFonts w:ascii="宋体" w:hAnsi="宋体"/>
         </w:rPr>
-        <w:t>一、最终分析结论：</w:t>
-      </w:r>
-    </w:p>
-    <w:p>
-      <w:pPr>
-        <w:pStyle w:val="1"/>
-        <w:keepLines w:val="0"/>
-        <w:ind w:firstLine="561"/>
-        <w:jc w:val="left"/>
-        <w:rPr>
-          <w:rFonts w:ascii="宋体" w:eastAsia="宋体"/>
-          <w:b w:val="0"/>
-          <w:bCs w:val="0"/>
-        </w:rPr>
-      </w:pPr>
-      <w:r>
-        <w:rPr>
-          <w:rFonts w:ascii="宋体" w:eastAsia="宋体"/>
-          <w:b w:val="0"/>
-          <w:bCs w:val="0"/>
-        </w:rPr>
-        <w:lastRenderedPageBreak/>
         <w:t>1、</w:t>
       </w:r>
       <w:proofErr w:type="gramStart"/>
       <w:r>
         <w:rPr>
-          <w:rFonts w:ascii="宋体" w:eastAsia="宋体"/>
-          <w:b w:val="0"/>
-          <w:bCs w:val="0"/>
+          <w:rStyle w:val="32"/>
+          <w:rFonts w:ascii="宋体" w:hAnsi="宋体"/>
         </w:rPr>
         <w:t xml:space="preserve">位于机场电磁环境保护区的情况:{{ </w:t>
       </w:r>
       <w:proofErr w:type="spellStart"/>
       <w:r>
         <w:rPr>
-          <w:rFonts w:ascii="宋体" w:eastAsia="宋体"/>
-          <w:b w:val="0"/>
-          <w:bCs w:val="0"/>
+          <w:rStyle w:val="32"/>
+          <w:rFonts w:ascii="宋体" w:hAnsi="宋体"/>
         </w:rPr>
         <w:t>electromagneticZoneResult</w:t>
       </w:r>
@@ -329,62 +334,46 @@
       <w:proofErr w:type="gramEnd"/>
       <w:r>
         <w:rPr>
-          <w:rFonts w:ascii="宋体" w:eastAsia="宋体"/>
-          <w:b w:val="0"/>
-          <w:bCs w:val="0"/>
+          <w:rStyle w:val="32"/>
+          <w:rFonts w:ascii="宋体" w:hAnsi="宋体"/>
         </w:rPr>
         <w:t xml:space="preserve"> }}</w:t>
       </w:r>
     </w:p>
     <w:p>
       <w:pPr>
-        <w:pStyle w:val="1"/>
-        <w:keepLines w:val="0"/>
-        <w:ind w:firstLine="561"/>
-        <w:jc w:val="left"/>
+        <w:pStyle w:val="31"/>
         <w:rPr>
-          <w:rFonts w:ascii="宋体" w:eastAsia="宋体" w:hAnsi="宋体"/>
-          <w:b w:val="0"/>
-          <w:bCs w:val="0"/>
+          <w:b/>
         </w:rPr>
       </w:pPr>
       <w:r>
-        <w:rPr>
-          <w:rFonts w:ascii="宋体" w:eastAsia="宋体" w:hAnsi="宋体"/>
-          <w:b w:val="0"/>
-          <w:bCs w:val="0"/>
-        </w:rPr>
-        <w:t>2、</w:t>
+        <w:t>2</w:t>
+      </w:r>
+      <w:r>
+        <w:t>、</w:t>
       </w:r>
       <w:proofErr w:type="gramStart"/>
       <w:r>
-        <w:rPr>
-          <w:rFonts w:ascii="宋体" w:eastAsia="宋体" w:hAnsi="宋体"/>
-          <w:b w:val="0"/>
-          <w:bCs w:val="0"/>
-        </w:rPr>
-        <w:t>台站标准符合性情况:{{ summary</w:t>
+        <w:t>台站标准符合性情况</w:t>
+      </w:r>
+      <w:r>
+        <w:t>:{{ summary</w:t>
       </w:r>
       <w:proofErr w:type="gramEnd"/>
       <w:r>
-        <w:rPr>
-          <w:rFonts w:ascii="宋体" w:eastAsia="宋体" w:hAnsi="宋体"/>
-          <w:b w:val="0"/>
-          <w:bCs w:val="0"/>
-        </w:rPr>
         <w:t xml:space="preserve"> }}</w:t>
       </w:r>
     </w:p>
     <w:p>
       <w:pPr>
+        <w:pStyle w:val="21"/>
         <w:rPr>
-          <w:rFonts w:ascii="黑体" w:eastAsia="黑体" w:hAnsi="黑体"/>
           <w:lang w:eastAsia="zh-CN"/>
         </w:rPr>
       </w:pPr>
       <w:r>
         <w:rPr>
-          <w:rFonts w:ascii="黑体" w:eastAsia="黑体" w:hAnsi="黑体"/>
           <w:lang w:eastAsia="zh-CN"/>
         </w:rPr>
         <w:t>二、标准分析详情：</w:t>
@@ -392,23 +381,36 @@
     </w:p>
     <w:p>
       <w:pPr>
-        <w:pStyle w:val="1"/>
-        <w:keepLines w:val="0"/>
-        <w:ind w:firstLine="561"/>
-        <w:jc w:val="left"/>
+        <w:pStyle w:val="31"/>
         <w:rPr>
-          <w:rFonts w:ascii="宋体" w:eastAsia="宋体"/>
-          <w:b w:val="0"/>
-          <w:bCs w:val="0"/>
+          <w:b/>
+          <w:lang w:eastAsia="zh-CN"/>
         </w:rPr>
       </w:pPr>
       <w:r>
         <w:rPr>
-          <w:rFonts w:ascii="宋体" w:eastAsia="宋体"/>
-          <w:b w:val="0"/>
-          <w:bCs w:val="0"/>
+          <w:lang w:eastAsia="zh-CN"/>
         </w:rPr>
-        <w:t>1、建设项目的台站限制高度要求如下：</w:t>
+        <w:t>1</w:t>
+      </w:r>
+      <w:r>
+        <w:rPr>
+          <w:lang w:eastAsia="zh-CN"/>
+        </w:rPr>
+        <w:t>、</w:t>
+      </w:r>
+      <w:r>
+        <w:rPr>
+          <w:rFonts w:hint="eastAsia"/>
+          <w:lang w:eastAsia="zh-CN"/>
+        </w:rPr>
+        <w:t>建设项目单障碍物</w:t>
+      </w:r>
+      <w:r>
+        <w:rPr>
+          <w:lang w:eastAsia="zh-CN"/>
+        </w:rPr>
+        <w:t>的台站限制高度要求如下：</w:t>
       </w:r>
     </w:p>
     <w:tbl>
@@ -977,6 +979,7 @@
                 <w:sz w:val="16"/>
                 <w:szCs w:val="16"/>
               </w:rPr>
+              <w:lastRenderedPageBreak/>
               <w:t xml:space="preserve">{{ </w:t>
             </w:r>
             <w:proofErr w:type="spellStart"/>
@@ -1509,15 +1512,7 @@
                 <w:sz w:val="16"/>
                 <w:szCs w:val="16"/>
               </w:rPr>
-              <w:t xml:space="preserve">{%tr </w:t>
-            </w:r>
-            <w:r>
-              <w:rPr>
-                <w:sz w:val="16"/>
-                <w:szCs w:val="16"/>
-              </w:rPr>
-              <w:lastRenderedPageBreak/>
-              <w:t>endfor %}</w:t>
+              <w:t>{%tr endfor %}</w:t>
             </w:r>
           </w:p>
         </w:tc>
@@ -1685,32 +1680,40 @@
     </w:tbl>
     <w:p>
       <w:pPr>
-        <w:pStyle w:val="1"/>
-        <w:keepLines w:val="0"/>
-        <w:ind w:firstLine="561"/>
-        <w:jc w:val="left"/>
+        <w:pStyle w:val="31"/>
         <w:rPr>
-          <w:rFonts w:ascii="宋体" w:eastAsia="宋体"/>
-          <w:b w:val="0"/>
-          <w:bCs w:val="0"/>
+          <w:b/>
           <w:lang w:eastAsia="zh-CN"/>
         </w:rPr>
       </w:pPr>
       <w:r>
         <w:rPr>
-          <w:rFonts w:ascii="宋体" w:eastAsia="宋体"/>
-          <w:b w:val="0"/>
-          <w:bCs w:val="0"/>
           <w:lang w:eastAsia="zh-CN"/>
         </w:rPr>
-        <w:t>2、建设项目满足以</w:t>
+        <w:t>2</w:t>
+      </w:r>
+      <w:r>
+        <w:rPr>
+          <w:lang w:eastAsia="zh-CN"/>
+        </w:rPr>
+        <w:t>、</w:t>
+      </w:r>
+      <w:r>
+        <w:rPr>
+          <w:rFonts w:hint="eastAsia"/>
+          <w:lang w:eastAsia="zh-CN"/>
+        </w:rPr>
+        <w:t>建设项目单障碍物</w:t>
+      </w:r>
+      <w:r>
+        <w:rPr>
+          <w:lang w:eastAsia="zh-CN"/>
+        </w:rPr>
+        <w:t>满足以</w:t>
       </w:r>
       <w:proofErr w:type="gramStart"/>
       <w:r>
         <w:rPr>
-          <w:rFonts w:ascii="宋体" w:eastAsia="宋体"/>
-          <w:b w:val="0"/>
-          <w:bCs w:val="0"/>
           <w:lang w:eastAsia="zh-CN"/>
         </w:rPr>
         <w:t>下台站</w:t>
@@ -1718,12 +1721,21 @@
       <w:proofErr w:type="gramEnd"/>
       <w:r>
         <w:rPr>
-          <w:rFonts w:ascii="宋体" w:eastAsia="宋体"/>
-          <w:b w:val="0"/>
-          <w:bCs w:val="0"/>
           <w:lang w:eastAsia="zh-CN"/>
         </w:rPr>
-        <w:t>的标准要求,分析结果如下表所示：</w:t>
+        <w:t>的标准要求</w:t>
+      </w:r>
+      <w:r>
+        <w:rPr>
+          <w:lang w:eastAsia="zh-CN"/>
+        </w:rPr>
+        <w:t>,</w:t>
+      </w:r>
+      <w:r>
+        <w:rPr>
+          <w:lang w:eastAsia="zh-CN"/>
+        </w:rPr>
+        <w:t>分析结果如下表所示：</w:t>
       </w:r>
     </w:p>
     <w:tbl>
@@ -2839,6 +2851,7 @@
                 <w:sz w:val="16"/>
                 <w:szCs w:val="16"/>
               </w:rPr>
+              <w:lastRenderedPageBreak/>
               <w:t xml:space="preserve"> %}</w:t>
             </w:r>
           </w:p>
@@ -3009,20 +3022,18 @@
     <w:p/>
     <w:p>
       <w:r>
-        <w:lastRenderedPageBreak/>
         <w:t>{% if cumulativeMaskAngleResults %}</w:t>
       </w:r>
     </w:p>
     <w:p>
       <w:pPr>
+        <w:pStyle w:val="21"/>
         <w:rPr>
-          <w:rFonts w:ascii="黑体" w:eastAsia="黑体" w:hAnsi="黑体"/>
           <w:lang w:eastAsia="zh-CN"/>
         </w:rPr>
       </w:pPr>
       <w:r>
         <w:rPr>
-          <w:rFonts w:ascii="黑体" w:eastAsia="黑体" w:hAnsi="黑体"/>
           <w:lang w:eastAsia="zh-CN"/>
         </w:rPr>
         <w:t>三、雷达累计水平遮蔽角情况</w:t>
@@ -3701,7 +3712,7 @@
     <w:uiPriority w:val="9"/>
     <w:unhideWhenUsed/>
     <w:qFormat/>
-    <w:rsid w:val="00FC693F"/>
+    <w:rsid w:val="00796B0F"/>
     <w:pPr>
       <w:keepNext/>
       <w:keepLines/>
@@ -3709,11 +3720,9 @@
       <w:outlineLvl w:val="1"/>
     </w:pPr>
     <w:rPr>
-      <w:rFonts w:asciiTheme="majorHAnsi" w:eastAsiaTheme="majorEastAsia" w:hAnsiTheme="majorHAnsi" w:cstheme="majorBidi"/>
-      <w:b/>
+      <w:rFonts w:ascii="黑体" w:eastAsia="黑体" w:hAnsi="黑体" w:cstheme="majorBidi"/>
       <w:bCs/>
-      <w:color w:val="4F81BD" w:themeColor="accent1"/>
-      <w:sz w:val="26"/>
+      <w:color w:val="000000" w:themeColor="text1"/>
       <w:szCs w:val="26"/>
     </w:rPr>
   </w:style>
@@ -3725,7 +3734,7 @@
     <w:uiPriority w:val="9"/>
     <w:unhideWhenUsed/>
     <w:qFormat/>
-    <w:rsid w:val="00FC693F"/>
+    <w:rsid w:val="004205E4"/>
     <w:pPr>
       <w:keepNext/>
       <w:keepLines/>
@@ -3733,10 +3742,8 @@
       <w:outlineLvl w:val="2"/>
     </w:pPr>
     <w:rPr>
-      <w:rFonts w:asciiTheme="majorHAnsi" w:eastAsiaTheme="majorEastAsia" w:hAnsiTheme="majorHAnsi" w:cstheme="majorBidi"/>
-      <w:b/>
+      <w:rFonts w:asciiTheme="majorHAnsi" w:hAnsiTheme="majorHAnsi" w:cstheme="majorBidi"/>
       <w:bCs/>
-      <w:color w:val="4F81BD" w:themeColor="accent1"/>
     </w:rPr>
   </w:style>
   <w:style w:type="paragraph" w:styleId="4">
@@ -3978,13 +3985,12 @@
     <w:basedOn w:val="a2"/>
     <w:link w:val="21"/>
     <w:uiPriority w:val="9"/>
-    <w:rsid w:val="00FC693F"/>
+    <w:rsid w:val="00796B0F"/>
     <w:rPr>
-      <w:rFonts w:asciiTheme="majorHAnsi" w:eastAsiaTheme="majorEastAsia" w:hAnsiTheme="majorHAnsi" w:cstheme="majorBidi"/>
-      <w:b/>
+      <w:rFonts w:ascii="黑体" w:eastAsia="黑体" w:hAnsi="黑体" w:cstheme="majorBidi"/>
       <w:bCs/>
-      <w:color w:val="4F81BD" w:themeColor="accent1"/>
-      <w:sz w:val="26"/>
+      <w:color w:val="000000" w:themeColor="text1"/>
+      <w:sz w:val="28"/>
       <w:szCs w:val="26"/>
     </w:rPr>
   </w:style>
@@ -3993,12 +3999,11 @@
     <w:basedOn w:val="a2"/>
     <w:link w:val="31"/>
     <w:uiPriority w:val="9"/>
-    <w:rsid w:val="00FC693F"/>
+    <w:rsid w:val="004205E4"/>
     <w:rPr>
-      <w:rFonts w:asciiTheme="majorHAnsi" w:eastAsiaTheme="majorEastAsia" w:hAnsiTheme="majorHAnsi" w:cstheme="majorBidi"/>
-      <w:b/>
+      <w:rFonts w:asciiTheme="majorHAnsi" w:eastAsia="宋体" w:hAnsiTheme="majorHAnsi" w:cstheme="majorBidi"/>
       <w:bCs/>
-      <w:color w:val="4F81BD" w:themeColor="accent1"/>
+      <w:sz w:val="28"/>
     </w:rPr>
   </w:style>
   <w:style w:type="paragraph" w:styleId="aa">

--- a/app/report/templates/analysis_report_template.docx
+++ b/app/report/templates/analysis_report_template.docx
@@ -380,6 +380,11 @@
       </w:r>
     </w:p>
     <w:p>
+      <w:r>
+        <w:t>{% if nonCompliantRows %}</w:t>
+      </w:r>
+    </w:p>
+    <w:p>
       <w:pPr>
         <w:pStyle w:val="31"/>
         <w:rPr>
@@ -389,28 +394,10 @@
       </w:pPr>
       <w:r>
         <w:rPr>
+          <w:b/>
           <w:lang w:eastAsia="zh-CN"/>
         </w:rPr>
-        <w:t>1</w:t>
-      </w:r>
-      <w:r>
-        <w:rPr>
-          <w:lang w:eastAsia="zh-CN"/>
-        </w:rPr>
-        <w:t>、</w:t>
-      </w:r>
-      <w:r>
-        <w:rPr>
-          <w:rFonts w:hint="eastAsia"/>
-          <w:lang w:eastAsia="zh-CN"/>
-        </w:rPr>
-        <w:t>建设项目单障碍物</w:t>
-      </w:r>
-      <w:r>
-        <w:rPr>
-          <w:lang w:eastAsia="zh-CN"/>
-        </w:rPr>
-        <w:t>的台站限制高度要求如下：</w:t>
+        <w:t>{{ nonCompliantTitle }}</w:t>
       </w:r>
     </w:p>
     <w:tbl>
@@ -1679,6 +1666,16 @@
       </w:tr>
     </w:tbl>
     <w:p>
+      <w:r>
+        <w:t>{% endif %}</w:t>
+      </w:r>
+    </w:p>
+    <w:p>
+      <w:r>
+        <w:t>{% if compliantRows %}</w:t>
+      </w:r>
+    </w:p>
+    <w:p>
       <w:pPr>
         <w:pStyle w:val="31"/>
         <w:rPr>
@@ -1688,54 +1685,10 @@
       </w:pPr>
       <w:r>
         <w:rPr>
+          <w:b/>
           <w:lang w:eastAsia="zh-CN"/>
         </w:rPr>
-        <w:t>2</w:t>
-      </w:r>
-      <w:r>
-        <w:rPr>
-          <w:lang w:eastAsia="zh-CN"/>
-        </w:rPr>
-        <w:t>、</w:t>
-      </w:r>
-      <w:r>
-        <w:rPr>
-          <w:rFonts w:hint="eastAsia"/>
-          <w:lang w:eastAsia="zh-CN"/>
-        </w:rPr>
-        <w:t>建设项目单障碍物</w:t>
-      </w:r>
-      <w:r>
-        <w:rPr>
-          <w:lang w:eastAsia="zh-CN"/>
-        </w:rPr>
-        <w:t>满足以</w:t>
-      </w:r>
-      <w:proofErr w:type="gramStart"/>
-      <w:r>
-        <w:rPr>
-          <w:lang w:eastAsia="zh-CN"/>
-        </w:rPr>
-        <w:t>下台站</w:t>
-      </w:r>
-      <w:proofErr w:type="gramEnd"/>
-      <w:r>
-        <w:rPr>
-          <w:lang w:eastAsia="zh-CN"/>
-        </w:rPr>
-        <w:t>的标准要求</w:t>
-      </w:r>
-      <w:r>
-        <w:rPr>
-          <w:lang w:eastAsia="zh-CN"/>
-        </w:rPr>
-        <w:t>,</w:t>
-      </w:r>
-      <w:r>
-        <w:rPr>
-          <w:lang w:eastAsia="zh-CN"/>
-        </w:rPr>
-        <w:t>分析结果如下表所示：</w:t>
+        <w:t>{{ compliantTitle }}</w:t>
       </w:r>
     </w:p>
     <w:tbl>
@@ -3018,6 +2971,11 @@
         </w:tc>
       </w:tr>
     </w:tbl>
+    <w:p>
+      <w:r>
+        <w:t>{% endif %}</w:t>
+      </w:r>
+    </w:p>
     <w:p/>
     <w:p/>
     <w:p>
